--- a/assets/01-T Selección del Caso.docx
+++ b/assets/01-T Selección del Caso.docx
@@ -2618,6 +2618,606 @@
         </w:rPr>
         <w:t>Perfil del cliente</w:t>
       </w:r>
+      <w:commentRangeStart w:id="119438160"/>
+      <w:commentRangeStart w:id="1851663849"/>
+      <w:commentRangeEnd w:id="119438160"/>
+      <w:r>
+        <w:rPr>
+          <w:rStyle w:val="CommentReference"/>
+        </w:rPr>
+        <w:commentReference w:id="119438160"/>
+      </w:r>
+      <w:commentRangeEnd w:id="1851663849"/>
+      <w:r>
+        <w:rPr>
+          <w:rStyle w:val="CommentReference"/>
+        </w:rPr>
+        <w:commentReference w:id="1851663849"/>
+      </w:r>
+    </w:p>
+    <w:p>
+      <w:pPr>
+        <w:pStyle w:val="Heading3"/>
+      </w:pPr>
+      <w:r>
+        <w:rPr>
+          <w:rFonts w:ascii="Arial" w:hAnsi="Arial" w:eastAsia="Arial" w:cs="Arial"/>
+          <w:b w:val="1"/>
+          <w:bCs w:val="1"/>
+          <w:noProof w:val="0"/>
+          <w:sz w:val="18"/>
+          <w:szCs w:val="18"/>
+          <w:lang w:val="es-AR"/>
+        </w:rPr>
+        <w:t>Perfil del Cliente: Inversora de Capilla S.A.</w:t>
+      </w:r>
+    </w:p>
+    <w:p>
+      <w:pPr>
+        <w:pStyle w:val="ListParagraph"/>
+        <w:numPr>
+          <w:ilvl w:val="0"/>
+          <w:numId w:val="16"/>
+        </w:numPr>
+        <w:spacing w:before="0" w:beforeAutospacing="off" w:after="0" w:afterAutospacing="off"/>
+        <w:rPr>
+          <w:rFonts w:ascii="Arial" w:hAnsi="Arial" w:eastAsia="Arial" w:cs="Arial"/>
+          <w:noProof w:val="0"/>
+          <w:sz w:val="18"/>
+          <w:szCs w:val="18"/>
+          <w:lang w:val="es-AR"/>
+        </w:rPr>
+      </w:pPr>
+      <w:r>
+        <w:rPr>
+          <w:rFonts w:ascii="Arial" w:hAnsi="Arial" w:eastAsia="Arial" w:cs="Arial"/>
+          <w:b w:val="1"/>
+          <w:bCs w:val="1"/>
+          <w:noProof w:val="0"/>
+          <w:sz w:val="18"/>
+          <w:szCs w:val="18"/>
+          <w:lang w:val="es-AR"/>
+        </w:rPr>
+        <w:t>Nombre de la Organización:</w:t>
+      </w:r>
+      <w:r>
+        <w:rPr>
+          <w:rFonts w:ascii="Arial" w:hAnsi="Arial" w:eastAsia="Arial" w:cs="Arial"/>
+          <w:noProof w:val="0"/>
+          <w:sz w:val="18"/>
+          <w:szCs w:val="18"/>
+          <w:lang w:val="es-AR"/>
+        </w:rPr>
+        <w:t xml:space="preserve"> Inversora de Capilla S.A.</w:t>
+      </w:r>
+    </w:p>
+    <w:p>
+      <w:pPr>
+        <w:pStyle w:val="ListParagraph"/>
+        <w:numPr>
+          <w:ilvl w:val="0"/>
+          <w:numId w:val="16"/>
+        </w:numPr>
+        <w:spacing w:before="0" w:beforeAutospacing="off" w:after="0" w:afterAutospacing="off"/>
+        <w:rPr>
+          <w:rFonts w:ascii="Arial" w:hAnsi="Arial" w:eastAsia="Arial" w:cs="Arial"/>
+          <w:noProof w:val="0"/>
+          <w:sz w:val="18"/>
+          <w:szCs w:val="18"/>
+          <w:lang w:val="es-AR"/>
+        </w:rPr>
+      </w:pPr>
+      <w:r>
+        <w:rPr>
+          <w:rFonts w:ascii="Arial" w:hAnsi="Arial" w:eastAsia="Arial" w:cs="Arial"/>
+          <w:b w:val="1"/>
+          <w:bCs w:val="1"/>
+          <w:noProof w:val="0"/>
+          <w:sz w:val="18"/>
+          <w:szCs w:val="18"/>
+          <w:lang w:val="es-AR"/>
+        </w:rPr>
+        <w:t>Industria / Rubro:</w:t>
+      </w:r>
+      <w:r>
+        <w:rPr>
+          <w:rFonts w:ascii="Arial" w:hAnsi="Arial" w:eastAsia="Arial" w:cs="Arial"/>
+          <w:noProof w:val="0"/>
+          <w:sz w:val="18"/>
+          <w:szCs w:val="18"/>
+          <w:lang w:val="es-AR"/>
+        </w:rPr>
+        <w:t xml:space="preserve"> Inmobiliario / Desarrollos inmobiliarios</w:t>
+      </w:r>
+    </w:p>
+    <w:p>
+      <w:pPr>
+        <w:pStyle w:val="ListParagraph"/>
+        <w:numPr>
+          <w:ilvl w:val="0"/>
+          <w:numId w:val="16"/>
+        </w:numPr>
+        <w:spacing w:before="0" w:beforeAutospacing="off" w:after="0" w:afterAutospacing="off"/>
+        <w:rPr>
+          <w:rFonts w:ascii="Arial" w:hAnsi="Arial" w:eastAsia="Arial" w:cs="Arial"/>
+          <w:noProof w:val="0"/>
+          <w:sz w:val="18"/>
+          <w:szCs w:val="18"/>
+          <w:lang w:val="es-AR"/>
+        </w:rPr>
+      </w:pPr>
+      <w:r>
+        <w:rPr>
+          <w:rFonts w:ascii="Arial" w:hAnsi="Arial" w:eastAsia="Arial" w:cs="Arial"/>
+          <w:b w:val="1"/>
+          <w:bCs w:val="1"/>
+          <w:noProof w:val="0"/>
+          <w:sz w:val="18"/>
+          <w:szCs w:val="18"/>
+          <w:lang w:val="es-AR"/>
+        </w:rPr>
+        <w:t>Localización Principal:</w:t>
+      </w:r>
+      <w:r>
+        <w:rPr>
+          <w:rFonts w:ascii="Arial" w:hAnsi="Arial" w:eastAsia="Arial" w:cs="Arial"/>
+          <w:noProof w:val="0"/>
+          <w:sz w:val="18"/>
+          <w:szCs w:val="18"/>
+          <w:lang w:val="es-AR"/>
+        </w:rPr>
+        <w:t xml:space="preserve"> Los Cardales, Exaltación de la Cruz, Zona Norte de la provincia de Buenos Aires.</w:t>
+      </w:r>
+    </w:p>
+    <w:p>
+      <w:pPr>
+        <w:pStyle w:val="ListParagraph"/>
+        <w:numPr>
+          <w:ilvl w:val="0"/>
+          <w:numId w:val="16"/>
+        </w:numPr>
+        <w:spacing w:before="0" w:beforeAutospacing="off" w:after="0" w:afterAutospacing="off"/>
+        <w:rPr>
+          <w:rFonts w:ascii="Arial" w:hAnsi="Arial" w:eastAsia="Arial" w:cs="Arial"/>
+          <w:noProof w:val="0"/>
+          <w:sz w:val="18"/>
+          <w:szCs w:val="18"/>
+          <w:lang w:val="es-AR"/>
+        </w:rPr>
+      </w:pPr>
+      <w:r>
+        <w:rPr>
+          <w:rFonts w:ascii="Arial" w:hAnsi="Arial" w:eastAsia="Arial" w:cs="Arial"/>
+          <w:b w:val="1"/>
+          <w:bCs w:val="1"/>
+          <w:noProof w:val="0"/>
+          <w:sz w:val="18"/>
+          <w:szCs w:val="18"/>
+          <w:lang w:val="es-AR"/>
+        </w:rPr>
+        <w:t>Nivel de Facturación:</w:t>
+      </w:r>
+      <w:r>
+        <w:rPr>
+          <w:rFonts w:ascii="Arial" w:hAnsi="Arial" w:eastAsia="Arial" w:cs="Arial"/>
+          <w:noProof w:val="0"/>
+          <w:sz w:val="18"/>
+          <w:szCs w:val="18"/>
+          <w:lang w:val="es-AR"/>
+        </w:rPr>
+        <w:t xml:space="preserve"> Aproximadamente U$D 600.000 anuales.</w:t>
+      </w:r>
+    </w:p>
+    <w:p>
+      <w:pPr>
+        <w:pStyle w:val="ListParagraph"/>
+        <w:numPr>
+          <w:ilvl w:val="0"/>
+          <w:numId w:val="16"/>
+        </w:numPr>
+        <w:spacing w:before="0" w:beforeAutospacing="off" w:after="0" w:afterAutospacing="off"/>
+        <w:rPr>
+          <w:rFonts w:ascii="Arial" w:hAnsi="Arial" w:eastAsia="Arial" w:cs="Arial"/>
+          <w:noProof w:val="0"/>
+          <w:sz w:val="18"/>
+          <w:szCs w:val="18"/>
+          <w:lang w:val="es-AR"/>
+        </w:rPr>
+      </w:pPr>
+      <w:r>
+        <w:rPr>
+          <w:rFonts w:ascii="Arial" w:hAnsi="Arial" w:eastAsia="Arial" w:cs="Arial"/>
+          <w:b w:val="1"/>
+          <w:bCs w:val="1"/>
+          <w:noProof w:val="0"/>
+          <w:sz w:val="18"/>
+          <w:szCs w:val="18"/>
+          <w:lang w:val="es-AR"/>
+        </w:rPr>
+        <w:t>Naturaleza de la Empresa:</w:t>
+      </w:r>
+      <w:r>
+        <w:rPr>
+          <w:rFonts w:ascii="Arial" w:hAnsi="Arial" w:eastAsia="Arial" w:cs="Arial"/>
+          <w:noProof w:val="0"/>
+          <w:sz w:val="18"/>
+          <w:szCs w:val="18"/>
+          <w:lang w:val="es-AR"/>
+        </w:rPr>
+        <w:t xml:space="preserve"> Empresa familiar con una estructura de personal directa pequeña.</w:t>
+      </w:r>
+    </w:p>
+    <w:p>
+      <w:pPr>
+        <w:pStyle w:val="ListParagraph"/>
+        <w:numPr>
+          <w:ilvl w:val="0"/>
+          <w:numId w:val="16"/>
+        </w:numPr>
+        <w:spacing w:before="0" w:beforeAutospacing="off" w:after="0" w:afterAutospacing="off"/>
+        <w:rPr>
+          <w:rFonts w:ascii="Arial" w:hAnsi="Arial" w:eastAsia="Arial" w:cs="Arial"/>
+          <w:noProof w:val="0"/>
+          <w:sz w:val="18"/>
+          <w:szCs w:val="18"/>
+          <w:lang w:val="es-AR"/>
+        </w:rPr>
+      </w:pPr>
+      <w:r>
+        <w:rPr>
+          <w:rFonts w:ascii="Arial" w:hAnsi="Arial" w:eastAsia="Arial" w:cs="Arial"/>
+          <w:b w:val="1"/>
+          <w:bCs w:val="1"/>
+          <w:noProof w:val="0"/>
+          <w:sz w:val="18"/>
+          <w:szCs w:val="18"/>
+          <w:lang w:val="es-AR"/>
+        </w:rPr>
+        <w:t>Cantidad de Empleados / Estructura:</w:t>
+      </w:r>
+      <w:r>
+        <w:rPr>
+          <w:rFonts w:ascii="Arial" w:hAnsi="Arial" w:eastAsia="Arial" w:cs="Arial"/>
+          <w:noProof w:val="0"/>
+          <w:sz w:val="18"/>
+          <w:szCs w:val="18"/>
+          <w:lang w:val="es-AR"/>
+        </w:rPr>
+        <w:t xml:space="preserve"> * </w:t>
+      </w:r>
+      <w:r>
+        <w:rPr>
+          <w:rFonts w:ascii="Arial" w:hAnsi="Arial" w:eastAsia="Arial" w:cs="Arial"/>
+          <w:b w:val="1"/>
+          <w:bCs w:val="1"/>
+          <w:noProof w:val="0"/>
+          <w:sz w:val="18"/>
+          <w:szCs w:val="18"/>
+          <w:lang w:val="es-AR"/>
+        </w:rPr>
+        <w:t>Directos:</w:t>
+      </w:r>
+      <w:r>
+        <w:rPr>
+          <w:rFonts w:ascii="Arial" w:hAnsi="Arial" w:eastAsia="Arial" w:cs="Arial"/>
+          <w:noProof w:val="0"/>
+          <w:sz w:val="18"/>
+          <w:szCs w:val="18"/>
+          <w:lang w:val="es-AR"/>
+        </w:rPr>
+        <w:t xml:space="preserve"> Estructura nuclear de 5 personas (2 gerentes/socios y 3 administradores).</w:t>
+      </w:r>
+    </w:p>
+    <w:p>
+      <w:pPr>
+        <w:pStyle w:val="ListParagraph"/>
+        <w:numPr>
+          <w:ilvl w:val="1"/>
+          <w:numId w:val="16"/>
+        </w:numPr>
+        <w:spacing w:before="0" w:beforeAutospacing="off" w:after="0" w:afterAutospacing="off"/>
+        <w:rPr>
+          <w:rFonts w:ascii="Arial" w:hAnsi="Arial" w:eastAsia="Arial" w:cs="Arial"/>
+          <w:noProof w:val="0"/>
+          <w:sz w:val="18"/>
+          <w:szCs w:val="18"/>
+          <w:lang w:val="es-AR"/>
+        </w:rPr>
+      </w:pPr>
+      <w:r>
+        <w:rPr>
+          <w:rFonts w:ascii="Arial" w:hAnsi="Arial" w:eastAsia="Arial" w:cs="Arial"/>
+          <w:b w:val="1"/>
+          <w:bCs w:val="1"/>
+          <w:noProof w:val="0"/>
+          <w:sz w:val="18"/>
+          <w:szCs w:val="18"/>
+          <w:lang w:val="es-AR"/>
+        </w:rPr>
+        <w:t>Ecosistema Subcontratado:</w:t>
+      </w:r>
+      <w:r>
+        <w:rPr>
+          <w:rFonts w:ascii="Arial" w:hAnsi="Arial" w:eastAsia="Arial" w:cs="Arial"/>
+          <w:noProof w:val="0"/>
+          <w:sz w:val="18"/>
+          <w:szCs w:val="18"/>
+          <w:lang w:val="es-AR"/>
+        </w:rPr>
+        <w:t xml:space="preserve"> Involucra de manera constante y externa a un flujo de entre </w:t>
+      </w:r>
+      <w:r>
+        <w:rPr>
+          <w:rFonts w:ascii="Arial" w:hAnsi="Arial" w:eastAsia="Arial" w:cs="Arial"/>
+          <w:b w:val="1"/>
+          <w:bCs w:val="1"/>
+          <w:noProof w:val="0"/>
+          <w:sz w:val="18"/>
+          <w:szCs w:val="18"/>
+          <w:lang w:val="es-AR"/>
+        </w:rPr>
+        <w:t>40 y 70 personas</w:t>
+      </w:r>
+      <w:r>
+        <w:rPr>
+          <w:rFonts w:ascii="Arial" w:hAnsi="Arial" w:eastAsia="Arial" w:cs="Arial"/>
+          <w:noProof w:val="0"/>
+          <w:sz w:val="18"/>
+          <w:szCs w:val="18"/>
+          <w:lang w:val="es-AR"/>
+        </w:rPr>
+        <w:t xml:space="preserve"> según la etapa de las obras.</w:t>
+      </w:r>
+    </w:p>
+    <w:p>
+      <w:pPr>
+        <w:pStyle w:val="Heading3"/>
+      </w:pPr>
+      <w:r>
+        <w:rPr>
+          <w:rFonts w:ascii="Arial" w:hAnsi="Arial" w:eastAsia="Arial" w:cs="Arial"/>
+          <w:b w:val="1"/>
+          <w:bCs w:val="1"/>
+          <w:noProof w:val="0"/>
+          <w:sz w:val="18"/>
+          <w:szCs w:val="18"/>
+          <w:lang w:val="es-AR"/>
+        </w:rPr>
+        <w:t>Filosofía Corporativa</w:t>
+      </w:r>
+    </w:p>
+    <w:p>
+      <w:pPr>
+        <w:pStyle w:val="ListParagraph"/>
+        <w:numPr>
+          <w:ilvl w:val="0"/>
+          <w:numId w:val="17"/>
+        </w:numPr>
+        <w:spacing w:before="0" w:beforeAutospacing="off" w:after="0" w:afterAutospacing="off"/>
+        <w:rPr>
+          <w:rFonts w:ascii="Arial" w:hAnsi="Arial" w:eastAsia="Arial" w:cs="Arial"/>
+          <w:noProof w:val="0"/>
+          <w:sz w:val="18"/>
+          <w:szCs w:val="18"/>
+          <w:lang w:val="es-AR"/>
+        </w:rPr>
+      </w:pPr>
+      <w:r>
+        <w:rPr>
+          <w:rFonts w:ascii="Arial" w:hAnsi="Arial" w:eastAsia="Arial" w:cs="Arial"/>
+          <w:b w:val="1"/>
+          <w:bCs w:val="1"/>
+          <w:noProof w:val="0"/>
+          <w:sz w:val="18"/>
+          <w:szCs w:val="18"/>
+          <w:lang w:val="es-AR"/>
+        </w:rPr>
+        <w:t>Misión:</w:t>
+      </w:r>
+      <w:r>
+        <w:rPr>
+          <w:rFonts w:ascii="Arial" w:hAnsi="Arial" w:eastAsia="Arial" w:cs="Arial"/>
+          <w:noProof w:val="0"/>
+          <w:sz w:val="18"/>
+          <w:szCs w:val="18"/>
+          <w:lang w:val="es-AR"/>
+        </w:rPr>
+        <w:t xml:space="preserve"> Brindar desarrollos inmobiliarios integrales de alta calidad, promoviendo el contacto con la naturaleza, con un enfoque familiar y transparente en las relaciones.</w:t>
+      </w:r>
+    </w:p>
+    <w:p>
+      <w:pPr>
+        <w:pStyle w:val="ListParagraph"/>
+        <w:numPr>
+          <w:ilvl w:val="0"/>
+          <w:numId w:val="17"/>
+        </w:numPr>
+        <w:spacing w:before="0" w:beforeAutospacing="off" w:after="0" w:afterAutospacing="off"/>
+        <w:rPr>
+          <w:rFonts w:ascii="Arial" w:hAnsi="Arial" w:eastAsia="Arial" w:cs="Arial"/>
+          <w:noProof w:val="0"/>
+          <w:sz w:val="18"/>
+          <w:szCs w:val="18"/>
+          <w:lang w:val="es-AR"/>
+        </w:rPr>
+      </w:pPr>
+      <w:r>
+        <w:rPr>
+          <w:rFonts w:ascii="Arial" w:hAnsi="Arial" w:eastAsia="Arial" w:cs="Arial"/>
+          <w:b w:val="1"/>
+          <w:bCs w:val="1"/>
+          <w:noProof w:val="0"/>
+          <w:sz w:val="18"/>
+          <w:szCs w:val="18"/>
+          <w:lang w:val="es-AR"/>
+        </w:rPr>
+        <w:t>Visión:</w:t>
+      </w:r>
+      <w:r>
+        <w:rPr>
+          <w:rFonts w:ascii="Arial" w:hAnsi="Arial" w:eastAsia="Arial" w:cs="Arial"/>
+          <w:noProof w:val="0"/>
+          <w:sz w:val="18"/>
+          <w:szCs w:val="18"/>
+          <w:lang w:val="es-AR"/>
+        </w:rPr>
+        <w:t xml:space="preserve"> Expandir su horizonte operativo a nivel nacional e internacional, consolidándose como referentes de desarrollos inmobiliarios sustentables y eficientes a gran escala.</w:t>
+      </w:r>
+    </w:p>
+    <w:p>
+      <w:pPr>
+        <w:pStyle w:val="ListParagraph"/>
+        <w:numPr>
+          <w:ilvl w:val="0"/>
+          <w:numId w:val="17"/>
+        </w:numPr>
+        <w:spacing w:before="0" w:beforeAutospacing="off" w:after="0" w:afterAutospacing="off"/>
+        <w:rPr>
+          <w:rFonts w:ascii="Arial" w:hAnsi="Arial" w:eastAsia="Arial" w:cs="Arial"/>
+          <w:noProof w:val="0"/>
+          <w:sz w:val="18"/>
+          <w:szCs w:val="18"/>
+          <w:lang w:val="es-AR"/>
+        </w:rPr>
+      </w:pPr>
+      <w:r>
+        <w:rPr>
+          <w:rFonts w:ascii="Arial" w:hAnsi="Arial" w:eastAsia="Arial" w:cs="Arial"/>
+          <w:b w:val="1"/>
+          <w:bCs w:val="1"/>
+          <w:noProof w:val="0"/>
+          <w:sz w:val="18"/>
+          <w:szCs w:val="18"/>
+          <w:lang w:val="es-AR"/>
+        </w:rPr>
+        <w:t>Valores:</w:t>
+      </w:r>
+      <w:r>
+        <w:rPr>
+          <w:rFonts w:ascii="Arial" w:hAnsi="Arial" w:eastAsia="Arial" w:cs="Arial"/>
+          <w:noProof w:val="0"/>
+          <w:sz w:val="18"/>
+          <w:szCs w:val="18"/>
+          <w:lang w:val="es-AR"/>
+        </w:rPr>
+        <w:t xml:space="preserve"> Familiaridad, calidad, transparencia, compromiso sustentable, respeto y cercanía con las personas.</w:t>
+      </w:r>
+    </w:p>
+    <w:p>
+      <w:pPr>
+        <w:pStyle w:val="Heading3"/>
+      </w:pPr>
+      <w:r>
+        <w:rPr>
+          <w:rFonts w:ascii="Arial" w:hAnsi="Arial" w:eastAsia="Arial" w:cs="Arial"/>
+          <w:b w:val="1"/>
+          <w:bCs w:val="1"/>
+          <w:noProof w:val="0"/>
+          <w:sz w:val="18"/>
+          <w:szCs w:val="18"/>
+          <w:lang w:val="es-AR"/>
+        </w:rPr>
+        <w:t>Ecosistema de Negocio (Clientes y Proveedores)</w:t>
+      </w:r>
+    </w:p>
+    <w:p>
+      <w:pPr>
+        <w:pStyle w:val="ListParagraph"/>
+        <w:numPr>
+          <w:ilvl w:val="0"/>
+          <w:numId w:val="18"/>
+        </w:numPr>
+        <w:spacing w:before="0" w:beforeAutospacing="off" w:after="0" w:afterAutospacing="off"/>
+        <w:rPr>
+          <w:rFonts w:ascii="Arial" w:hAnsi="Arial" w:eastAsia="Arial" w:cs="Arial"/>
+          <w:noProof w:val="0"/>
+          <w:sz w:val="18"/>
+          <w:szCs w:val="18"/>
+          <w:lang w:val="es-AR"/>
+        </w:rPr>
+      </w:pPr>
+      <w:r>
+        <w:rPr>
+          <w:rFonts w:ascii="Arial" w:hAnsi="Arial" w:eastAsia="Arial" w:cs="Arial"/>
+          <w:b w:val="1"/>
+          <w:bCs w:val="1"/>
+          <w:noProof w:val="0"/>
+          <w:sz w:val="18"/>
+          <w:szCs w:val="18"/>
+          <w:lang w:val="es-AR"/>
+        </w:rPr>
+        <w:t>Productos y Servicios:</w:t>
+      </w:r>
+      <w:r>
+        <w:rPr>
+          <w:rFonts w:ascii="Arial" w:hAnsi="Arial" w:eastAsia="Arial" w:cs="Arial"/>
+          <w:noProof w:val="0"/>
+          <w:sz w:val="18"/>
+          <w:szCs w:val="18"/>
+          <w:lang w:val="es-AR"/>
+        </w:rPr>
+        <w:t xml:space="preserve"> Desarrollos inmobiliarios varios (barrios cerrados, loteos, loteos abiertos o proyectos de viviendas en entornos naturales).</w:t>
+      </w:r>
+    </w:p>
+    <w:p>
+      <w:pPr>
+        <w:pStyle w:val="ListParagraph"/>
+        <w:numPr>
+          <w:ilvl w:val="0"/>
+          <w:numId w:val="18"/>
+        </w:numPr>
+        <w:spacing w:before="0" w:beforeAutospacing="off" w:after="0" w:afterAutospacing="off"/>
+        <w:rPr>
+          <w:rFonts w:ascii="Arial" w:hAnsi="Arial" w:eastAsia="Arial" w:cs="Arial"/>
+          <w:noProof w:val="0"/>
+          <w:sz w:val="18"/>
+          <w:szCs w:val="18"/>
+          <w:lang w:val="es-AR"/>
+        </w:rPr>
+      </w:pPr>
+      <w:r>
+        <w:rPr>
+          <w:rFonts w:ascii="Arial" w:hAnsi="Arial" w:eastAsia="Arial" w:cs="Arial"/>
+          <w:b w:val="1"/>
+          <w:bCs w:val="1"/>
+          <w:noProof w:val="0"/>
+          <w:sz w:val="18"/>
+          <w:szCs w:val="18"/>
+          <w:lang w:val="es-AR"/>
+        </w:rPr>
+        <w:t>Clientes Objetivo:</w:t>
+      </w:r>
+      <w:r>
+        <w:rPr>
+          <w:rFonts w:ascii="Arial" w:hAnsi="Arial" w:eastAsia="Arial" w:cs="Arial"/>
+          <w:noProof w:val="0"/>
+          <w:sz w:val="18"/>
+          <w:szCs w:val="18"/>
+          <w:lang w:val="es-AR"/>
+        </w:rPr>
+        <w:t xml:space="preserve"> Personas y familias que buscan un cambio de estilo de vida, priorizando vivir o invertir en un entorno seguro y en contacto directo con la naturaleza.</w:t>
+      </w:r>
+    </w:p>
+    <w:p>
+      <w:pPr>
+        <w:rPr>
+          <w:lang w:val="es-AR"/>
+        </w:rPr>
+      </w:pPr>
+    </w:p>
+    <w:p>
+      <w:pPr>
+        <w:pStyle w:val="Heading2"/>
+        <w:rPr>
+          <w:lang w:val="es-AR"/>
+        </w:rPr>
+      </w:pPr>
+      <w:r>
+        <w:rPr>
+          <w:lang w:val="es-AR"/>
+        </w:rPr>
+        <w:t>Identidad organizacional</w:t>
+      </w:r>
     </w:p>
     <w:p>
       <w:pPr>
@@ -2628,16 +3228,248 @@
         <w:ind w:left="0" w:right="0"/>
         <w:jc w:val="left"/>
         <w:rPr>
-          <w:noProof w:val="0"/>
-          <w:lang w:val="es-AR"/>
-        </w:rPr>
-      </w:pPr>
-      <w:r>
-        <w:rPr>
-          <w:noProof w:val="0"/>
-          <w:lang w:val="es-AR"/>
-        </w:rPr>
-        <w:t>Nombre: Inversora de Capilla S.A.</w:t>
+          <w:lang w:val="en-US"/>
+        </w:rPr>
+      </w:pPr>
+      <w:r>
+        <w:rPr>
+          <w:lang w:val="en-US"/>
+        </w:rPr>
+        <w:t xml:space="preserve">Visión: </w:t>
+      </w:r>
+      <w:r>
+        <w:rPr>
+          <w:lang w:val="en-US"/>
+        </w:rPr>
+        <w:t>transformarse</w:t>
+      </w:r>
+      <w:r>
+        <w:rPr>
+          <w:lang w:val="en-US"/>
+        </w:rPr>
+        <w:t xml:space="preserve"> </w:t>
+      </w:r>
+      <w:r>
+        <w:rPr>
+          <w:lang w:val="en-US"/>
+        </w:rPr>
+        <w:t>en</w:t>
+      </w:r>
+      <w:r>
+        <w:rPr>
+          <w:lang w:val="en-US"/>
+        </w:rPr>
+        <w:t xml:space="preserve"> </w:t>
+      </w:r>
+      <w:r>
+        <w:rPr>
+          <w:lang w:val="en-US"/>
+        </w:rPr>
+        <w:t>una</w:t>
+      </w:r>
+      <w:r>
+        <w:rPr>
+          <w:lang w:val="en-US"/>
+        </w:rPr>
+        <w:t xml:space="preserve"> </w:t>
+      </w:r>
+      <w:r>
+        <w:rPr>
+          <w:lang w:val="en-US"/>
+        </w:rPr>
+        <w:t>empresa</w:t>
+      </w:r>
+      <w:r>
+        <w:rPr>
+          <w:lang w:val="en-US"/>
+        </w:rPr>
+        <w:t xml:space="preserve"> de </w:t>
+      </w:r>
+      <w:r>
+        <w:rPr>
+          <w:lang w:val="en-US"/>
+        </w:rPr>
+        <w:t>desarrollo</w:t>
+      </w:r>
+      <w:r>
+        <w:rPr>
+          <w:lang w:val="en-US"/>
+        </w:rPr>
+        <w:t xml:space="preserve"> </w:t>
+      </w:r>
+      <w:r>
+        <w:rPr>
+          <w:lang w:val="en-US"/>
+        </w:rPr>
+        <w:t>inmobiliario</w:t>
+      </w:r>
+      <w:r>
+        <w:rPr>
+          <w:lang w:val="en-US"/>
+        </w:rPr>
+        <w:t xml:space="preserve"> </w:t>
+      </w:r>
+      <w:r>
+        <w:rPr>
+          <w:lang w:val="en-US"/>
+        </w:rPr>
+        <w:t>que</w:t>
+      </w:r>
+      <w:r>
+        <w:rPr>
+          <w:lang w:val="en-US"/>
+        </w:rPr>
+        <w:t xml:space="preserve"> </w:t>
+      </w:r>
+      <w:r>
+        <w:rPr>
+          <w:lang w:val="en-US"/>
+        </w:rPr>
+        <w:t>pueda</w:t>
+      </w:r>
+      <w:r>
+        <w:rPr>
+          <w:lang w:val="en-US"/>
+        </w:rPr>
+        <w:t xml:space="preserve"> </w:t>
+      </w:r>
+      <w:r>
+        <w:rPr>
+          <w:lang w:val="en-US"/>
+        </w:rPr>
+        <w:t>generar</w:t>
+      </w:r>
+      <w:r>
+        <w:rPr>
+          <w:lang w:val="en-US"/>
+        </w:rPr>
+        <w:t xml:space="preserve"> </w:t>
+      </w:r>
+      <w:r>
+        <w:rPr>
+          <w:lang w:val="en-US"/>
+        </w:rPr>
+        <w:t>varios</w:t>
+      </w:r>
+      <w:r>
+        <w:rPr>
+          <w:lang w:val="en-US"/>
+        </w:rPr>
+        <w:t xml:space="preserve"> </w:t>
+      </w:r>
+      <w:r>
+        <w:rPr>
+          <w:lang w:val="en-US"/>
+        </w:rPr>
+        <w:t>desarrollos</w:t>
+      </w:r>
+      <w:r>
+        <w:rPr>
+          <w:lang w:val="en-US"/>
+        </w:rPr>
+        <w:t xml:space="preserve"> </w:t>
+      </w:r>
+      <w:r>
+        <w:rPr>
+          <w:lang w:val="en-US"/>
+        </w:rPr>
+        <w:t>en</w:t>
+      </w:r>
+      <w:r>
+        <w:rPr>
+          <w:lang w:val="en-US"/>
+        </w:rPr>
+        <w:t xml:space="preserve"> </w:t>
+      </w:r>
+      <w:r>
+        <w:rPr>
+          <w:lang w:val="en-US"/>
+        </w:rPr>
+        <w:t>sim</w:t>
+      </w:r>
+      <w:r>
+        <w:rPr>
+          <w:lang w:val="en-US"/>
+        </w:rPr>
+        <w:t>ultaneo</w:t>
+      </w:r>
+      <w:r>
+        <w:rPr>
+          <w:lang w:val="en-US"/>
+        </w:rPr>
+        <w:t xml:space="preserve">, tanto </w:t>
+      </w:r>
+      <w:r>
+        <w:rPr>
+          <w:lang w:val="en-US"/>
+        </w:rPr>
+        <w:t>en</w:t>
+      </w:r>
+      <w:r>
+        <w:rPr>
+          <w:lang w:val="en-US"/>
+        </w:rPr>
+        <w:t xml:space="preserve"> </w:t>
+      </w:r>
+      <w:r>
+        <w:rPr>
+          <w:lang w:val="en-US"/>
+        </w:rPr>
+        <w:t>el</w:t>
+      </w:r>
+      <w:r>
+        <w:rPr>
+          <w:lang w:val="en-US"/>
+        </w:rPr>
+        <w:t xml:space="preserve"> </w:t>
+      </w:r>
+      <w:r>
+        <w:rPr>
+          <w:lang w:val="en-US"/>
+        </w:rPr>
+        <w:t>país</w:t>
+      </w:r>
+      <w:r>
+        <w:rPr>
+          <w:lang w:val="en-US"/>
+        </w:rPr>
+        <w:t xml:space="preserve"> </w:t>
+      </w:r>
+      <w:r>
+        <w:rPr>
+          <w:lang w:val="en-US"/>
+        </w:rPr>
+        <w:t>como</w:t>
+      </w:r>
+      <w:r>
+        <w:rPr>
+          <w:lang w:val="en-US"/>
+        </w:rPr>
+        <w:t xml:space="preserve"> </w:t>
+      </w:r>
+      <w:r>
+        <w:rPr>
+          <w:lang w:val="en-US"/>
+        </w:rPr>
+        <w:t>en</w:t>
+      </w:r>
+      <w:r>
+        <w:rPr>
+          <w:lang w:val="en-US"/>
+        </w:rPr>
+        <w:t xml:space="preserve"> </w:t>
+      </w:r>
+      <w:r>
+        <w:rPr>
+          <w:lang w:val="en-US"/>
+        </w:rPr>
+        <w:t>el</w:t>
+      </w:r>
+      <w:r>
+        <w:rPr>
+          <w:lang w:val="en-US"/>
+        </w:rPr>
+        <w:t xml:space="preserve"> exterior.</w:t>
       </w:r>
     </w:p>
     <w:p>
@@ -2649,16 +3481,152 @@
         <w:ind w:left="0" w:right="0"/>
         <w:jc w:val="left"/>
         <w:rPr>
-          <w:noProof w:val="0"/>
-          <w:lang w:val="es-AR"/>
-        </w:rPr>
-      </w:pPr>
-      <w:r>
-        <w:rPr>
-          <w:noProof w:val="0"/>
-          <w:lang w:val="es-AR"/>
-        </w:rPr>
-        <w:t>Rubro: inmobiliario</w:t>
+          <w:lang w:val="en-US"/>
+        </w:rPr>
+      </w:pPr>
+      <w:r>
+        <w:rPr>
+          <w:lang w:val="en-US"/>
+        </w:rPr>
+        <w:t xml:space="preserve">Misión: </w:t>
+      </w:r>
+      <w:r>
+        <w:rPr>
+          <w:lang w:val="en-US"/>
+        </w:rPr>
+        <w:t>generar</w:t>
+      </w:r>
+      <w:r>
+        <w:rPr>
+          <w:lang w:val="en-US"/>
+        </w:rPr>
+        <w:t xml:space="preserve"> </w:t>
+      </w:r>
+      <w:r>
+        <w:rPr>
+          <w:lang w:val="en-US"/>
+        </w:rPr>
+        <w:t>espacios</w:t>
+      </w:r>
+      <w:r>
+        <w:rPr>
+          <w:lang w:val="en-US"/>
+        </w:rPr>
+        <w:t xml:space="preserve"> </w:t>
+      </w:r>
+      <w:r>
+        <w:rPr>
+          <w:lang w:val="en-US"/>
+        </w:rPr>
+        <w:t>orgánicos</w:t>
+      </w:r>
+      <w:r>
+        <w:rPr>
+          <w:lang w:val="en-US"/>
+        </w:rPr>
+        <w:t xml:space="preserve"> </w:t>
+      </w:r>
+      <w:r>
+        <w:rPr>
+          <w:lang w:val="en-US"/>
+        </w:rPr>
+        <w:t xml:space="preserve">y </w:t>
+      </w:r>
+      <w:r>
+        <w:rPr>
+          <w:lang w:val="en-US"/>
+        </w:rPr>
+        <w:t>respetuosos</w:t>
+      </w:r>
+      <w:r>
+        <w:rPr>
+          <w:lang w:val="en-US"/>
+        </w:rPr>
+        <w:t xml:space="preserve"> con </w:t>
+      </w:r>
+      <w:r>
+        <w:rPr>
+          <w:lang w:val="en-US"/>
+        </w:rPr>
+        <w:t>el</w:t>
+      </w:r>
+      <w:r>
+        <w:rPr>
+          <w:lang w:val="en-US"/>
+        </w:rPr>
+        <w:t xml:space="preserve"> medio </w:t>
+      </w:r>
+      <w:r>
+        <w:rPr>
+          <w:lang w:val="en-US"/>
+        </w:rPr>
+        <w:t>ambiente</w:t>
+      </w:r>
+      <w:r>
+        <w:rPr>
+          <w:lang w:val="en-US"/>
+        </w:rPr>
+        <w:t xml:space="preserve">, </w:t>
+      </w:r>
+      <w:r>
+        <w:rPr>
+          <w:lang w:val="en-US"/>
+        </w:rPr>
+        <w:t>dónde</w:t>
+      </w:r>
+      <w:r>
+        <w:rPr>
+          <w:lang w:val="en-US"/>
+        </w:rPr>
+        <w:t xml:space="preserve"> las personas </w:t>
+      </w:r>
+      <w:r>
+        <w:rPr>
+          <w:lang w:val="en-US"/>
+        </w:rPr>
+        <w:t>puedan</w:t>
+      </w:r>
+      <w:r>
+        <w:rPr>
+          <w:lang w:val="en-US"/>
+        </w:rPr>
+        <w:t xml:space="preserve"> </w:t>
+      </w:r>
+      <w:r>
+        <w:rPr>
+          <w:lang w:val="en-US"/>
+        </w:rPr>
+        <w:t>vivir</w:t>
+      </w:r>
+      <w:r>
+        <w:rPr>
+          <w:lang w:val="en-US"/>
+        </w:rPr>
+        <w:t xml:space="preserve"> bien, </w:t>
+      </w:r>
+      <w:r>
+        <w:rPr>
+          <w:lang w:val="en-US"/>
+        </w:rPr>
+        <w:t>cómoda</w:t>
+      </w:r>
+      <w:r>
+        <w:rPr>
+          <w:lang w:val="en-US"/>
+        </w:rPr>
+        <w:t xml:space="preserve"> y </w:t>
+      </w:r>
+      <w:r>
+        <w:rPr>
+          <w:lang w:val="en-US"/>
+        </w:rPr>
+        <w:t>tranquila</w:t>
+      </w:r>
+      <w:r>
+        <w:rPr>
+          <w:lang w:val="en-US"/>
+        </w:rPr>
+        <w:t>.</w:t>
       </w:r>
     </w:p>
     <w:p>
@@ -2670,17 +3638,892 @@
         <w:ind w:left="0" w:right="0"/>
         <w:jc w:val="left"/>
         <w:rPr>
-          <w:noProof w:val="0"/>
-          <w:lang w:val="es-AR"/>
-        </w:rPr>
-      </w:pPr>
-      <w:r>
-        <w:rPr>
-          <w:noProof w:val="0"/>
-          <w:lang w:val="es-AR"/>
-        </w:rPr>
-        <w:t>Facturación: +/- U$D 600.000 anuales</w:t>
-      </w:r>
+          <w:lang w:val="en-US"/>
+        </w:rPr>
+      </w:pPr>
+      <w:r>
+        <w:rPr>
+          <w:lang w:val="en-US"/>
+        </w:rPr>
+        <w:t xml:space="preserve">Valores: </w:t>
+      </w:r>
+      <w:r>
+        <w:rPr>
+          <w:lang w:val="en-US"/>
+        </w:rPr>
+        <w:t>hacer</w:t>
+      </w:r>
+      <w:r>
+        <w:rPr>
+          <w:lang w:val="en-US"/>
+        </w:rPr>
+        <w:t xml:space="preserve"> las </w:t>
+      </w:r>
+      <w:r>
+        <w:rPr>
+          <w:lang w:val="en-US"/>
+        </w:rPr>
+        <w:t>cosas</w:t>
+      </w:r>
+      <w:r>
+        <w:rPr>
+          <w:lang w:val="en-US"/>
+        </w:rPr>
+        <w:t xml:space="preserve"> lo </w:t>
+      </w:r>
+      <w:r>
+        <w:rPr>
+          <w:lang w:val="en-US"/>
+        </w:rPr>
+        <w:t>mejor</w:t>
+      </w:r>
+      <w:r>
+        <w:rPr>
+          <w:lang w:val="en-US"/>
+        </w:rPr>
+        <w:t xml:space="preserve"> </w:t>
+      </w:r>
+      <w:r>
+        <w:rPr>
+          <w:lang w:val="en-US"/>
+        </w:rPr>
+        <w:t>posible</w:t>
+      </w:r>
+      <w:r>
+        <w:rPr>
+          <w:lang w:val="en-US"/>
+        </w:rPr>
+        <w:t xml:space="preserve">, </w:t>
+      </w:r>
+      <w:r>
+        <w:rPr>
+          <w:lang w:val="en-US"/>
+        </w:rPr>
+        <w:t>siendo</w:t>
+      </w:r>
+      <w:r>
+        <w:rPr>
+          <w:lang w:val="en-US"/>
+        </w:rPr>
+        <w:t xml:space="preserve"> </w:t>
+      </w:r>
+      <w:r>
+        <w:rPr>
+          <w:lang w:val="en-US"/>
+        </w:rPr>
+        <w:t>responsables</w:t>
+      </w:r>
+      <w:r>
+        <w:rPr>
+          <w:lang w:val="en-US"/>
+        </w:rPr>
+        <w:t xml:space="preserve"> con </w:t>
+      </w:r>
+      <w:r>
+        <w:rPr>
+          <w:lang w:val="en-US"/>
+        </w:rPr>
+        <w:t>el</w:t>
+      </w:r>
+      <w:r>
+        <w:rPr>
+          <w:lang w:val="en-US"/>
+        </w:rPr>
+        <w:t xml:space="preserve"> medio </w:t>
+      </w:r>
+      <w:r>
+        <w:rPr>
+          <w:lang w:val="en-US"/>
+        </w:rPr>
+        <w:t>ambiente</w:t>
+      </w:r>
+      <w:r>
+        <w:rPr>
+          <w:lang w:val="en-US"/>
+        </w:rPr>
+        <w:t xml:space="preserve"> y</w:t>
+      </w:r>
+      <w:r>
+        <w:rPr>
+          <w:lang w:val="en-US"/>
+        </w:rPr>
+        <w:t xml:space="preserve"> </w:t>
+      </w:r>
+      <w:r>
+        <w:rPr>
+          <w:lang w:val="en-US"/>
+        </w:rPr>
+        <w:t>respetuosos</w:t>
+      </w:r>
+      <w:r>
+        <w:rPr>
+          <w:lang w:val="en-US"/>
+        </w:rPr>
+        <w:t xml:space="preserve"> con las personas</w:t>
+      </w:r>
+      <w:r>
+        <w:rPr>
+          <w:lang w:val="en-US"/>
+        </w:rPr>
+        <w:t>.</w:t>
+      </w:r>
+    </w:p>
+    <w:p>
+      <w:pPr>
+        <w:pStyle w:val="Heading2"/>
+        <w:rPr>
+          <w:lang w:val="es-AR"/>
+        </w:rPr>
+      </w:pPr>
+      <w:r>
+        <w:rPr>
+          <w:lang w:val="es-AR"/>
+        </w:rPr>
+        <w:t>Objetivos estratégicos</w:t>
+      </w:r>
+    </w:p>
+    <w:p>
+      <w:pPr>
+        <w:spacing w:before="0" w:beforeAutospacing="off" w:after="240" w:afterAutospacing="off"/>
+      </w:pPr>
+      <w:r>
+        <w:rPr>
+          <w:rFonts w:ascii="Arial" w:hAnsi="Arial" w:eastAsia="Arial" w:cs="Arial"/>
+          <w:noProof w:val="0"/>
+          <w:sz w:val="18"/>
+          <w:szCs w:val="18"/>
+          <w:lang w:val="en-US"/>
+        </w:rPr>
+        <w:t>A partir de la visión de expansión y la problemática de falta de integración detectada, se definen los siguientes objetivos bajo el marco SMART:</w:t>
+      </w:r>
+    </w:p>
+    <w:p>
+      <w:pPr>
+        <w:pStyle w:val="ListParagraph"/>
+        <w:numPr>
+          <w:ilvl w:val="0"/>
+          <w:numId w:val="12"/>
+        </w:numPr>
+        <w:spacing w:before="240" w:beforeAutospacing="off" w:after="240" w:afterAutospacing="off"/>
+        <w:rPr>
+          <w:rFonts w:ascii="Arial" w:hAnsi="Arial" w:eastAsia="Arial" w:cs="Arial"/>
+          <w:noProof w:val="0"/>
+          <w:sz w:val="18"/>
+          <w:szCs w:val="18"/>
+          <w:lang w:val="en-US"/>
+        </w:rPr>
+      </w:pPr>
+      <w:r>
+        <w:rPr>
+          <w:rFonts w:ascii="Arial" w:hAnsi="Arial" w:eastAsia="Arial" w:cs="Arial"/>
+          <w:b w:val="1"/>
+          <w:bCs w:val="1"/>
+          <w:noProof w:val="0"/>
+          <w:sz w:val="18"/>
+          <w:szCs w:val="18"/>
+          <w:lang w:val="en-US"/>
+        </w:rPr>
+        <w:t>Eficiencia Operativa e Integración:</w:t>
+      </w:r>
+      <w:r>
+        <w:rPr>
+          <w:rFonts w:ascii="Arial" w:hAnsi="Arial" w:eastAsia="Arial" w:cs="Arial"/>
+          <w:noProof w:val="0"/>
+          <w:sz w:val="18"/>
+          <w:szCs w:val="18"/>
+          <w:lang w:val="en-US"/>
+        </w:rPr>
+        <w:t xml:space="preserve"> Implementar un sistema de gestión que integre las bases de datos contables y operativas para reducir la carga manual de datos en un 80% en los próximos 12 meses.</w:t>
+      </w:r>
+    </w:p>
+    <w:p>
+      <w:pPr>
+        <w:pStyle w:val="ListParagraph"/>
+        <w:numPr>
+          <w:ilvl w:val="0"/>
+          <w:numId w:val="12"/>
+        </w:numPr>
+        <w:spacing w:before="240" w:beforeAutospacing="off" w:after="240" w:afterAutospacing="off"/>
+        <w:rPr>
+          <w:rFonts w:ascii="Arial" w:hAnsi="Arial" w:eastAsia="Arial" w:cs="Arial"/>
+          <w:noProof w:val="0"/>
+          <w:sz w:val="18"/>
+          <w:szCs w:val="18"/>
+          <w:lang w:val="en-US"/>
+        </w:rPr>
+      </w:pPr>
+      <w:r>
+        <w:rPr>
+          <w:rFonts w:ascii="Arial" w:hAnsi="Arial" w:eastAsia="Arial" w:cs="Arial"/>
+          <w:b w:val="1"/>
+          <w:bCs w:val="1"/>
+          <w:noProof w:val="0"/>
+          <w:sz w:val="18"/>
+          <w:szCs w:val="18"/>
+          <w:lang w:val="en-US"/>
+        </w:rPr>
+        <w:t>Expansión Territorial:</w:t>
+      </w:r>
+      <w:r>
+        <w:rPr>
+          <w:rFonts w:ascii="Arial" w:hAnsi="Arial" w:eastAsia="Arial" w:cs="Arial"/>
+          <w:noProof w:val="0"/>
+          <w:sz w:val="18"/>
+          <w:szCs w:val="18"/>
+          <w:lang w:val="en-US"/>
+        </w:rPr>
+        <w:t xml:space="preserve"> Iniciar al menos un proyecto de desarrollo inmobiliario fuera de la Zona Norte de la provincia de Buenos Aires (nacional o internacional) en un plazo de 5 años. </w:t>
+      </w:r>
+    </w:p>
+    <w:p>
+      <w:pPr>
+        <w:pStyle w:val="ListParagraph"/>
+        <w:numPr>
+          <w:ilvl w:val="0"/>
+          <w:numId w:val="12"/>
+        </w:numPr>
+        <w:spacing w:before="240" w:beforeAutospacing="off" w:after="240" w:afterAutospacing="off"/>
+        <w:rPr>
+          <w:rFonts w:ascii="Arial" w:hAnsi="Arial" w:eastAsia="Arial" w:cs="Arial"/>
+          <w:noProof w:val="0"/>
+          <w:sz w:val="18"/>
+          <w:szCs w:val="18"/>
+          <w:lang w:val="en-US"/>
+        </w:rPr>
+      </w:pPr>
+      <w:r>
+        <w:rPr>
+          <w:rFonts w:ascii="Arial" w:hAnsi="Arial" w:eastAsia="Arial" w:cs="Arial"/>
+          <w:b w:val="1"/>
+          <w:bCs w:val="1"/>
+          <w:noProof w:val="0"/>
+          <w:sz w:val="18"/>
+          <w:szCs w:val="18"/>
+          <w:lang w:val="en-US"/>
+        </w:rPr>
+        <w:t>Digitalización y Gestión del Conocimiento:</w:t>
+      </w:r>
+      <w:r>
+        <w:rPr>
+          <w:rFonts w:ascii="Arial" w:hAnsi="Arial" w:eastAsia="Arial" w:cs="Arial"/>
+          <w:noProof w:val="0"/>
+          <w:sz w:val="18"/>
+          <w:szCs w:val="18"/>
+          <w:lang w:val="en-US"/>
+        </w:rPr>
+        <w:t xml:space="preserve"> Lograr que el 100% de la documentación de obra y comercial esté centralizada en un repositorio único digital accesible para todo el equipo en un plazo de 6 meses, eliminando la dependencia de registros informales. </w:t>
+      </w:r>
+    </w:p>
+    <w:p>
+      <w:pPr>
+        <w:pStyle w:val="ListParagraph"/>
+        <w:numPr>
+          <w:ilvl w:val="0"/>
+          <w:numId w:val="12"/>
+        </w:numPr>
+        <w:spacing w:before="240" w:beforeAutospacing="off" w:after="240" w:afterAutospacing="off"/>
+        <w:rPr>
+          <w:rFonts w:ascii="Arial" w:hAnsi="Arial" w:eastAsia="Arial" w:cs="Arial"/>
+          <w:noProof w:val="0"/>
+          <w:sz w:val="18"/>
+          <w:szCs w:val="18"/>
+          <w:lang w:val="en-US"/>
+        </w:rPr>
+      </w:pPr>
+      <w:r>
+        <w:rPr>
+          <w:rFonts w:ascii="Arial" w:hAnsi="Arial" w:eastAsia="Arial" w:cs="Arial"/>
+          <w:b w:val="1"/>
+          <w:bCs w:val="1"/>
+          <w:noProof w:val="0"/>
+          <w:sz w:val="18"/>
+          <w:szCs w:val="18"/>
+          <w:lang w:val="en-US"/>
+        </w:rPr>
+        <w:t>Crecimiento</w:t>
+      </w:r>
+      <w:r>
+        <w:rPr>
+          <w:rFonts w:ascii="Arial" w:hAnsi="Arial" w:eastAsia="Arial" w:cs="Arial"/>
+          <w:b w:val="1"/>
+          <w:bCs w:val="1"/>
+          <w:noProof w:val="0"/>
+          <w:sz w:val="18"/>
+          <w:szCs w:val="18"/>
+          <w:lang w:val="en-US"/>
+        </w:rPr>
+        <w:t xml:space="preserve"> de Ventas:</w:t>
+      </w:r>
+      <w:r>
+        <w:rPr>
+          <w:rFonts w:ascii="Arial" w:hAnsi="Arial" w:eastAsia="Arial" w:cs="Arial"/>
+          <w:noProof w:val="0"/>
+          <w:sz w:val="18"/>
+          <w:szCs w:val="18"/>
+          <w:lang w:val="en-US"/>
+        </w:rPr>
+        <w:t xml:space="preserve"> </w:t>
+      </w:r>
+      <w:r>
+        <w:rPr>
+          <w:rFonts w:ascii="Arial" w:hAnsi="Arial" w:eastAsia="Arial" w:cs="Arial"/>
+          <w:noProof w:val="0"/>
+          <w:sz w:val="18"/>
+          <w:szCs w:val="18"/>
+          <w:lang w:val="en-US"/>
+        </w:rPr>
+        <w:t>Incrementar</w:t>
+      </w:r>
+      <w:r>
+        <w:rPr>
+          <w:rFonts w:ascii="Arial" w:hAnsi="Arial" w:eastAsia="Arial" w:cs="Arial"/>
+          <w:noProof w:val="0"/>
+          <w:sz w:val="18"/>
+          <w:szCs w:val="18"/>
+          <w:lang w:val="en-US"/>
+        </w:rPr>
+        <w:t xml:space="preserve"> la </w:t>
+      </w:r>
+      <w:r>
+        <w:rPr>
+          <w:rFonts w:ascii="Arial" w:hAnsi="Arial" w:eastAsia="Arial" w:cs="Arial"/>
+          <w:noProof w:val="0"/>
+          <w:sz w:val="18"/>
+          <w:szCs w:val="18"/>
+          <w:lang w:val="en-US"/>
+        </w:rPr>
+        <w:t>captación</w:t>
+      </w:r>
+      <w:r>
+        <w:rPr>
+          <w:rFonts w:ascii="Arial" w:hAnsi="Arial" w:eastAsia="Arial" w:cs="Arial"/>
+          <w:noProof w:val="0"/>
+          <w:sz w:val="18"/>
+          <w:szCs w:val="18"/>
+          <w:lang w:val="en-US"/>
+        </w:rPr>
+        <w:t xml:space="preserve"> de leads </w:t>
+      </w:r>
+      <w:r>
+        <w:rPr>
+          <w:rFonts w:ascii="Arial" w:hAnsi="Arial" w:eastAsia="Arial" w:cs="Arial"/>
+          <w:noProof w:val="0"/>
+          <w:sz w:val="18"/>
+          <w:szCs w:val="18"/>
+          <w:lang w:val="en-US"/>
+        </w:rPr>
+        <w:t>en</w:t>
+      </w:r>
+      <w:r>
+        <w:rPr>
+          <w:rFonts w:ascii="Arial" w:hAnsi="Arial" w:eastAsia="Arial" w:cs="Arial"/>
+          <w:noProof w:val="0"/>
+          <w:sz w:val="18"/>
+          <w:szCs w:val="18"/>
+          <w:lang w:val="en-US"/>
+        </w:rPr>
+        <w:t xml:space="preserve"> un 30% </w:t>
+      </w:r>
+      <w:r>
+        <w:rPr>
+          <w:rFonts w:ascii="Arial" w:hAnsi="Arial" w:eastAsia="Arial" w:cs="Arial"/>
+          <w:noProof w:val="0"/>
+          <w:sz w:val="18"/>
+          <w:szCs w:val="18"/>
+          <w:lang w:val="en-US"/>
+        </w:rPr>
+        <w:t>anual</w:t>
+      </w:r>
+      <w:r>
+        <w:rPr>
+          <w:rFonts w:ascii="Arial" w:hAnsi="Arial" w:eastAsia="Arial" w:cs="Arial"/>
+          <w:noProof w:val="0"/>
+          <w:sz w:val="18"/>
+          <w:szCs w:val="18"/>
+          <w:lang w:val="en-US"/>
+        </w:rPr>
+        <w:t xml:space="preserve"> </w:t>
+      </w:r>
+      <w:r>
+        <w:rPr>
+          <w:rFonts w:ascii="Arial" w:hAnsi="Arial" w:eastAsia="Arial" w:cs="Arial"/>
+          <w:noProof w:val="0"/>
+          <w:sz w:val="18"/>
+          <w:szCs w:val="18"/>
+          <w:lang w:val="en-US"/>
+        </w:rPr>
+        <w:t>mediante</w:t>
+      </w:r>
+      <w:r>
+        <w:rPr>
+          <w:rFonts w:ascii="Arial" w:hAnsi="Arial" w:eastAsia="Arial" w:cs="Arial"/>
+          <w:noProof w:val="0"/>
+          <w:sz w:val="18"/>
+          <w:szCs w:val="18"/>
+          <w:lang w:val="en-US"/>
+        </w:rPr>
+        <w:t xml:space="preserve"> la </w:t>
+      </w:r>
+      <w:r>
+        <w:rPr>
+          <w:rFonts w:ascii="Arial" w:hAnsi="Arial" w:eastAsia="Arial" w:cs="Arial"/>
+          <w:noProof w:val="0"/>
+          <w:sz w:val="18"/>
+          <w:szCs w:val="18"/>
+          <w:lang w:val="en-US"/>
+        </w:rPr>
+        <w:t>implementación</w:t>
+      </w:r>
+      <w:r>
+        <w:rPr>
+          <w:rFonts w:ascii="Arial" w:hAnsi="Arial" w:eastAsia="Arial" w:cs="Arial"/>
+          <w:noProof w:val="0"/>
+          <w:sz w:val="18"/>
+          <w:szCs w:val="18"/>
+          <w:lang w:val="en-US"/>
+        </w:rPr>
+        <w:t xml:space="preserve"> y </w:t>
+      </w:r>
+      <w:r>
+        <w:rPr>
+          <w:rFonts w:ascii="Arial" w:hAnsi="Arial" w:eastAsia="Arial" w:cs="Arial"/>
+          <w:noProof w:val="0"/>
+          <w:sz w:val="18"/>
+          <w:szCs w:val="18"/>
+          <w:lang w:val="en-US"/>
+        </w:rPr>
+        <w:t>uso</w:t>
+      </w:r>
+      <w:r>
+        <w:rPr>
+          <w:rFonts w:ascii="Arial" w:hAnsi="Arial" w:eastAsia="Arial" w:cs="Arial"/>
+          <w:noProof w:val="0"/>
+          <w:sz w:val="18"/>
+          <w:szCs w:val="18"/>
+          <w:lang w:val="en-US"/>
+        </w:rPr>
+        <w:t xml:space="preserve"> </w:t>
+      </w:r>
+      <w:r>
+        <w:rPr>
+          <w:rFonts w:ascii="Arial" w:hAnsi="Arial" w:eastAsia="Arial" w:cs="Arial"/>
+          <w:noProof w:val="0"/>
+          <w:sz w:val="18"/>
+          <w:szCs w:val="18"/>
+          <w:lang w:val="en-US"/>
+        </w:rPr>
+        <w:t>efectivo</w:t>
+      </w:r>
+      <w:r>
+        <w:rPr>
+          <w:rFonts w:ascii="Arial" w:hAnsi="Arial" w:eastAsia="Arial" w:cs="Arial"/>
+          <w:noProof w:val="0"/>
+          <w:sz w:val="18"/>
+          <w:szCs w:val="18"/>
+          <w:lang w:val="en-US"/>
+        </w:rPr>
+        <w:t xml:space="preserve"> de un </w:t>
+      </w:r>
+      <w:r>
+        <w:rPr>
+          <w:rFonts w:ascii="Arial" w:hAnsi="Arial" w:eastAsia="Arial" w:cs="Arial"/>
+          <w:noProof w:val="0"/>
+          <w:sz w:val="18"/>
+          <w:szCs w:val="18"/>
+          <w:lang w:val="en-US"/>
+        </w:rPr>
+        <w:t>sistema</w:t>
+      </w:r>
+      <w:r>
+        <w:rPr>
+          <w:rFonts w:ascii="Arial" w:hAnsi="Arial" w:eastAsia="Arial" w:cs="Arial"/>
+          <w:noProof w:val="0"/>
+          <w:sz w:val="18"/>
+          <w:szCs w:val="18"/>
+          <w:lang w:val="en-US"/>
+        </w:rPr>
+        <w:t xml:space="preserve"> CRM </w:t>
+      </w:r>
+      <w:r>
+        <w:rPr>
+          <w:rFonts w:ascii="Arial" w:hAnsi="Arial" w:eastAsia="Arial" w:cs="Arial"/>
+          <w:noProof w:val="0"/>
+          <w:sz w:val="18"/>
+          <w:szCs w:val="18"/>
+          <w:lang w:val="en-US"/>
+        </w:rPr>
+        <w:t>centralizado</w:t>
+      </w:r>
+      <w:r>
+        <w:rPr>
+          <w:rFonts w:ascii="Arial" w:hAnsi="Arial" w:eastAsia="Arial" w:cs="Arial"/>
+          <w:noProof w:val="0"/>
+          <w:sz w:val="18"/>
+          <w:szCs w:val="18"/>
+          <w:lang w:val="en-US"/>
+        </w:rPr>
+        <w:t>.</w:t>
+      </w:r>
+    </w:p>
+    <w:p>
+      <w:pPr>
+        <w:pStyle w:val="Heading2"/>
+        <w:rPr>
+          <w:lang w:val="es-AR"/>
+        </w:rPr>
+      </w:pPr>
+      <w:r>
+        <w:rPr>
+          <w:lang w:val="es-AR"/>
+        </w:rPr>
+        <w:t>Organigrama</w:t>
+      </w:r>
+      <w:commentRangeStart w:id="1190154360"/>
+      <w:commentRangeStart w:id="269955522"/>
+      <w:commentRangeEnd w:id="1190154360"/>
+      <w:r>
+        <w:rPr>
+          <w:rStyle w:val="CommentReference"/>
+        </w:rPr>
+        <w:commentReference w:id="1190154360"/>
+      </w:r>
+      <w:commentRangeEnd w:id="269955522"/>
+      <w:r>
+        <w:rPr>
+          <w:rStyle w:val="CommentReference"/>
+        </w:rPr>
+        <w:commentReference w:id="269955522"/>
+      </w:r>
+    </w:p>
+    <w:p>
+      <w:pPr>
+        <w:pStyle w:val="ListParagraph"/>
+        <w:numPr>
+          <w:ilvl w:val="0"/>
+          <w:numId w:val="10"/>
+        </w:numPr>
+        <w:rPr>
+          <w:lang w:val="en-US"/>
+        </w:rPr>
+      </w:pPr>
+      <w:r>
+        <w:rPr>
+          <w:lang w:val="en-US"/>
+        </w:rPr>
+        <w:t xml:space="preserve">2 </w:t>
+      </w:r>
+      <w:r>
+        <w:rPr>
+          <w:lang w:val="en-US"/>
+        </w:rPr>
+        <w:t>gerentes</w:t>
+      </w:r>
+    </w:p>
+    <w:p>
+      <w:pPr>
+        <w:pStyle w:val="ListParagraph"/>
+        <w:numPr>
+          <w:ilvl w:val="0"/>
+          <w:numId w:val="10"/>
+        </w:numPr>
+        <w:rPr>
+          <w:lang w:val="en-US"/>
+        </w:rPr>
+      </w:pPr>
+      <w:r>
+        <w:rPr>
+          <w:lang w:val="en-US"/>
+        </w:rPr>
+        <w:t xml:space="preserve">3 </w:t>
+      </w:r>
+      <w:r>
+        <w:rPr>
+          <w:lang w:val="en-US"/>
+        </w:rPr>
+        <w:t>administradores</w:t>
+      </w:r>
+    </w:p>
+    <w:p>
+      <w:pPr>
+        <w:pStyle w:val="ListParagraph"/>
+        <w:numPr>
+          <w:ilvl w:val="0"/>
+          <w:numId w:val="10"/>
+        </w:numPr>
+        <w:rPr>
+          <w:lang w:val="en-US"/>
+        </w:rPr>
+      </w:pPr>
+      <w:r>
+        <w:rPr>
+          <w:lang w:val="en-US"/>
+        </w:rPr>
+        <w:t>Equipo de marketing (</w:t>
+      </w:r>
+      <w:r>
+        <w:rPr>
+          <w:lang w:val="en-US"/>
+        </w:rPr>
+        <w:t>subcontratados</w:t>
+      </w:r>
+      <w:r>
+        <w:rPr>
+          <w:lang w:val="en-US"/>
+        </w:rPr>
+        <w:t>)</w:t>
+      </w:r>
+    </w:p>
+    <w:p>
+      <w:pPr>
+        <w:pStyle w:val="ListParagraph"/>
+        <w:numPr>
+          <w:ilvl w:val="0"/>
+          <w:numId w:val="10"/>
+        </w:numPr>
+        <w:rPr>
+          <w:lang w:val="en-US"/>
+        </w:rPr>
+      </w:pPr>
+      <w:r>
+        <w:rPr>
+          <w:lang w:val="en-US"/>
+        </w:rPr>
+        <w:t>Inmobiliarias</w:t>
+      </w:r>
+      <w:r>
+        <w:rPr>
+          <w:lang w:val="en-US"/>
+        </w:rPr>
+        <w:t xml:space="preserve"> (</w:t>
+      </w:r>
+      <w:r>
+        <w:rPr>
+          <w:lang w:val="en-US"/>
+        </w:rPr>
+        <w:t>subcontratados</w:t>
+      </w:r>
+      <w:r>
+        <w:rPr>
+          <w:lang w:val="en-US"/>
+        </w:rPr>
+        <w:t>)</w:t>
+      </w:r>
+    </w:p>
+    <w:p>
+      <w:pPr>
+        <w:pStyle w:val="ListParagraph"/>
+        <w:numPr>
+          <w:ilvl w:val="0"/>
+          <w:numId w:val="10"/>
+        </w:numPr>
+        <w:rPr>
+          <w:lang w:val="en-US"/>
+        </w:rPr>
+      </w:pPr>
+      <w:r>
+        <w:rPr>
+          <w:lang w:val="en-US"/>
+        </w:rPr>
+        <w:t>Arquitectos (</w:t>
+      </w:r>
+      <w:r>
+        <w:rPr>
+          <w:lang w:val="en-US"/>
+        </w:rPr>
+        <w:t>subcontratados</w:t>
+      </w:r>
+      <w:r>
+        <w:rPr>
+          <w:lang w:val="en-US"/>
+        </w:rPr>
+        <w:t>)</w:t>
+      </w:r>
+    </w:p>
+    <w:p>
+      <w:pPr>
+        <w:pStyle w:val="ListParagraph"/>
+        <w:numPr>
+          <w:ilvl w:val="0"/>
+          <w:numId w:val="10"/>
+        </w:numPr>
+        <w:rPr>
+          <w:lang w:val="en-US"/>
+        </w:rPr>
+      </w:pPr>
+      <w:r>
+        <w:rPr>
+          <w:lang w:val="en-US"/>
+        </w:rPr>
+        <w:t>Contratistas</w:t>
+      </w:r>
+      <w:r>
+        <w:rPr>
+          <w:lang w:val="en-US"/>
+        </w:rPr>
+        <w:t xml:space="preserve"> (</w:t>
+      </w:r>
+      <w:r>
+        <w:rPr>
+          <w:lang w:val="en-US"/>
+        </w:rPr>
+        <w:t>subcontratados</w:t>
+      </w:r>
+      <w:r>
+        <w:rPr>
+          <w:lang w:val="en-US"/>
+        </w:rPr>
+        <w:t>)</w:t>
+      </w:r>
+    </w:p>
+    <w:p>
+      <w:pPr>
+        <w:pStyle w:val="ListParagraph"/>
+        <w:numPr>
+          <w:ilvl w:val="0"/>
+          <w:numId w:val="10"/>
+        </w:numPr>
+        <w:rPr>
+          <w:lang w:val="en-US"/>
+        </w:rPr>
+      </w:pPr>
+      <w:r>
+        <w:rPr>
+          <w:lang w:val="en-US"/>
+        </w:rPr>
+        <w:t>Agrimensores</w:t>
+      </w:r>
+      <w:r>
+        <w:rPr>
+          <w:lang w:val="en-US"/>
+        </w:rPr>
+        <w:t xml:space="preserve"> (</w:t>
+      </w:r>
+      <w:r>
+        <w:rPr>
+          <w:lang w:val="en-US"/>
+        </w:rPr>
+        <w:t>subcontratados</w:t>
+      </w:r>
+      <w:r>
+        <w:rPr>
+          <w:lang w:val="en-US"/>
+        </w:rPr>
+        <w:t>)</w:t>
+      </w:r>
+    </w:p>
+    <w:p>
+      <w:pPr>
+        <w:pStyle w:val="ListParagraph"/>
+        <w:numPr>
+          <w:ilvl w:val="0"/>
+          <w:numId w:val="10"/>
+        </w:numPr>
+        <w:rPr>
+          <w:lang w:val="en-US"/>
+        </w:rPr>
+      </w:pPr>
+      <w:r>
+        <w:rPr>
+          <w:lang w:val="en-US"/>
+        </w:rPr>
+        <w:t>Otros</w:t>
+      </w:r>
+      <w:r>
+        <w:rPr>
+          <w:lang w:val="en-US"/>
+        </w:rPr>
+        <w:t xml:space="preserve"> </w:t>
+      </w:r>
+      <w:r>
+        <w:rPr>
+          <w:lang w:val="en-US"/>
+        </w:rPr>
+        <w:t>empleados</w:t>
+      </w:r>
+      <w:r>
+        <w:rPr>
+          <w:lang w:val="en-US"/>
+        </w:rPr>
+        <w:t>.</w:t>
+      </w:r>
+    </w:p>
+    <w:p>
+      <w:pPr>
+        <w:pStyle w:val="Normal"/>
+        <w:ind w:left="0"/>
+        <w:rPr>
+          <w:lang w:val="en-US"/>
+        </w:rPr>
+      </w:pPr>
+      <w:r>
+        <w:drawing>
+          <wp:inline wp14:editId="49C0E7C9" wp14:anchorId="3D00C7C7">
+            <wp:extent cx="5724525" cy="3124200"/>
+            <wp:effectExtent l="0" t="0" r="0" b="0"/>
+            <wp:docPr id="1568686136" name="drawing"/>
+            <wp:cNvGraphicFramePr>
+              <a:graphicFrameLocks noChangeAspect="1"/>
+            </wp:cNvGraphicFramePr>
+            <a:graphic>
+              <a:graphicData xmlns:a="http://schemas.openxmlformats.org/drawingml/2006/main" uri="http://schemas.openxmlformats.org/drawingml/2006/picture">
+                <pic:pic xmlns:pic="http://schemas.openxmlformats.org/drawingml/2006/picture">
+                  <pic:nvPicPr>
+                    <pic:cNvPr id="1568686136" name=""/>
+                    <pic:cNvPicPr/>
+                  </pic:nvPicPr>
+                  <pic:blipFill>
+                    <a:blip xmlns:r="http://schemas.openxmlformats.org/officeDocument/2006/relationships" r:embed="rId662302174">
+                      <a:extLst>
+                        <a:ext xmlns:a="http://schemas.openxmlformats.org/drawingml/2006/main" uri="{28A0092B-C50C-407E-A947-70E740481C1C}">
+                          <a14:useLocalDpi xmlns:a14="http://schemas.microsoft.com/office/drawing/2010/main" val="0"/>
+                        </a:ext>
+                      </a:extLst>
+                    </a:blip>
+                    <a:stretch>
+                      <a:fillRect/>
+                    </a:stretch>
+                  </pic:blipFill>
+                  <pic:spPr>
+                    <a:xfrm>
+                      <a:off x="0" y="0"/>
+                      <a:ext cx="5724525" cy="3124200"/>
+                    </a:xfrm>
+                    <a:prstGeom prst="rect">
+                      <a:avLst/>
+                    </a:prstGeom>
+                  </pic:spPr>
+                </pic:pic>
+              </a:graphicData>
+            </a:graphic>
+          </wp:inline>
+        </w:drawing>
+      </w:r>
+    </w:p>
+    <w:p>
+      <w:pPr>
+        <w:pStyle w:val="Heading2"/>
+        <w:rPr>
+          <w:lang w:val="es-AR"/>
+        </w:rPr>
+      </w:pPr>
+      <w:r>
+        <w:rPr>
+          <w:lang w:val="es-AR"/>
+        </w:rPr>
+        <w:t>Localización</w:t>
+      </w:r>
+    </w:p>
+    <w:p>
+      <w:pPr>
+        <w:pStyle w:val="TipText"/>
+        <w:rPr>
+          <w:rFonts w:ascii="Arial" w:hAnsi="Arial" w:eastAsia="Arial" w:cs="Arial"/>
+          <w:noProof w:val="0"/>
+          <w:sz w:val="18"/>
+          <w:szCs w:val="18"/>
+          <w:lang w:val="es-AR"/>
+        </w:rPr>
+      </w:pPr>
     </w:p>
     <w:p>
       <w:pPr>
@@ -2700,7 +4543,7 @@
           <w:noProof w:val="0"/>
           <w:lang w:val="es-AR"/>
         </w:rPr>
-        <w:t>Cantidad de empleados: 50-70 personas, la mayoría subcontratada</w:t>
+        <w:t>Los Cardales, Exaltación de la Cruz, Zona Norte de la provincia de Buenos Aires</w:t>
       </w:r>
     </w:p>
     <w:p>
@@ -2721,7 +4564,23 @@
         <w:rPr>
           <w:lang w:val="es-AR"/>
         </w:rPr>
-        <w:t>Identidad organizacional</w:t>
+        <w:t>Productos y servicios</w:t>
+      </w:r>
+      <w:commentRangeStart w:id="1257269186"/>
+      <w:commentRangeStart w:id="1486599728"/>
+      <w:commentRangeEnd w:id="1257269186"/>
+      <w:r>
+        <w:rPr>
+          <w:rStyle w:val="CommentReference"/>
+        </w:rPr>
+        <w:commentReference w:id="1257269186"/>
+      </w:r>
+      <w:commentRangeEnd w:id="1486599728"/>
+      <w:r>
+        <w:rPr>
+          <w:rStyle w:val="CommentReference"/>
+        </w:rPr>
+        <w:commentReference w:id="1486599728"/>
       </w:r>
     </w:p>
     <w:p>
@@ -2732,249 +4591,64 @@
         <w:spacing w:before="0" w:beforeAutospacing="off" w:after="180" w:afterAutospacing="off" w:line="288" w:lineRule="auto"/>
         <w:ind w:left="0" w:right="0"/>
         <w:jc w:val="left"/>
-        <w:rPr>
-          <w:lang w:val="en-US"/>
-        </w:rPr>
-      </w:pPr>
-      <w:r>
-        <w:rPr>
-          <w:lang w:val="en-US"/>
-        </w:rPr>
-        <w:t xml:space="preserve">Visión: </w:t>
-      </w:r>
-      <w:r>
-        <w:rPr>
-          <w:lang w:val="en-US"/>
-        </w:rPr>
-        <w:t>transformarse</w:t>
-      </w:r>
-      <w:r>
-        <w:rPr>
-          <w:lang w:val="en-US"/>
+      </w:pPr>
+      <w:r>
+        <w:rPr>
+          <w:lang w:val="es-ES"/>
+        </w:rPr>
+        <w:t xml:space="preserve">Desarrollos </w:t>
+      </w:r>
+      <w:r>
+        <w:rPr>
+          <w:lang w:val="es-ES"/>
+        </w:rPr>
+        <w:t>inmobiliarios</w:t>
+      </w:r>
+      <w:r>
+        <w:rPr>
+          <w:lang w:val="es-ES"/>
         </w:rPr>
         <w:t xml:space="preserve"> </w:t>
       </w:r>
       <w:r>
         <w:rPr>
-          <w:lang w:val="en-US"/>
-        </w:rPr>
-        <w:t>en</w:t>
-      </w:r>
-      <w:r>
-        <w:rPr>
-          <w:lang w:val="en-US"/>
-        </w:rPr>
-        <w:t xml:space="preserve"> </w:t>
-      </w:r>
-      <w:r>
-        <w:rPr>
-          <w:lang w:val="en-US"/>
-        </w:rPr>
-        <w:t>una</w:t>
-      </w:r>
-      <w:r>
-        <w:rPr>
-          <w:lang w:val="en-US"/>
-        </w:rPr>
-        <w:t xml:space="preserve"> </w:t>
-      </w:r>
-      <w:r>
-        <w:rPr>
-          <w:lang w:val="en-US"/>
-        </w:rPr>
-        <w:t>empresa</w:t>
-      </w:r>
-      <w:r>
-        <w:rPr>
-          <w:lang w:val="en-US"/>
-        </w:rPr>
-        <w:t xml:space="preserve"> de </w:t>
-      </w:r>
-      <w:r>
-        <w:rPr>
-          <w:lang w:val="en-US"/>
-        </w:rPr>
-        <w:t>desarrollo</w:t>
-      </w:r>
-      <w:r>
-        <w:rPr>
-          <w:lang w:val="en-US"/>
-        </w:rPr>
-        <w:t xml:space="preserve"> </w:t>
-      </w:r>
-      <w:r>
-        <w:rPr>
-          <w:lang w:val="en-US"/>
-        </w:rPr>
-        <w:t>inmobiliario</w:t>
-      </w:r>
-      <w:r>
-        <w:rPr>
-          <w:lang w:val="en-US"/>
-        </w:rPr>
-        <w:t xml:space="preserve"> </w:t>
-      </w:r>
-      <w:r>
-        <w:rPr>
-          <w:lang w:val="en-US"/>
-        </w:rPr>
-        <w:t>que</w:t>
-      </w:r>
-      <w:r>
-        <w:rPr>
-          <w:lang w:val="en-US"/>
-        </w:rPr>
-        <w:t xml:space="preserve"> </w:t>
-      </w:r>
-      <w:r>
-        <w:rPr>
-          <w:lang w:val="en-US"/>
-        </w:rPr>
-        <w:t>pueda</w:t>
-      </w:r>
-      <w:r>
-        <w:rPr>
-          <w:lang w:val="en-US"/>
-        </w:rPr>
-        <w:t xml:space="preserve"> </w:t>
-      </w:r>
-      <w:r>
-        <w:rPr>
-          <w:lang w:val="en-US"/>
-        </w:rPr>
-        <w:t>generar</w:t>
-      </w:r>
-      <w:r>
-        <w:rPr>
-          <w:lang w:val="en-US"/>
-        </w:rPr>
-        <w:t xml:space="preserve"> </w:t>
-      </w:r>
-      <w:r>
-        <w:rPr>
-          <w:lang w:val="en-US"/>
+          <w:lang w:val="es-ES"/>
         </w:rPr>
         <w:t>varios</w:t>
       </w:r>
       <w:r>
         <w:rPr>
-          <w:lang w:val="en-US"/>
-        </w:rPr>
-        <w:t xml:space="preserve"> </w:t>
-      </w:r>
-      <w:r>
-        <w:rPr>
-          <w:lang w:val="en-US"/>
-        </w:rPr>
-        <w:t>desarrollos</w:t>
-      </w:r>
-      <w:r>
-        <w:rPr>
-          <w:lang w:val="en-US"/>
-        </w:rPr>
-        <w:t xml:space="preserve"> </w:t>
-      </w:r>
-      <w:r>
-        <w:rPr>
-          <w:lang w:val="en-US"/>
-        </w:rPr>
-        <w:t>en</w:t>
-      </w:r>
-      <w:r>
-        <w:rPr>
-          <w:lang w:val="en-US"/>
-        </w:rPr>
-        <w:t xml:space="preserve"> </w:t>
-      </w:r>
-      <w:r>
-        <w:rPr>
-          <w:lang w:val="en-US"/>
-        </w:rPr>
-        <w:t>sim</w:t>
-      </w:r>
-      <w:r>
-        <w:rPr>
-          <w:lang w:val="en-US"/>
-        </w:rPr>
-        <w:t>ultaneo</w:t>
-      </w:r>
-      <w:r>
-        <w:rPr>
-          <w:lang w:val="en-US"/>
-        </w:rPr>
-        <w:t xml:space="preserve">, tanto </w:t>
-      </w:r>
-      <w:r>
-        <w:rPr>
-          <w:lang w:val="en-US"/>
-        </w:rPr>
-        <w:t>en</w:t>
-      </w:r>
-      <w:r>
-        <w:rPr>
-          <w:lang w:val="en-US"/>
-        </w:rPr>
-        <w:t xml:space="preserve"> </w:t>
-      </w:r>
-      <w:r>
-        <w:rPr>
-          <w:lang w:val="en-US"/>
-        </w:rPr>
-        <w:t>el</w:t>
-      </w:r>
-      <w:r>
-        <w:rPr>
-          <w:lang w:val="en-US"/>
-        </w:rPr>
-        <w:t xml:space="preserve"> </w:t>
-      </w:r>
-      <w:r>
-        <w:rPr>
-          <w:lang w:val="en-US"/>
-        </w:rPr>
-        <w:t>país</w:t>
-      </w:r>
-      <w:r>
-        <w:rPr>
-          <w:lang w:val="en-US"/>
-        </w:rPr>
-        <w:t xml:space="preserve"> </w:t>
-      </w:r>
-      <w:r>
-        <w:rPr>
-          <w:lang w:val="en-US"/>
-        </w:rPr>
-        <w:t>como</w:t>
-      </w:r>
-      <w:r>
-        <w:rPr>
-          <w:lang w:val="en-US"/>
-        </w:rPr>
-        <w:t xml:space="preserve"> </w:t>
-      </w:r>
-      <w:r>
-        <w:rPr>
-          <w:lang w:val="en-US"/>
-        </w:rPr>
-        <w:t>en</w:t>
-      </w:r>
-      <w:r>
-        <w:rPr>
-          <w:lang w:val="en-US"/>
-        </w:rPr>
-        <w:t xml:space="preserve"> </w:t>
-      </w:r>
-      <w:r>
-        <w:rPr>
-          <w:lang w:val="en-US"/>
-        </w:rPr>
-        <w:t>el</w:t>
-      </w:r>
-      <w:r>
-        <w:rPr>
-          <w:lang w:val="en-US"/>
-        </w:rPr>
-        <w:t xml:space="preserve"> exterior.</w:t>
+          <w:lang w:val="es-ES"/>
+        </w:rPr>
+        <w:t xml:space="preserve">, los </w:t>
+      </w:r>
+      <w:r>
+        <w:rPr>
+          <w:lang w:val="es-ES"/>
+        </w:rPr>
+        <w:t>cuáles</w:t>
+      </w:r>
+      <w:r>
+        <w:rPr>
+          <w:lang w:val="es-ES"/>
+        </w:rPr>
+        <w:t xml:space="preserve"> incluyen barrios cerrados tipo </w:t>
+      </w:r>
+      <w:r>
+        <w:rPr>
+          <w:i w:val="1"/>
+          <w:iCs w:val="1"/>
+          <w:lang w:val="es-ES"/>
+        </w:rPr>
+        <w:t xml:space="preserve">Country, </w:t>
+      </w:r>
+      <w:r>
+        <w:rPr>
+          <w:i w:val="0"/>
+          <w:iCs w:val="0"/>
+          <w:lang w:val="es-ES"/>
+        </w:rPr>
+        <w:t>barrios abiertos, complejos departamentales, etc. Entre los más destacados se encuentran:</w:t>
       </w:r>
     </w:p>
     <w:p>
@@ -2985,153 +4659,89 @@
         <w:spacing w:before="0" w:beforeAutospacing="off" w:after="180" w:afterAutospacing="off" w:line="288" w:lineRule="auto"/>
         <w:ind w:left="0" w:right="0"/>
         <w:jc w:val="left"/>
-        <w:rPr>
-          <w:lang w:val="en-US"/>
-        </w:rPr>
-      </w:pPr>
-      <w:r>
-        <w:rPr>
-          <w:lang w:val="en-US"/>
-        </w:rPr>
-        <w:t xml:space="preserve">Misión: </w:t>
-      </w:r>
-      <w:r>
-        <w:rPr>
-          <w:lang w:val="en-US"/>
-        </w:rPr>
-        <w:t>generar</w:t>
-      </w:r>
-      <w:r>
-        <w:rPr>
-          <w:lang w:val="en-US"/>
+      </w:pPr>
+      <w:r>
+        <w:br/>
+      </w:r>
+      <w:r>
+        <w:rPr>
+          <w:i w:val="0"/>
+          <w:iCs w:val="0"/>
+          <w:lang w:val="es-ES"/>
+        </w:rPr>
+        <w:t xml:space="preserve">- </w:t>
+      </w:r>
+      <w:r>
+        <w:rPr>
+          <w:i w:val="0"/>
+          <w:iCs w:val="0"/>
+          <w:lang w:val="es-ES"/>
+        </w:rPr>
+        <w:t>Carlina:</w:t>
+      </w:r>
+      <w:r>
+        <w:rPr>
+          <w:i w:val="0"/>
+          <w:iCs w:val="0"/>
+          <w:lang w:val="es-ES"/>
         </w:rPr>
         <w:t xml:space="preserve"> </w:t>
       </w:r>
       <w:r>
         <w:rPr>
-          <w:lang w:val="en-US"/>
-        </w:rPr>
-        <w:t>espacios</w:t>
-      </w:r>
-      <w:r>
-        <w:rPr>
-          <w:lang w:val="en-US"/>
-        </w:rPr>
-        <w:t xml:space="preserve"> </w:t>
-      </w:r>
-      <w:r>
-        <w:rPr>
-          <w:lang w:val="en-US"/>
-        </w:rPr>
-        <w:t>orgánicos</w:t>
-      </w:r>
-      <w:r>
-        <w:rPr>
-          <w:lang w:val="en-US"/>
-        </w:rPr>
-        <w:t xml:space="preserve"> </w:t>
-      </w:r>
-      <w:r>
-        <w:rPr>
-          <w:lang w:val="en-US"/>
-        </w:rPr>
-        <w:t xml:space="preserve">y </w:t>
-      </w:r>
-      <w:r>
-        <w:rPr>
-          <w:lang w:val="en-US"/>
-        </w:rPr>
-        <w:t>respetuosos</w:t>
-      </w:r>
-      <w:r>
-        <w:rPr>
-          <w:lang w:val="en-US"/>
-        </w:rPr>
-        <w:t xml:space="preserve"> con </w:t>
-      </w:r>
-      <w:r>
-        <w:rPr>
-          <w:lang w:val="en-US"/>
-        </w:rPr>
-        <w:t>el</w:t>
-      </w:r>
-      <w:r>
-        <w:rPr>
-          <w:lang w:val="en-US"/>
-        </w:rPr>
-        <w:t xml:space="preserve"> medio </w:t>
-      </w:r>
-      <w:r>
-        <w:rPr>
-          <w:lang w:val="en-US"/>
-        </w:rPr>
-        <w:t>ambiente</w:t>
-      </w:r>
-      <w:r>
-        <w:rPr>
-          <w:lang w:val="en-US"/>
+          <w:i w:val="0"/>
+          <w:iCs w:val="0"/>
+          <w:lang w:val="es-ES"/>
+        </w:rPr>
+        <w:t>Barrio abierto en la zona de Los Cardales, ZN GBA. 300 lotes desde 1000m2, forestación autóctona, diseño sustentable, zona comercial y cercanía a colegios.</w:t>
+      </w:r>
+      <w:r>
+        <w:rPr>
+          <w:i w:val="0"/>
+          <w:iCs w:val="0"/>
+          <w:lang w:val="es-ES"/>
+        </w:rPr>
+        <w:t xml:space="preserve"> Cuenta con servicios como </w:t>
+      </w:r>
+      <w:r>
+        <w:rPr>
+          <w:i w:val="0"/>
+          <w:iCs w:val="0"/>
+          <w:lang w:val="es-ES"/>
+        </w:rPr>
+        <w:t xml:space="preserve">Agua de red, Alumbrado público, Gas, Tendido eléctrico subterráneo, Plazas y espacios verdes, Polideportivo, Seguridad, Arroyo con ribera </w:t>
+      </w:r>
+      <w:r>
+        <w:rPr>
+          <w:i w:val="0"/>
+          <w:iCs w:val="0"/>
+          <w:lang w:val="es-ES"/>
+        </w:rPr>
+        <w:t>parquizada</w:t>
+      </w:r>
+      <w:r>
+        <w:rPr>
+          <w:i w:val="0"/>
+          <w:iCs w:val="0"/>
+          <w:lang w:val="es-ES"/>
         </w:rPr>
         <w:t xml:space="preserve">, </w:t>
       </w:r>
       <w:r>
         <w:rPr>
-          <w:lang w:val="en-US"/>
-        </w:rPr>
-        <w:t>dónde</w:t>
-      </w:r>
-      <w:r>
-        <w:rPr>
-          <w:lang w:val="en-US"/>
-        </w:rPr>
-        <w:t xml:space="preserve"> las personas </w:t>
-      </w:r>
-      <w:r>
-        <w:rPr>
-          <w:lang w:val="en-US"/>
-        </w:rPr>
-        <w:t>puedan</w:t>
-      </w:r>
-      <w:r>
-        <w:rPr>
-          <w:lang w:val="en-US"/>
-        </w:rPr>
-        <w:t xml:space="preserve"> </w:t>
-      </w:r>
-      <w:r>
-        <w:rPr>
-          <w:lang w:val="en-US"/>
-        </w:rPr>
-        <w:t>vivir</w:t>
-      </w:r>
-      <w:r>
-        <w:rPr>
-          <w:lang w:val="en-US"/>
-        </w:rPr>
-        <w:t xml:space="preserve"> bien, </w:t>
-      </w:r>
-      <w:r>
-        <w:rPr>
-          <w:lang w:val="en-US"/>
-        </w:rPr>
-        <w:t>cómoda</w:t>
-      </w:r>
-      <w:r>
-        <w:rPr>
-          <w:lang w:val="en-US"/>
-        </w:rPr>
-        <w:t xml:space="preserve"> y </w:t>
-      </w:r>
-      <w:r>
-        <w:rPr>
-          <w:lang w:val="en-US"/>
-        </w:rPr>
-        <w:t>tranquila</w:t>
-      </w:r>
-      <w:r>
-        <w:rPr>
-          <w:lang w:val="en-US"/>
-        </w:rPr>
-        <w:t>.</w:t>
+          <w:i w:val="0"/>
+          <w:iCs w:val="0"/>
+          <w:lang w:val="es-ES"/>
+        </w:rPr>
+        <w:t>Senda aeróbica</w:t>
+      </w:r>
+      <w:r>
+        <w:rPr>
+          <w:i w:val="0"/>
+          <w:iCs w:val="0"/>
+          <w:lang w:val="es-ES"/>
+        </w:rPr>
+        <w:t>, entre otros.</w:t>
       </w:r>
     </w:p>
     <w:p>
@@ -3143,535 +4753,978 @@
         <w:ind w:left="0" w:right="0"/>
         <w:jc w:val="left"/>
         <w:rPr>
-          <w:lang w:val="en-US"/>
-        </w:rPr>
-      </w:pPr>
-      <w:r>
-        <w:rPr>
-          <w:lang w:val="en-US"/>
-        </w:rPr>
-        <w:t xml:space="preserve">Valores: </w:t>
-      </w:r>
-      <w:r>
-        <w:rPr>
-          <w:lang w:val="en-US"/>
-        </w:rPr>
-        <w:t>hacer</w:t>
-      </w:r>
-      <w:r>
-        <w:rPr>
-          <w:lang w:val="en-US"/>
-        </w:rPr>
-        <w:t xml:space="preserve"> las </w:t>
-      </w:r>
-      <w:r>
-        <w:rPr>
-          <w:lang w:val="en-US"/>
-        </w:rPr>
-        <w:t>cosas</w:t>
-      </w:r>
-      <w:r>
-        <w:rPr>
-          <w:lang w:val="en-US"/>
-        </w:rPr>
-        <w:t xml:space="preserve"> lo </w:t>
-      </w:r>
-      <w:r>
-        <w:rPr>
-          <w:lang w:val="en-US"/>
-        </w:rPr>
-        <w:t>mejor</w:t>
-      </w:r>
-      <w:r>
-        <w:rPr>
-          <w:lang w:val="en-US"/>
-        </w:rPr>
-        <w:t xml:space="preserve"> </w:t>
-      </w:r>
-      <w:r>
-        <w:rPr>
-          <w:lang w:val="en-US"/>
-        </w:rPr>
-        <w:t>posible</w:t>
-      </w:r>
-      <w:r>
-        <w:rPr>
-          <w:lang w:val="en-US"/>
-        </w:rPr>
-        <w:t xml:space="preserve">, </w:t>
-      </w:r>
-      <w:r>
-        <w:rPr>
-          <w:lang w:val="en-US"/>
-        </w:rPr>
-        <w:t>siendo</w:t>
-      </w:r>
-      <w:r>
-        <w:rPr>
-          <w:lang w:val="en-US"/>
-        </w:rPr>
-        <w:t xml:space="preserve"> </w:t>
-      </w:r>
-      <w:r>
-        <w:rPr>
-          <w:lang w:val="en-US"/>
-        </w:rPr>
-        <w:t>responsables</w:t>
-      </w:r>
-      <w:r>
-        <w:rPr>
-          <w:lang w:val="en-US"/>
-        </w:rPr>
-        <w:t xml:space="preserve"> con </w:t>
-      </w:r>
-      <w:r>
-        <w:rPr>
-          <w:lang w:val="en-US"/>
-        </w:rPr>
-        <w:t>el</w:t>
-      </w:r>
-      <w:r>
-        <w:rPr>
-          <w:lang w:val="en-US"/>
-        </w:rPr>
-        <w:t xml:space="preserve"> medio </w:t>
-      </w:r>
-      <w:r>
-        <w:rPr>
-          <w:lang w:val="en-US"/>
-        </w:rPr>
-        <w:t>ambiente</w:t>
-      </w:r>
-      <w:r>
-        <w:rPr>
-          <w:lang w:val="en-US"/>
-        </w:rPr>
-        <w:t xml:space="preserve"> y</w:t>
-      </w:r>
-      <w:r>
-        <w:rPr>
-          <w:lang w:val="en-US"/>
-        </w:rPr>
-        <w:t xml:space="preserve"> </w:t>
-      </w:r>
-      <w:r>
-        <w:rPr>
-          <w:lang w:val="en-US"/>
-        </w:rPr>
-        <w:t>respetuosos</w:t>
-      </w:r>
-      <w:r>
-        <w:rPr>
-          <w:lang w:val="en-US"/>
-        </w:rPr>
-        <w:t xml:space="preserve"> con las personas</w:t>
-      </w:r>
-      <w:r>
-        <w:rPr>
-          <w:lang w:val="en-US"/>
-        </w:rPr>
-        <w:t>.</w:t>
-      </w:r>
+          <w:i w:val="0"/>
+          <w:iCs w:val="0"/>
+          <w:lang w:val="es-ES"/>
+        </w:rPr>
+      </w:pPr>
     </w:p>
     <w:p>
       <w:pPr>
-        <w:pStyle w:val="Heading2"/>
-        <w:rPr>
-          <w:lang w:val="es-AR"/>
-        </w:rPr>
-      </w:pPr>
-      <w:r>
-        <w:rPr>
-          <w:lang w:val="es-AR"/>
-        </w:rPr>
-        <w:t>Objetivos estratégicos</w:t>
-      </w:r>
-    </w:p>
-    <w:p>
-      <w:pPr>
-        <w:spacing w:before="0" w:beforeAutospacing="off" w:after="240" w:afterAutospacing="off"/>
-      </w:pPr>
+        <w:pStyle w:val="Normal"/>
+        <w:bidi w:val="0"/>
+        <w:spacing w:before="0" w:beforeAutospacing="off" w:after="180" w:afterAutospacing="off" w:line="288" w:lineRule="auto"/>
+        <w:ind w:left="0" w:right="0"/>
+        <w:jc w:val="left"/>
+      </w:pPr>
+      <w:r>
+        <w:drawing>
+          <wp:inline wp14:editId="6F36F213" wp14:anchorId="6366214F">
+            <wp:extent cx="2771775" cy="1849387"/>
+            <wp:effectExtent l="0" t="0" r="0" b="0"/>
+            <wp:docPr id="1095251783" name="drawing" title="Vista aérea de una ciudad&#10;&#10;El contenido generado por IA puede ser incorrecto."/>
+            <wp:cNvGraphicFramePr>
+              <a:graphicFrameLocks noChangeAspect="1"/>
+            </wp:cNvGraphicFramePr>
+            <a:graphic>
+              <a:graphicData xmlns:a="http://schemas.openxmlformats.org/drawingml/2006/main" uri="http://schemas.openxmlformats.org/drawingml/2006/picture">
+                <pic:pic xmlns:pic="http://schemas.openxmlformats.org/drawingml/2006/picture">
+                  <pic:nvPicPr>
+                    <pic:cNvPr id="1095251783" name="Picture 1095251783"/>
+                    <pic:cNvPicPr/>
+                  </pic:nvPicPr>
+                  <pic:blipFill>
+                    <a:blip xmlns:r="http://schemas.openxmlformats.org/officeDocument/2006/relationships" r:embed="rId333573660">
+                      <a:extLst>
+                        <a:ext uri="{28A0092B-C50C-407E-A947-70E740481C1C}">
+                          <a14:useLocalDpi xmlns:a14="http://schemas.microsoft.com/office/drawing/2010/main"/>
+                        </a:ext>
+                      </a:extLst>
+                    </a:blip>
+                    <a:stretch>
+                      <a:fillRect/>
+                    </a:stretch>
+                  </pic:blipFill>
+                  <pic:spPr>
+                    <a:xfrm rot="0">
+                      <a:off x="0" y="0"/>
+                      <a:ext cx="2771775" cy="1849387"/>
+                    </a:xfrm>
+                    <a:prstGeom prst="rect">
+                      <a:avLst/>
+                    </a:prstGeom>
+                  </pic:spPr>
+                </pic:pic>
+              </a:graphicData>
+            </a:graphic>
+          </wp:inline>
+        </w:drawing>
+      </w:r>
+      <w:r>
+        <w:drawing>
+          <wp:inline wp14:editId="72BCA382" wp14:anchorId="78B1485A">
+            <wp:extent cx="2765306" cy="1730042"/>
+            <wp:effectExtent l="0" t="0" r="0" b="0"/>
+            <wp:docPr id="56562658" name="drawing"/>
+            <wp:cNvGraphicFramePr>
+              <a:graphicFrameLocks noChangeAspect="1"/>
+            </wp:cNvGraphicFramePr>
+            <a:graphic>
+              <a:graphicData xmlns:a="http://schemas.openxmlformats.org/drawingml/2006/main" uri="http://schemas.openxmlformats.org/drawingml/2006/picture">
+                <pic:pic xmlns:pic="http://schemas.openxmlformats.org/drawingml/2006/picture">
+                  <pic:nvPicPr>
+                    <pic:cNvPr id="56562658" name="Picture 56562658"/>
+                    <pic:cNvPicPr/>
+                  </pic:nvPicPr>
+                  <pic:blipFill>
+                    <a:blip xmlns:r="http://schemas.openxmlformats.org/officeDocument/2006/relationships" r:embed="rId2065191957">
+                      <a:extLst>
+                        <a:ext uri="{28A0092B-C50C-407E-A947-70E740481C1C}">
+                          <a14:useLocalDpi xmlns:a14="http://schemas.microsoft.com/office/drawing/2010/main"/>
+                        </a:ext>
+                      </a:extLst>
+                    </a:blip>
+                    <a:stretch>
+                      <a:fillRect/>
+                    </a:stretch>
+                  </pic:blipFill>
+                  <pic:spPr>
+                    <a:xfrm rot="0">
+                      <a:off x="0" y="0"/>
+                      <a:ext cx="2765306" cy="1730042"/>
+                    </a:xfrm>
+                    <a:prstGeom prst="rect">
+                      <a:avLst/>
+                    </a:prstGeom>
+                  </pic:spPr>
+                </pic:pic>
+              </a:graphicData>
+            </a:graphic>
+          </wp:inline>
+        </w:drawing>
+      </w:r>
+      <w:r>
+        <w:br/>
+      </w:r>
+      <w:r>
+        <w:drawing>
+          <wp:inline wp14:editId="4D9ED51C" wp14:anchorId="4512D798">
+            <wp:extent cx="2797527" cy="1852605"/>
+            <wp:effectExtent l="0" t="0" r="0" b="0"/>
+            <wp:docPr id="1950469558" name="drawing"/>
+            <wp:cNvGraphicFramePr>
+              <a:graphicFrameLocks noChangeAspect="1"/>
+            </wp:cNvGraphicFramePr>
+            <a:graphic>
+              <a:graphicData xmlns:a="http://schemas.openxmlformats.org/drawingml/2006/main" uri="http://schemas.openxmlformats.org/drawingml/2006/picture">
+                <pic:pic xmlns:pic="http://schemas.openxmlformats.org/drawingml/2006/picture">
+                  <pic:nvPicPr>
+                    <pic:cNvPr id="1950469558" name="Picture 1950469558"/>
+                    <pic:cNvPicPr/>
+                  </pic:nvPicPr>
+                  <pic:blipFill>
+                    <a:blip xmlns:r="http://schemas.openxmlformats.org/officeDocument/2006/relationships" r:embed="rId825140767">
+                      <a:extLst>
+                        <a:ext uri="{28A0092B-C50C-407E-A947-70E740481C1C}">
+                          <a14:useLocalDpi xmlns:a14="http://schemas.microsoft.com/office/drawing/2010/main"/>
+                        </a:ext>
+                      </a:extLst>
+                    </a:blip>
+                    <a:stretch>
+                      <a:fillRect/>
+                    </a:stretch>
+                  </pic:blipFill>
+                  <pic:spPr>
+                    <a:xfrm rot="0">
+                      <a:off x="0" y="0"/>
+                      <a:ext cx="2797527" cy="1852605"/>
+                    </a:xfrm>
+                    <a:prstGeom prst="rect">
+                      <a:avLst/>
+                    </a:prstGeom>
+                  </pic:spPr>
+                </pic:pic>
+              </a:graphicData>
+            </a:graphic>
+          </wp:inline>
+        </w:drawing>
+      </w:r>
       <w:r>
         <w:rPr>
           <w:rFonts w:ascii="Arial" w:hAnsi="Arial" w:eastAsia="Arial" w:cs="Arial"/>
           <w:noProof w:val="0"/>
           <w:sz w:val="18"/>
           <w:szCs w:val="18"/>
-          <w:lang w:val="en-US"/>
-        </w:rPr>
-        <w:t>A partir de la visión de expansión y la problemática de falta de integración detectada, se definen los siguientes objetivos bajo el marco SMART:</w:t>
-      </w:r>
+          <w:lang w:val="es-ES"/>
+        </w:rPr>
+        <w:t xml:space="preserve">  </w:t>
+      </w:r>
+      <w:r>
+        <w:rPr>
+          <w:rFonts w:ascii="Arial" w:hAnsi="Arial" w:eastAsia="Arial" w:cs="Arial"/>
+          <w:noProof w:val="0"/>
+          <w:sz w:val="18"/>
+          <w:szCs w:val="18"/>
+          <w:lang w:val="es-ES"/>
+        </w:rPr>
+        <w:t>Enlace</w:t>
+      </w:r>
+      <w:r>
+        <w:rPr>
+          <w:rFonts w:ascii="Arial" w:hAnsi="Arial" w:eastAsia="Arial" w:cs="Arial"/>
+          <w:noProof w:val="0"/>
+          <w:sz w:val="18"/>
+          <w:szCs w:val="18"/>
+          <w:lang w:val="es-ES"/>
+        </w:rPr>
+        <w:t xml:space="preserve"> a la web: </w:t>
+      </w:r>
+      <w:hyperlink r:id="R6aa10421f38d4c08">
+        <w:r>
+          <w:rPr>
+            <w:rStyle w:val="Hyperlink"/>
+            <w:noProof w:val="0"/>
+            <w:lang w:val="es-ES"/>
+          </w:rPr>
+          <w:t>https://www.carlinacardales.com/</w:t>
+        </w:r>
+      </w:hyperlink>
+    </w:p>
+    <w:p>
+      <w:pPr>
+        <w:pStyle w:val="Normal"/>
+        <w:bidi w:val="0"/>
+        <w:spacing w:before="0" w:beforeAutospacing="off" w:after="180" w:afterAutospacing="off" w:line="288" w:lineRule="auto"/>
+        <w:ind w:left="0" w:right="0"/>
+        <w:jc w:val="left"/>
+        <w:rPr>
+          <w:noProof w:val="0"/>
+          <w:lang w:val="es-ES"/>
+        </w:rPr>
+      </w:pPr>
+    </w:p>
+    <w:p>
+      <w:pPr>
+        <w:pStyle w:val="Normal"/>
+        <w:bidi w:val="0"/>
+        <w:spacing w:before="0" w:beforeAutospacing="off" w:after="180" w:afterAutospacing="off" w:line="288" w:lineRule="auto"/>
+        <w:ind w:left="0" w:right="0"/>
+        <w:jc w:val="left"/>
+        <w:rPr>
+          <w:noProof w:val="0"/>
+          <w:lang w:val="es-ES"/>
+        </w:rPr>
+      </w:pPr>
+    </w:p>
+    <w:p>
+      <w:pPr>
+        <w:pStyle w:val="Normal"/>
+        <w:bidi w:val="0"/>
+        <w:spacing w:before="0" w:beforeAutospacing="off" w:after="180" w:afterAutospacing="off" w:line="288" w:lineRule="auto"/>
+        <w:ind w:left="0" w:right="0"/>
+        <w:jc w:val="left"/>
+        <w:rPr>
+          <w:noProof w:val="0"/>
+          <w:lang w:val="es-ES"/>
+        </w:rPr>
+      </w:pPr>
+    </w:p>
+    <w:p>
+      <w:pPr>
+        <w:pStyle w:val="Normal"/>
+        <w:bidi w:val="0"/>
+        <w:spacing w:before="0" w:beforeAutospacing="off" w:after="180" w:afterAutospacing="off" w:line="288" w:lineRule="auto"/>
+        <w:ind w:left="0" w:right="0"/>
+        <w:jc w:val="left"/>
+        <w:rPr>
+          <w:noProof w:val="0"/>
+          <w:lang w:val="es-ES"/>
+        </w:rPr>
+      </w:pPr>
+    </w:p>
+    <w:p>
+      <w:pPr>
+        <w:pStyle w:val="Normal"/>
+        <w:bidi w:val="0"/>
+        <w:spacing w:before="0" w:beforeAutospacing="off" w:after="180" w:afterAutospacing="off" w:line="288" w:lineRule="auto"/>
+        <w:ind w:left="0" w:right="0"/>
+        <w:jc w:val="left"/>
+        <w:rPr>
+          <w:noProof w:val="0"/>
+          <w:lang w:val="es-ES"/>
+        </w:rPr>
+      </w:pPr>
+    </w:p>
+    <w:p>
+      <w:pPr>
+        <w:pStyle w:val="Normal"/>
+        <w:bidi w:val="0"/>
+        <w:spacing w:before="0" w:beforeAutospacing="off" w:after="180" w:afterAutospacing="off" w:line="288" w:lineRule="auto"/>
+        <w:ind w:left="0" w:right="0"/>
+        <w:jc w:val="left"/>
+        <w:rPr>
+          <w:noProof w:val="0"/>
+          <w:lang w:val="es-ES"/>
+        </w:rPr>
+      </w:pPr>
     </w:p>
     <w:p>
       <w:pPr>
         <w:pStyle w:val="ListParagraph"/>
         <w:numPr>
           <w:ilvl w:val="0"/>
-          <w:numId w:val="12"/>
+          <w:numId w:val="13"/>
         </w:numPr>
-        <w:spacing w:before="240" w:beforeAutospacing="off" w:after="240" w:afterAutospacing="off"/>
+        <w:bidi w:val="0"/>
+        <w:spacing w:before="0" w:beforeAutospacing="off" w:after="180" w:afterAutospacing="off" w:line="288" w:lineRule="auto"/>
+        <w:ind w:right="0"/>
+        <w:jc w:val="left"/>
+        <w:rPr>
+          <w:noProof w:val="0"/>
+          <w:lang w:val="es-ES"/>
+        </w:rPr>
+      </w:pPr>
+      <w:r>
+        <w:rPr>
+          <w:noProof w:val="0"/>
+          <w:lang w:val="es-ES"/>
+        </w:rPr>
+        <w:t>S</w:t>
+      </w:r>
+      <w:r>
+        <w:rPr>
+          <w:noProof w:val="0"/>
+          <w:lang w:val="es-ES"/>
+        </w:rPr>
+        <w:t xml:space="preserve">auces: </w:t>
+      </w:r>
+      <w:r>
+        <w:rPr>
+          <w:noProof w:val="0"/>
+          <w:lang w:val="es-ES"/>
+        </w:rPr>
+        <w:t>Complejo de 60 departamentos de dos y tres ambientes distribuidos en 4 bloques</w:t>
+      </w:r>
+      <w:r>
+        <w:rPr>
+          <w:noProof w:val="0"/>
+          <w:lang w:val="es-ES"/>
+        </w:rPr>
+        <w:t>. Cuenta con</w:t>
+      </w:r>
+      <w:r>
+        <w:rPr>
+          <w:noProof w:val="0"/>
+          <w:lang w:val="es-ES"/>
+        </w:rPr>
+        <w:t xml:space="preserve"> patio o terraza</w:t>
+      </w:r>
+      <w:r>
+        <w:rPr>
+          <w:noProof w:val="0"/>
+          <w:lang w:val="es-ES"/>
+        </w:rPr>
+        <w:t xml:space="preserve">, </w:t>
+      </w:r>
+      <w:r>
+        <w:rPr>
+          <w:noProof w:val="0"/>
+          <w:lang w:val="es-ES"/>
+        </w:rPr>
+        <w:t xml:space="preserve">espacio </w:t>
+      </w:r>
+      <w:r>
+        <w:rPr>
+          <w:noProof w:val="0"/>
+          <w:lang w:val="es-ES"/>
+        </w:rPr>
+        <w:t>guardacoches</w:t>
+      </w:r>
+      <w:r>
+        <w:rPr>
+          <w:noProof w:val="0"/>
+          <w:lang w:val="es-ES"/>
+        </w:rPr>
+        <w:t>, s</w:t>
+      </w:r>
+      <w:r>
+        <w:rPr>
+          <w:noProof w:val="0"/>
+          <w:lang w:val="es-ES"/>
+        </w:rPr>
+        <w:t>eguridad</w:t>
+      </w:r>
+      <w:r>
+        <w:rPr>
+          <w:noProof w:val="0"/>
+          <w:lang w:val="es-ES"/>
+        </w:rPr>
+        <w:t xml:space="preserve"> 24hs. </w:t>
+      </w:r>
+      <w:r>
+        <w:rPr>
+          <w:noProof w:val="0"/>
+          <w:lang w:val="es-ES"/>
+        </w:rPr>
+        <w:t>Situados en el Pueblo de Los Cardales.</w:t>
+      </w:r>
+    </w:p>
+    <w:p>
+      <w:pPr>
+        <w:pStyle w:val="Normal"/>
+        <w:bidi w:val="0"/>
+        <w:spacing w:before="0" w:beforeAutospacing="off" w:after="180" w:afterAutospacing="off" w:line="288" w:lineRule="auto"/>
+        <w:ind w:left="0" w:right="0"/>
+        <w:jc w:val="left"/>
+      </w:pPr>
+      <w:r>
+        <w:drawing>
+          <wp:inline wp14:editId="77E1A849" wp14:anchorId="5FA83730">
+            <wp:extent cx="3181831" cy="1644179"/>
+            <wp:effectExtent l="0" t="0" r="0" b="0"/>
+            <wp:docPr id="751852770" name="drawing"/>
+            <wp:cNvGraphicFramePr>
+              <a:graphicFrameLocks noChangeAspect="1"/>
+            </wp:cNvGraphicFramePr>
+            <a:graphic>
+              <a:graphicData xmlns:a="http://schemas.openxmlformats.org/drawingml/2006/main" uri="http://schemas.openxmlformats.org/drawingml/2006/picture">
+                <pic:pic xmlns:pic="http://schemas.openxmlformats.org/drawingml/2006/picture">
+                  <pic:nvPicPr>
+                    <pic:cNvPr id="641858428" name=""/>
+                    <pic:cNvPicPr/>
+                  </pic:nvPicPr>
+                  <pic:blipFill>
+                    <a:blip xmlns:r="http://schemas.openxmlformats.org/officeDocument/2006/relationships" r:embed="rId1879542162">
+                      <a:extLst>
+                        <a:ext uri="{28A0092B-C50C-407E-A947-70E740481C1C}">
+                          <a14:useLocalDpi xmlns:a14="http://schemas.microsoft.com/office/drawing/2010/main"/>
+                        </a:ext>
+                      </a:extLst>
+                    </a:blip>
+                    <a:stretch>
+                      <a:fillRect/>
+                    </a:stretch>
+                  </pic:blipFill>
+                  <pic:spPr>
+                    <a:xfrm rot="0">
+                      <a:off x="0" y="0"/>
+                      <a:ext cx="3181831" cy="1644179"/>
+                    </a:xfrm>
+                    <a:prstGeom prst="rect">
+                      <a:avLst/>
+                    </a:prstGeom>
+                  </pic:spPr>
+                </pic:pic>
+              </a:graphicData>
+            </a:graphic>
+          </wp:inline>
+        </w:drawing>
+      </w:r>
+      <w:r>
+        <w:drawing>
+          <wp:inline wp14:editId="19101F65" wp14:anchorId="4DEF4559">
+            <wp:extent cx="3158289" cy="2333625"/>
+            <wp:effectExtent l="0" t="0" r="0" b="0"/>
+            <wp:docPr id="1415416330" name="drawing"/>
+            <wp:cNvGraphicFramePr>
+              <a:graphicFrameLocks noChangeAspect="1"/>
+            </wp:cNvGraphicFramePr>
+            <a:graphic>
+              <a:graphicData xmlns:a="http://schemas.openxmlformats.org/drawingml/2006/main" uri="http://schemas.openxmlformats.org/drawingml/2006/picture">
+                <pic:pic xmlns:pic="http://schemas.openxmlformats.org/drawingml/2006/picture">
+                  <pic:nvPicPr>
+                    <pic:cNvPr id="1415416330" name=""/>
+                    <pic:cNvPicPr/>
+                  </pic:nvPicPr>
+                  <pic:blipFill>
+                    <a:blip xmlns:r="http://schemas.openxmlformats.org/officeDocument/2006/relationships" r:embed="rId2081267016">
+                      <a:extLst>
+                        <a:ext uri="{28A0092B-C50C-407E-A947-70E740481C1C}">
+                          <a14:useLocalDpi xmlns:a14="http://schemas.microsoft.com/office/drawing/2010/main"/>
+                        </a:ext>
+                      </a:extLst>
+                    </a:blip>
+                    <a:stretch>
+                      <a:fillRect/>
+                    </a:stretch>
+                  </pic:blipFill>
+                  <pic:spPr>
+                    <a:xfrm rot="0">
+                      <a:off x="0" y="0"/>
+                      <a:ext cx="3158289" cy="2333625"/>
+                    </a:xfrm>
+                    <a:prstGeom prst="rect">
+                      <a:avLst/>
+                    </a:prstGeom>
+                  </pic:spPr>
+                </pic:pic>
+              </a:graphicData>
+            </a:graphic>
+          </wp:inline>
+        </w:drawing>
+      </w:r>
+      <w:r>
         <w:rPr>
           <w:rFonts w:ascii="Arial" w:hAnsi="Arial" w:eastAsia="Arial" w:cs="Arial"/>
           <w:noProof w:val="0"/>
           <w:sz w:val="18"/>
           <w:szCs w:val="18"/>
-          <w:lang w:val="en-US"/>
-        </w:rPr>
-      </w:pPr>
+          <w:lang w:val="es-ES"/>
+        </w:rPr>
+        <w:t xml:space="preserve"> </w:t>
+      </w:r>
+    </w:p>
+    <w:p>
+      <w:pPr>
+        <w:pStyle w:val="Normal"/>
+        <w:bidi w:val="0"/>
+        <w:spacing w:before="0" w:beforeAutospacing="off" w:after="180" w:afterAutospacing="off" w:line="288" w:lineRule="auto"/>
+        <w:ind w:left="0" w:right="0"/>
+        <w:jc w:val="left"/>
+      </w:pPr>
+      <w:r>
+        <w:drawing>
+          <wp:inline wp14:editId="2B1F15D9" wp14:anchorId="43C9785D">
+            <wp:extent cx="3292373" cy="2352675"/>
+            <wp:effectExtent l="0" t="0" r="0" b="0"/>
+            <wp:docPr id="957751144" name="drawing"/>
+            <wp:cNvGraphicFramePr>
+              <a:graphicFrameLocks noChangeAspect="1"/>
+            </wp:cNvGraphicFramePr>
+            <a:graphic>
+              <a:graphicData xmlns:a="http://schemas.openxmlformats.org/drawingml/2006/main" uri="http://schemas.openxmlformats.org/drawingml/2006/picture">
+                <pic:pic xmlns:pic="http://schemas.openxmlformats.org/drawingml/2006/picture">
+                  <pic:nvPicPr>
+                    <pic:cNvPr id="957751144" name=""/>
+                    <pic:cNvPicPr/>
+                  </pic:nvPicPr>
+                  <pic:blipFill>
+                    <a:blip xmlns:r="http://schemas.openxmlformats.org/officeDocument/2006/relationships" r:embed="rId1445898072">
+                      <a:extLst>
+                        <a:ext uri="{28A0092B-C50C-407E-A947-70E740481C1C}">
+                          <a14:useLocalDpi xmlns:a14="http://schemas.microsoft.com/office/drawing/2010/main"/>
+                        </a:ext>
+                      </a:extLst>
+                    </a:blip>
+                    <a:stretch>
+                      <a:fillRect/>
+                    </a:stretch>
+                  </pic:blipFill>
+                  <pic:spPr>
+                    <a:xfrm rot="0">
+                      <a:off x="0" y="0"/>
+                      <a:ext cx="3292373" cy="2352675"/>
+                    </a:xfrm>
+                    <a:prstGeom prst="rect">
+                      <a:avLst/>
+                    </a:prstGeom>
+                  </pic:spPr>
+                </pic:pic>
+              </a:graphicData>
+            </a:graphic>
+          </wp:inline>
+        </w:drawing>
+      </w:r>
       <w:r>
         <w:rPr>
           <w:rFonts w:ascii="Arial" w:hAnsi="Arial" w:eastAsia="Arial" w:cs="Arial"/>
-          <w:b w:val="1"/>
-          <w:bCs w:val="1"/>
           <w:noProof w:val="0"/>
           <w:sz w:val="18"/>
           <w:szCs w:val="18"/>
-          <w:lang w:val="en-US"/>
-        </w:rPr>
-        <w:t>Eficiencia Operativa e Integración:</w:t>
-      </w:r>
+          <w:lang w:val="es-ES"/>
+        </w:rPr>
+        <w:t xml:space="preserve"> </w:t>
+      </w:r>
+    </w:p>
+    <w:p>
+      <w:pPr>
+        <w:pStyle w:val="Normal"/>
+        <w:bidi w:val="0"/>
+        <w:spacing w:before="0" w:beforeAutospacing="off" w:after="180" w:afterAutospacing="off" w:line="288" w:lineRule="auto"/>
+        <w:ind w:left="0" w:right="0"/>
+        <w:jc w:val="left"/>
+      </w:pPr>
       <w:r>
         <w:rPr>
           <w:rFonts w:ascii="Arial" w:hAnsi="Arial" w:eastAsia="Arial" w:cs="Arial"/>
           <w:noProof w:val="0"/>
           <w:sz w:val="18"/>
           <w:szCs w:val="18"/>
-          <w:lang w:val="en-US"/>
-        </w:rPr>
-        <w:t xml:space="preserve"> Implementar un sistema de gestión que integre las bases de datos contables y operativas para reducir la carga manual de datos en un 80% en los próximos 12 meses.</w:t>
-      </w:r>
+          <w:lang w:val="es-ES"/>
+        </w:rPr>
+        <w:t>Enlace Insta</w:t>
+      </w:r>
+      <w:r>
+        <w:rPr>
+          <w:rFonts w:ascii="Arial" w:hAnsi="Arial" w:eastAsia="Arial" w:cs="Arial"/>
+          <w:noProof w:val="0"/>
+          <w:sz w:val="18"/>
+          <w:szCs w:val="18"/>
+          <w:lang w:val="es-ES"/>
+        </w:rPr>
+        <w:t xml:space="preserve">gram: </w:t>
+      </w:r>
+      <w:hyperlink r:id="Re4bc79c1497f43f1">
+        <w:r>
+          <w:rPr>
+            <w:rStyle w:val="Hyperlink"/>
+            <w:noProof w:val="0"/>
+            <w:lang w:val="es-ES"/>
+          </w:rPr>
+          <w:t>https://www.instagram.com/saucescardales/</w:t>
+        </w:r>
+      </w:hyperlink>
+    </w:p>
+    <w:p>
+      <w:pPr>
+        <w:pStyle w:val="Normal"/>
+        <w:bidi w:val="0"/>
+        <w:spacing w:before="0" w:beforeAutospacing="off" w:after="180" w:afterAutospacing="off" w:line="288" w:lineRule="auto"/>
+        <w:ind w:left="0" w:right="0"/>
+        <w:jc w:val="left"/>
+        <w:rPr>
+          <w:noProof w:val="0"/>
+          <w:lang w:val="es-ES"/>
+        </w:rPr>
+      </w:pPr>
+    </w:p>
+    <w:p>
+      <w:pPr>
+        <w:pStyle w:val="Normal"/>
+        <w:bidi w:val="0"/>
+        <w:spacing w:before="0" w:beforeAutospacing="off" w:after="180" w:afterAutospacing="off" w:line="288" w:lineRule="auto"/>
+        <w:ind w:left="0" w:right="0"/>
+        <w:jc w:val="left"/>
+        <w:rPr>
+          <w:noProof w:val="0"/>
+          <w:lang w:val="es-ES"/>
+        </w:rPr>
+      </w:pPr>
+    </w:p>
+    <w:p>
+      <w:pPr>
+        <w:pStyle w:val="Normal"/>
+        <w:bidi w:val="0"/>
+        <w:spacing w:before="0" w:beforeAutospacing="off" w:after="180" w:afterAutospacing="off" w:line="288" w:lineRule="auto"/>
+        <w:ind w:left="0" w:right="0"/>
+        <w:jc w:val="left"/>
+        <w:rPr>
+          <w:noProof w:val="0"/>
+          <w:lang w:val="es-ES"/>
+        </w:rPr>
+      </w:pPr>
+    </w:p>
+    <w:p>
+      <w:pPr>
+        <w:pStyle w:val="Normal"/>
+        <w:bidi w:val="0"/>
+        <w:spacing w:before="0" w:beforeAutospacing="off" w:after="180" w:afterAutospacing="off" w:line="288" w:lineRule="auto"/>
+        <w:ind w:left="0" w:right="0"/>
+        <w:jc w:val="left"/>
+        <w:rPr>
+          <w:noProof w:val="0"/>
+          <w:lang w:val="es-ES"/>
+        </w:rPr>
+      </w:pPr>
+    </w:p>
+    <w:p>
+      <w:pPr>
+        <w:pStyle w:val="Normal"/>
+        <w:bidi w:val="0"/>
+        <w:spacing w:before="0" w:beforeAutospacing="off" w:after="180" w:afterAutospacing="off" w:line="288" w:lineRule="auto"/>
+        <w:ind w:left="0" w:right="0"/>
+        <w:jc w:val="left"/>
+        <w:rPr>
+          <w:noProof w:val="0"/>
+          <w:lang w:val="es-ES"/>
+        </w:rPr>
+      </w:pPr>
     </w:p>
     <w:p>
       <w:pPr>
         <w:pStyle w:val="ListParagraph"/>
         <w:numPr>
           <w:ilvl w:val="0"/>
-          <w:numId w:val="12"/>
+          <w:numId w:val="14"/>
         </w:numPr>
-        <w:spacing w:before="240" w:beforeAutospacing="off" w:after="240" w:afterAutospacing="off"/>
+        <w:suppressLineNumbers w:val="0"/>
+        <w:bidi w:val="0"/>
+        <w:spacing w:before="0" w:beforeAutospacing="off" w:after="180" w:afterAutospacing="off" w:line="288" w:lineRule="auto"/>
+        <w:ind w:left="720" w:right="0" w:hanging="360"/>
+        <w:jc w:val="left"/>
+        <w:rPr>
+          <w:noProof w:val="0"/>
+          <w:lang w:val="es-ES"/>
+        </w:rPr>
+      </w:pPr>
+      <w:r>
+        <w:rPr>
+          <w:noProof w:val="0"/>
+          <w:lang w:val="es-ES"/>
+        </w:rPr>
+        <w:t xml:space="preserve">Chacras de la Reserva: </w:t>
+      </w:r>
+      <w:r>
+        <w:rPr>
+          <w:noProof w:val="0"/>
+          <w:lang w:val="es-ES"/>
+        </w:rPr>
+        <w:t>Barrio cerrado que cuenta con un espacio de 72 has.</w:t>
+      </w:r>
+      <w:r>
+        <w:rPr>
+          <w:noProof w:val="0"/>
+          <w:lang w:val="es-ES"/>
+        </w:rPr>
+        <w:t xml:space="preserve"> </w:t>
+      </w:r>
+      <w:r>
+        <w:rPr>
+          <w:noProof w:val="0"/>
+          <w:lang w:val="es-ES"/>
+        </w:rPr>
+        <w:t xml:space="preserve">Distribuidas en </w:t>
+      </w:r>
+      <w:r>
+        <w:rPr>
+          <w:noProof w:val="0"/>
+          <w:lang w:val="es-ES"/>
+        </w:rPr>
+        <w:t>198 lotes, que van desde los 1.400 m2 a los 2000 m2</w:t>
+      </w:r>
+      <w:r>
+        <w:rPr>
+          <w:noProof w:val="0"/>
+          <w:lang w:val="es-ES"/>
+        </w:rPr>
+        <w:t xml:space="preserve">. El barrio cuenta con servicios como: Club House, </w:t>
+      </w:r>
+      <w:r>
+        <w:rPr>
+          <w:noProof w:val="0"/>
+          <w:lang w:val="es-ES"/>
+        </w:rPr>
+        <w:t>s</w:t>
+      </w:r>
+      <w:r>
+        <w:rPr>
+          <w:noProof w:val="0"/>
+          <w:lang w:val="es-ES"/>
+        </w:rPr>
+        <w:t xml:space="preserve">eguridad 24 </w:t>
+      </w:r>
+      <w:r>
+        <w:rPr>
+          <w:noProof w:val="0"/>
+          <w:lang w:val="es-ES"/>
+        </w:rPr>
+        <w:t>hs</w:t>
+      </w:r>
+      <w:r>
+        <w:rPr>
+          <w:noProof w:val="0"/>
+          <w:lang w:val="es-ES"/>
+        </w:rPr>
+        <w:t xml:space="preserve">., </w:t>
+      </w:r>
+      <w:r>
+        <w:rPr>
+          <w:noProof w:val="0"/>
+          <w:lang w:val="es-ES"/>
+        </w:rPr>
+        <w:t xml:space="preserve">red cloacal y planta de tratamiento, </w:t>
+      </w:r>
+      <w:r>
+        <w:rPr>
+          <w:noProof w:val="0"/>
+          <w:lang w:val="es-ES"/>
+        </w:rPr>
+        <w:t>redes de agua subterráneas, pileta y vestuarios, 1 cancha de futbol, 2 canchas de tenis, plaza de</w:t>
+      </w:r>
+      <w:r>
+        <w:rPr>
+          <w:noProof w:val="0"/>
+          <w:lang w:val="es-ES"/>
+        </w:rPr>
+        <w:t xml:space="preserve"> juegos infantiles, senda ecológica y parquización autóctona. Otros atractivos del barrio son su flora y fauna au</w:t>
+      </w:r>
+      <w:r>
+        <w:rPr>
+          <w:noProof w:val="0"/>
+          <w:lang w:val="es-ES"/>
+        </w:rPr>
+        <w:t>tóctona y sus 5 lagos.</w:t>
+      </w:r>
+    </w:p>
+    <w:p>
+      <w:pPr>
+        <w:pStyle w:val="Normal"/>
+        <w:bidi w:val="0"/>
+        <w:spacing w:before="0" w:beforeAutospacing="off" w:after="180" w:afterAutospacing="off" w:line="288" w:lineRule="auto"/>
+        <w:ind w:left="0" w:right="0" w:hanging="0"/>
+        <w:jc w:val="left"/>
         <w:rPr>
           <w:rFonts w:ascii="Arial" w:hAnsi="Arial" w:eastAsia="Arial" w:cs="Arial"/>
           <w:noProof w:val="0"/>
           <w:sz w:val="18"/>
           <w:szCs w:val="18"/>
-          <w:lang w:val="en-US"/>
-        </w:rPr>
+          <w:lang w:val="es-ES"/>
+        </w:rPr>
+      </w:pPr>
+      <w:r>
+        <w:drawing>
+          <wp:inline wp14:editId="42BF595B" wp14:anchorId="3A84288B">
+            <wp:extent cx="2855953" cy="1848528"/>
+            <wp:effectExtent l="0" t="0" r="0" b="0"/>
+            <wp:docPr id="427481575" name="drawing"/>
+            <wp:cNvGraphicFramePr>
+              <a:graphicFrameLocks noChangeAspect="1"/>
+            </wp:cNvGraphicFramePr>
+            <a:graphic>
+              <a:graphicData xmlns:a="http://schemas.openxmlformats.org/drawingml/2006/main" uri="http://schemas.openxmlformats.org/drawingml/2006/picture">
+                <pic:pic xmlns:pic="http://schemas.openxmlformats.org/drawingml/2006/picture">
+                  <pic:nvPicPr>
+                    <pic:cNvPr id="427481575" name="Picture 427481575"/>
+                    <pic:cNvPicPr/>
+                  </pic:nvPicPr>
+                  <pic:blipFill>
+                    <a:blip xmlns:r="http://schemas.openxmlformats.org/officeDocument/2006/relationships" r:embed="rId309752731">
+                      <a:extLst>
+                        <a:ext uri="{28A0092B-C50C-407E-A947-70E740481C1C}">
+                          <a14:useLocalDpi xmlns:a14="http://schemas.microsoft.com/office/drawing/2010/main"/>
+                        </a:ext>
+                      </a:extLst>
+                    </a:blip>
+                    <a:stretch>
+                      <a:fillRect/>
+                    </a:stretch>
+                  </pic:blipFill>
+                  <pic:spPr>
+                    <a:xfrm rot="0">
+                      <a:off x="0" y="0"/>
+                      <a:ext cx="2855953" cy="1848528"/>
+                    </a:xfrm>
+                    <a:prstGeom prst="rect">
+                      <a:avLst/>
+                    </a:prstGeom>
+                  </pic:spPr>
+                </pic:pic>
+              </a:graphicData>
+            </a:graphic>
+          </wp:inline>
+        </w:drawing>
+      </w:r>
+      <w:r>
+        <w:drawing>
+          <wp:inline wp14:editId="337905ED" wp14:anchorId="23E92E8D">
+            <wp:extent cx="2857500" cy="1600200"/>
+            <wp:effectExtent l="0" t="0" r="0" b="0"/>
+            <wp:docPr id="1265263202" name="drawing"/>
+            <wp:cNvGraphicFramePr>
+              <a:graphicFrameLocks noChangeAspect="1"/>
+            </wp:cNvGraphicFramePr>
+            <a:graphic>
+              <a:graphicData xmlns:a="http://schemas.openxmlformats.org/drawingml/2006/main" uri="http://schemas.openxmlformats.org/drawingml/2006/picture">
+                <pic:pic xmlns:pic="http://schemas.openxmlformats.org/drawingml/2006/picture">
+                  <pic:nvPicPr>
+                    <pic:cNvPr id="1265263202" name="Picture 1265263202"/>
+                    <pic:cNvPicPr/>
+                  </pic:nvPicPr>
+                  <pic:blipFill>
+                    <a:blip xmlns:r="http://schemas.openxmlformats.org/officeDocument/2006/relationships" r:embed="rId334760027">
+                      <a:extLst>
+                        <a:ext uri="{28A0092B-C50C-407E-A947-70E740481C1C}">
+                          <a14:useLocalDpi xmlns:a14="http://schemas.microsoft.com/office/drawing/2010/main"/>
+                        </a:ext>
+                      </a:extLst>
+                    </a:blip>
+                    <a:stretch>
+                      <a:fillRect/>
+                    </a:stretch>
+                  </pic:blipFill>
+                  <pic:spPr>
+                    <a:xfrm>
+                      <a:off x="0" y="0"/>
+                      <a:ext cx="2857500" cy="1600200"/>
+                    </a:xfrm>
+                    <a:prstGeom prst="rect">
+                      <a:avLst/>
+                    </a:prstGeom>
+                  </pic:spPr>
+                </pic:pic>
+              </a:graphicData>
+            </a:graphic>
+          </wp:inline>
+        </w:drawing>
+      </w:r>
+      <w:r>
+        <w:drawing>
+          <wp:inline wp14:editId="76D968AA" wp14:anchorId="2D3C012D">
+            <wp:extent cx="2611146" cy="1959446"/>
+            <wp:effectExtent l="0" t="0" r="0" b="0"/>
+            <wp:docPr id="422797802" name="drawing"/>
+            <wp:cNvGraphicFramePr>
+              <a:graphicFrameLocks noChangeAspect="1"/>
+            </wp:cNvGraphicFramePr>
+            <a:graphic>
+              <a:graphicData xmlns:a="http://schemas.openxmlformats.org/drawingml/2006/main" uri="http://schemas.openxmlformats.org/drawingml/2006/picture">
+                <pic:pic xmlns:pic="http://schemas.openxmlformats.org/drawingml/2006/picture">
+                  <pic:nvPicPr>
+                    <pic:cNvPr id="422797802" name=""/>
+                    <pic:cNvPicPr/>
+                  </pic:nvPicPr>
+                  <pic:blipFill>
+                    <a:blip xmlns:r="http://schemas.openxmlformats.org/officeDocument/2006/relationships" r:embed="rId1693304234">
+                      <a:extLst>
+                        <a:ext uri="{28A0092B-C50C-407E-A947-70E740481C1C}">
+                          <a14:useLocalDpi xmlns:a14="http://schemas.microsoft.com/office/drawing/2010/main"/>
+                        </a:ext>
+                      </a:extLst>
+                    </a:blip>
+                    <a:stretch>
+                      <a:fillRect/>
+                    </a:stretch>
+                  </pic:blipFill>
+                  <pic:spPr>
+                    <a:xfrm rot="0">
+                      <a:off x="0" y="0"/>
+                      <a:ext cx="2611146" cy="1959446"/>
+                    </a:xfrm>
+                    <a:prstGeom prst="rect">
+                      <a:avLst/>
+                    </a:prstGeom>
+                  </pic:spPr>
+                </pic:pic>
+              </a:graphicData>
+            </a:graphic>
+          </wp:inline>
+        </w:drawing>
+      </w:r>
+      <w:r>
+        <w:drawing>
+          <wp:inline wp14:editId="0DF96DF6" wp14:anchorId="20BDC16D">
+            <wp:extent cx="2546611" cy="1911016"/>
+            <wp:effectExtent l="0" t="0" r="0" b="0"/>
+            <wp:docPr id="625145860" name="drawing"/>
+            <wp:cNvGraphicFramePr>
+              <a:graphicFrameLocks noChangeAspect="1"/>
+            </wp:cNvGraphicFramePr>
+            <a:graphic>
+              <a:graphicData xmlns:a="http://schemas.openxmlformats.org/drawingml/2006/main" uri="http://schemas.openxmlformats.org/drawingml/2006/picture">
+                <pic:pic xmlns:pic="http://schemas.openxmlformats.org/drawingml/2006/picture">
+                  <pic:nvPicPr>
+                    <pic:cNvPr id="625145860" name=""/>
+                    <pic:cNvPicPr/>
+                  </pic:nvPicPr>
+                  <pic:blipFill>
+                    <a:blip xmlns:r="http://schemas.openxmlformats.org/officeDocument/2006/relationships" r:embed="rId1504072970">
+                      <a:extLst>
+                        <a:ext uri="{28A0092B-C50C-407E-A947-70E740481C1C}">
+                          <a14:useLocalDpi xmlns:a14="http://schemas.microsoft.com/office/drawing/2010/main"/>
+                        </a:ext>
+                      </a:extLst>
+                    </a:blip>
+                    <a:stretch>
+                      <a:fillRect/>
+                    </a:stretch>
+                  </pic:blipFill>
+                  <pic:spPr>
+                    <a:xfrm rot="0">
+                      <a:off x="0" y="0"/>
+                      <a:ext cx="2546611" cy="1911016"/>
+                    </a:xfrm>
+                    <a:prstGeom prst="rect">
+                      <a:avLst/>
+                    </a:prstGeom>
+                  </pic:spPr>
+                </pic:pic>
+              </a:graphicData>
+            </a:graphic>
+          </wp:inline>
+        </w:drawing>
+      </w:r>
+    </w:p>
+    <w:p>
+      <w:pPr>
+        <w:pStyle w:val="Normal"/>
+        <w:bidi w:val="0"/>
+        <w:spacing w:before="0" w:beforeAutospacing="off" w:after="180" w:afterAutospacing="off" w:line="288" w:lineRule="auto"/>
+        <w:ind w:left="0" w:right="0" w:hanging="0"/>
+        <w:jc w:val="left"/>
       </w:pPr>
       <w:r>
         <w:rPr>
           <w:rFonts w:ascii="Arial" w:hAnsi="Arial" w:eastAsia="Arial" w:cs="Arial"/>
-          <w:b w:val="1"/>
-          <w:bCs w:val="1"/>
           <w:noProof w:val="0"/>
           <w:sz w:val="18"/>
           <w:szCs w:val="18"/>
-          <w:lang w:val="en-US"/>
-        </w:rPr>
-        <w:t>Expansión Territorial:</w:t>
-      </w:r>
-      <w:r>
-        <w:rPr>
-          <w:rFonts w:ascii="Arial" w:hAnsi="Arial" w:eastAsia="Arial" w:cs="Arial"/>
-          <w:noProof w:val="0"/>
-          <w:sz w:val="18"/>
-          <w:szCs w:val="18"/>
-          <w:lang w:val="en-US"/>
-        </w:rPr>
-        <w:t xml:space="preserve"> Iniciar al menos un proyecto de desarrollo inmobiliario fuera de la Zona Norte de la provincia de Buenos Aires (nacional o internacional) en un plazo de 5 años. </w:t>
-      </w:r>
+          <w:lang w:val="es-ES"/>
+        </w:rPr>
+        <w:t xml:space="preserve">Enlace a la web: </w:t>
+      </w:r>
+      <w:hyperlink r:id="R2012b368ec84417b">
+        <w:r>
+          <w:rPr>
+            <w:rStyle w:val="Hyperlink"/>
+            <w:noProof w:val="0"/>
+            <w:lang w:val="es-ES"/>
+          </w:rPr>
+          <w:t>https://chacrasdelareserva.com/</w:t>
+        </w:r>
+      </w:hyperlink>
     </w:p>
     <w:p>
       <w:pPr>
-        <w:pStyle w:val="ListParagraph"/>
-        <w:numPr>
-          <w:ilvl w:val="0"/>
-          <w:numId w:val="12"/>
-        </w:numPr>
-        <w:spacing w:before="240" w:beforeAutospacing="off" w:after="240" w:afterAutospacing="off"/>
-        <w:rPr>
-          <w:rFonts w:ascii="Arial" w:hAnsi="Arial" w:eastAsia="Arial" w:cs="Arial"/>
-          <w:noProof w:val="0"/>
-          <w:sz w:val="18"/>
-          <w:szCs w:val="18"/>
-          <w:lang w:val="en-US"/>
-        </w:rPr>
-      </w:pPr>
-      <w:r>
-        <w:rPr>
-          <w:rFonts w:ascii="Arial" w:hAnsi="Arial" w:eastAsia="Arial" w:cs="Arial"/>
-          <w:b w:val="1"/>
-          <w:bCs w:val="1"/>
-          <w:noProof w:val="0"/>
-          <w:sz w:val="18"/>
-          <w:szCs w:val="18"/>
-          <w:lang w:val="en-US"/>
-        </w:rPr>
-        <w:t>Digitalización y Gestión del Conocimiento:</w:t>
-      </w:r>
-      <w:r>
-        <w:rPr>
-          <w:rFonts w:ascii="Arial" w:hAnsi="Arial" w:eastAsia="Arial" w:cs="Arial"/>
-          <w:noProof w:val="0"/>
-          <w:sz w:val="18"/>
-          <w:szCs w:val="18"/>
-          <w:lang w:val="en-US"/>
-        </w:rPr>
-        <w:t xml:space="preserve"> Lograr que el 100% de la documentación de obra y comercial esté centralizada en un repositorio único digital accesible para todo el equipo en un plazo de 6 meses, eliminando la dependencia de registros informales. </w:t>
-      </w:r>
-    </w:p>
-    <w:p>
-      <w:pPr>
-        <w:pStyle w:val="ListParagraph"/>
-        <w:numPr>
-          <w:ilvl w:val="0"/>
-          <w:numId w:val="12"/>
-        </w:numPr>
-        <w:spacing w:before="240" w:beforeAutospacing="off" w:after="240" w:afterAutospacing="off"/>
-        <w:rPr>
-          <w:rFonts w:ascii="Arial" w:hAnsi="Arial" w:eastAsia="Arial" w:cs="Arial"/>
-          <w:noProof w:val="0"/>
-          <w:sz w:val="18"/>
-          <w:szCs w:val="18"/>
-          <w:lang w:val="en-US"/>
-        </w:rPr>
-      </w:pPr>
-      <w:r>
-        <w:rPr>
-          <w:rFonts w:ascii="Arial" w:hAnsi="Arial" w:eastAsia="Arial" w:cs="Arial"/>
-          <w:b w:val="1"/>
-          <w:bCs w:val="1"/>
-          <w:noProof w:val="0"/>
-          <w:sz w:val="18"/>
-          <w:szCs w:val="18"/>
-          <w:lang w:val="en-US"/>
-        </w:rPr>
-        <w:t>Crecimiento</w:t>
-      </w:r>
-      <w:r>
-        <w:rPr>
-          <w:rFonts w:ascii="Arial" w:hAnsi="Arial" w:eastAsia="Arial" w:cs="Arial"/>
-          <w:b w:val="1"/>
-          <w:bCs w:val="1"/>
-          <w:noProof w:val="0"/>
-          <w:sz w:val="18"/>
-          <w:szCs w:val="18"/>
-          <w:lang w:val="en-US"/>
-        </w:rPr>
-        <w:t xml:space="preserve"> de Ventas:</w:t>
-      </w:r>
-      <w:r>
-        <w:rPr>
-          <w:rFonts w:ascii="Arial" w:hAnsi="Arial" w:eastAsia="Arial" w:cs="Arial"/>
-          <w:noProof w:val="0"/>
-          <w:sz w:val="18"/>
-          <w:szCs w:val="18"/>
-          <w:lang w:val="en-US"/>
-        </w:rPr>
-        <w:t xml:space="preserve"> </w:t>
-      </w:r>
-      <w:r>
-        <w:rPr>
-          <w:rFonts w:ascii="Arial" w:hAnsi="Arial" w:eastAsia="Arial" w:cs="Arial"/>
-          <w:noProof w:val="0"/>
-          <w:sz w:val="18"/>
-          <w:szCs w:val="18"/>
-          <w:lang w:val="en-US"/>
-        </w:rPr>
-        <w:t>Incrementar</w:t>
-      </w:r>
-      <w:r>
-        <w:rPr>
-          <w:rFonts w:ascii="Arial" w:hAnsi="Arial" w:eastAsia="Arial" w:cs="Arial"/>
-          <w:noProof w:val="0"/>
-          <w:sz w:val="18"/>
-          <w:szCs w:val="18"/>
-          <w:lang w:val="en-US"/>
-        </w:rPr>
-        <w:t xml:space="preserve"> la </w:t>
-      </w:r>
-      <w:r>
-        <w:rPr>
-          <w:rFonts w:ascii="Arial" w:hAnsi="Arial" w:eastAsia="Arial" w:cs="Arial"/>
-          <w:noProof w:val="0"/>
-          <w:sz w:val="18"/>
-          <w:szCs w:val="18"/>
-          <w:lang w:val="en-US"/>
-        </w:rPr>
-        <w:t>captación</w:t>
-      </w:r>
-      <w:r>
-        <w:rPr>
-          <w:rFonts w:ascii="Arial" w:hAnsi="Arial" w:eastAsia="Arial" w:cs="Arial"/>
-          <w:noProof w:val="0"/>
-          <w:sz w:val="18"/>
-          <w:szCs w:val="18"/>
-          <w:lang w:val="en-US"/>
-        </w:rPr>
-        <w:t xml:space="preserve"> de leads </w:t>
-      </w:r>
-      <w:r>
-        <w:rPr>
-          <w:rFonts w:ascii="Arial" w:hAnsi="Arial" w:eastAsia="Arial" w:cs="Arial"/>
-          <w:noProof w:val="0"/>
-          <w:sz w:val="18"/>
-          <w:szCs w:val="18"/>
-          <w:lang w:val="en-US"/>
-        </w:rPr>
-        <w:t>en</w:t>
-      </w:r>
-      <w:r>
-        <w:rPr>
-          <w:rFonts w:ascii="Arial" w:hAnsi="Arial" w:eastAsia="Arial" w:cs="Arial"/>
-          <w:noProof w:val="0"/>
-          <w:sz w:val="18"/>
-          <w:szCs w:val="18"/>
-          <w:lang w:val="en-US"/>
-        </w:rPr>
-        <w:t xml:space="preserve"> un 30% </w:t>
-      </w:r>
-      <w:r>
-        <w:rPr>
-          <w:rFonts w:ascii="Arial" w:hAnsi="Arial" w:eastAsia="Arial" w:cs="Arial"/>
-          <w:noProof w:val="0"/>
-          <w:sz w:val="18"/>
-          <w:szCs w:val="18"/>
-          <w:lang w:val="en-US"/>
-        </w:rPr>
-        <w:t>anual</w:t>
-      </w:r>
-      <w:r>
-        <w:rPr>
-          <w:rFonts w:ascii="Arial" w:hAnsi="Arial" w:eastAsia="Arial" w:cs="Arial"/>
-          <w:noProof w:val="0"/>
-          <w:sz w:val="18"/>
-          <w:szCs w:val="18"/>
-          <w:lang w:val="en-US"/>
-        </w:rPr>
-        <w:t xml:space="preserve"> </w:t>
-      </w:r>
-      <w:r>
-        <w:rPr>
-          <w:rFonts w:ascii="Arial" w:hAnsi="Arial" w:eastAsia="Arial" w:cs="Arial"/>
-          <w:noProof w:val="0"/>
-          <w:sz w:val="18"/>
-          <w:szCs w:val="18"/>
-          <w:lang w:val="en-US"/>
-        </w:rPr>
-        <w:t>mediante</w:t>
-      </w:r>
-      <w:r>
-        <w:rPr>
-          <w:rFonts w:ascii="Arial" w:hAnsi="Arial" w:eastAsia="Arial" w:cs="Arial"/>
-          <w:noProof w:val="0"/>
-          <w:sz w:val="18"/>
-          <w:szCs w:val="18"/>
-          <w:lang w:val="en-US"/>
-        </w:rPr>
-        <w:t xml:space="preserve"> la </w:t>
-      </w:r>
-      <w:r>
-        <w:rPr>
-          <w:rFonts w:ascii="Arial" w:hAnsi="Arial" w:eastAsia="Arial" w:cs="Arial"/>
-          <w:noProof w:val="0"/>
-          <w:sz w:val="18"/>
-          <w:szCs w:val="18"/>
-          <w:lang w:val="en-US"/>
-        </w:rPr>
-        <w:t>implementación</w:t>
-      </w:r>
-      <w:r>
-        <w:rPr>
-          <w:rFonts w:ascii="Arial" w:hAnsi="Arial" w:eastAsia="Arial" w:cs="Arial"/>
-          <w:noProof w:val="0"/>
-          <w:sz w:val="18"/>
-          <w:szCs w:val="18"/>
-          <w:lang w:val="en-US"/>
-        </w:rPr>
-        <w:t xml:space="preserve"> y </w:t>
-      </w:r>
-      <w:r>
-        <w:rPr>
-          <w:rFonts w:ascii="Arial" w:hAnsi="Arial" w:eastAsia="Arial" w:cs="Arial"/>
-          <w:noProof w:val="0"/>
-          <w:sz w:val="18"/>
-          <w:szCs w:val="18"/>
-          <w:lang w:val="en-US"/>
-        </w:rPr>
-        <w:t>uso</w:t>
-      </w:r>
-      <w:r>
-        <w:rPr>
-          <w:rFonts w:ascii="Arial" w:hAnsi="Arial" w:eastAsia="Arial" w:cs="Arial"/>
-          <w:noProof w:val="0"/>
-          <w:sz w:val="18"/>
-          <w:szCs w:val="18"/>
-          <w:lang w:val="en-US"/>
-        </w:rPr>
-        <w:t xml:space="preserve"> </w:t>
-      </w:r>
-      <w:r>
-        <w:rPr>
-          <w:rFonts w:ascii="Arial" w:hAnsi="Arial" w:eastAsia="Arial" w:cs="Arial"/>
-          <w:noProof w:val="0"/>
-          <w:sz w:val="18"/>
-          <w:szCs w:val="18"/>
-          <w:lang w:val="en-US"/>
-        </w:rPr>
-        <w:t>efectivo</w:t>
-      </w:r>
-      <w:r>
-        <w:rPr>
-          <w:rFonts w:ascii="Arial" w:hAnsi="Arial" w:eastAsia="Arial" w:cs="Arial"/>
-          <w:noProof w:val="0"/>
-          <w:sz w:val="18"/>
-          <w:szCs w:val="18"/>
-          <w:lang w:val="en-US"/>
-        </w:rPr>
-        <w:t xml:space="preserve"> de un </w:t>
-      </w:r>
-      <w:r>
-        <w:rPr>
-          <w:rFonts w:ascii="Arial" w:hAnsi="Arial" w:eastAsia="Arial" w:cs="Arial"/>
-          <w:noProof w:val="0"/>
-          <w:sz w:val="18"/>
-          <w:szCs w:val="18"/>
-          <w:lang w:val="en-US"/>
-        </w:rPr>
-        <w:t>sistema</w:t>
-      </w:r>
-      <w:r>
-        <w:rPr>
-          <w:rFonts w:ascii="Arial" w:hAnsi="Arial" w:eastAsia="Arial" w:cs="Arial"/>
-          <w:noProof w:val="0"/>
-          <w:sz w:val="18"/>
-          <w:szCs w:val="18"/>
-          <w:lang w:val="en-US"/>
-        </w:rPr>
-        <w:t xml:space="preserve"> CRM </w:t>
-      </w:r>
-      <w:r>
-        <w:rPr>
-          <w:rFonts w:ascii="Arial" w:hAnsi="Arial" w:eastAsia="Arial" w:cs="Arial"/>
-          <w:noProof w:val="0"/>
-          <w:sz w:val="18"/>
-          <w:szCs w:val="18"/>
-          <w:lang w:val="en-US"/>
-        </w:rPr>
-        <w:t>centralizado</w:t>
-      </w:r>
-      <w:r>
-        <w:rPr>
-          <w:rFonts w:ascii="Arial" w:hAnsi="Arial" w:eastAsia="Arial" w:cs="Arial"/>
-          <w:noProof w:val="0"/>
-          <w:sz w:val="18"/>
-          <w:szCs w:val="18"/>
-          <w:lang w:val="en-US"/>
-        </w:rPr>
-        <w:t>.</w:t>
-      </w:r>
-    </w:p>
-    <w:p>
-      <w:pPr>
         <w:pStyle w:val="Heading2"/>
         <w:rPr>
           <w:lang w:val="es-AR"/>
@@ -3681,286 +5734,24 @@
         <w:rPr>
           <w:lang w:val="es-AR"/>
         </w:rPr>
-        <w:t>Organigrama</w:t>
-      </w:r>
-    </w:p>
-    <w:p>
-      <w:pPr>
-        <w:pStyle w:val="ListParagraph"/>
-        <w:numPr>
-          <w:ilvl w:val="0"/>
-          <w:numId w:val="10"/>
-        </w:numPr>
-        <w:rPr>
-          <w:lang w:val="en-US"/>
-        </w:rPr>
-      </w:pPr>
-      <w:r>
-        <w:rPr>
-          <w:lang w:val="en-US"/>
-        </w:rPr>
-        <w:t xml:space="preserve">2 </w:t>
-      </w:r>
-      <w:r>
-        <w:rPr>
-          <w:lang w:val="en-US"/>
-        </w:rPr>
-        <w:t>gerentes</w:t>
-      </w:r>
-    </w:p>
-    <w:p>
-      <w:pPr>
-        <w:pStyle w:val="ListParagraph"/>
-        <w:numPr>
-          <w:ilvl w:val="0"/>
-          <w:numId w:val="10"/>
-        </w:numPr>
-        <w:rPr>
-          <w:lang w:val="en-US"/>
-        </w:rPr>
-      </w:pPr>
-      <w:r>
-        <w:rPr>
-          <w:lang w:val="en-US"/>
-        </w:rPr>
-        <w:t xml:space="preserve">3 </w:t>
-      </w:r>
-      <w:r>
-        <w:rPr>
-          <w:lang w:val="en-US"/>
-        </w:rPr>
-        <w:t>administradores</w:t>
-      </w:r>
-    </w:p>
-    <w:p>
-      <w:pPr>
-        <w:pStyle w:val="ListParagraph"/>
-        <w:numPr>
-          <w:ilvl w:val="0"/>
-          <w:numId w:val="10"/>
-        </w:numPr>
-        <w:rPr>
-          <w:lang w:val="en-US"/>
-        </w:rPr>
-      </w:pPr>
-      <w:r>
-        <w:rPr>
-          <w:lang w:val="en-US"/>
-        </w:rPr>
-        <w:t>Equipo de marketing (</w:t>
-      </w:r>
-      <w:r>
-        <w:rPr>
-          <w:lang w:val="en-US"/>
-        </w:rPr>
-        <w:t>subcontratados</w:t>
-      </w:r>
-      <w:r>
-        <w:rPr>
-          <w:lang w:val="en-US"/>
-        </w:rPr>
-        <w:t>)</w:t>
-      </w:r>
-    </w:p>
-    <w:p>
-      <w:pPr>
-        <w:pStyle w:val="ListParagraph"/>
-        <w:numPr>
-          <w:ilvl w:val="0"/>
-          <w:numId w:val="10"/>
-        </w:numPr>
-        <w:rPr>
-          <w:lang w:val="en-US"/>
-        </w:rPr>
-      </w:pPr>
-      <w:r>
-        <w:rPr>
-          <w:lang w:val="en-US"/>
-        </w:rPr>
-        <w:t>Inmobiliarias</w:t>
-      </w:r>
-      <w:r>
-        <w:rPr>
-          <w:lang w:val="en-US"/>
-        </w:rPr>
-        <w:t xml:space="preserve"> (</w:t>
-      </w:r>
-      <w:r>
-        <w:rPr>
-          <w:lang w:val="en-US"/>
-        </w:rPr>
-        <w:t>subcontratados</w:t>
-      </w:r>
-      <w:r>
-        <w:rPr>
-          <w:lang w:val="en-US"/>
-        </w:rPr>
-        <w:t>)</w:t>
-      </w:r>
-    </w:p>
-    <w:p>
-      <w:pPr>
-        <w:pStyle w:val="ListParagraph"/>
-        <w:numPr>
-          <w:ilvl w:val="0"/>
-          <w:numId w:val="10"/>
-        </w:numPr>
-        <w:rPr>
-          <w:lang w:val="en-US"/>
-        </w:rPr>
-      </w:pPr>
-      <w:r>
-        <w:rPr>
-          <w:lang w:val="en-US"/>
-        </w:rPr>
-        <w:t>Arquitectos (</w:t>
-      </w:r>
-      <w:r>
-        <w:rPr>
-          <w:lang w:val="en-US"/>
-        </w:rPr>
-        <w:t>subcontratados</w:t>
-      </w:r>
-      <w:r>
-        <w:rPr>
-          <w:lang w:val="en-US"/>
-        </w:rPr>
-        <w:t>)</w:t>
-      </w:r>
-    </w:p>
-    <w:p>
-      <w:pPr>
-        <w:pStyle w:val="ListParagraph"/>
-        <w:numPr>
-          <w:ilvl w:val="0"/>
-          <w:numId w:val="10"/>
-        </w:numPr>
-        <w:rPr>
-          <w:lang w:val="en-US"/>
-        </w:rPr>
-      </w:pPr>
-      <w:r>
-        <w:rPr>
-          <w:lang w:val="en-US"/>
-        </w:rPr>
-        <w:t>Contratistas</w:t>
-      </w:r>
-      <w:r>
-        <w:rPr>
-          <w:lang w:val="en-US"/>
-        </w:rPr>
-        <w:t xml:space="preserve"> (</w:t>
-      </w:r>
-      <w:r>
-        <w:rPr>
-          <w:lang w:val="en-US"/>
-        </w:rPr>
-        <w:t>subcontratados</w:t>
-      </w:r>
-      <w:r>
-        <w:rPr>
-          <w:lang w:val="en-US"/>
-        </w:rPr>
-        <w:t>)</w:t>
-      </w:r>
-    </w:p>
-    <w:p>
-      <w:pPr>
-        <w:pStyle w:val="ListParagraph"/>
-        <w:numPr>
-          <w:ilvl w:val="0"/>
-          <w:numId w:val="10"/>
-        </w:numPr>
-        <w:rPr>
-          <w:lang w:val="en-US"/>
-        </w:rPr>
-      </w:pPr>
-      <w:r>
-        <w:rPr>
-          <w:lang w:val="en-US"/>
-        </w:rPr>
-        <w:t>Agrimensores</w:t>
-      </w:r>
-      <w:r>
-        <w:rPr>
-          <w:lang w:val="en-US"/>
-        </w:rPr>
-        <w:t xml:space="preserve"> (</w:t>
-      </w:r>
-      <w:r>
-        <w:rPr>
-          <w:lang w:val="en-US"/>
-        </w:rPr>
-        <w:t>subcontratados</w:t>
-      </w:r>
-      <w:r>
-        <w:rPr>
-          <w:lang w:val="en-US"/>
-        </w:rPr>
-        <w:t>)</w:t>
-      </w:r>
-    </w:p>
-    <w:p>
-      <w:pPr>
-        <w:pStyle w:val="ListParagraph"/>
-        <w:numPr>
-          <w:ilvl w:val="0"/>
-          <w:numId w:val="10"/>
-        </w:numPr>
-        <w:rPr>
-          <w:lang w:val="en-US"/>
-        </w:rPr>
-      </w:pPr>
-      <w:r>
-        <w:rPr>
-          <w:lang w:val="en-US"/>
-        </w:rPr>
-        <w:t>Otros</w:t>
-      </w:r>
-      <w:r>
-        <w:rPr>
-          <w:lang w:val="en-US"/>
-        </w:rPr>
-        <w:t xml:space="preserve"> </w:t>
-      </w:r>
-      <w:r>
-        <w:rPr>
-          <w:lang w:val="en-US"/>
-        </w:rPr>
-        <w:t>empleados</w:t>
-      </w:r>
-      <w:r>
-        <w:rPr>
-          <w:lang w:val="en-US"/>
-        </w:rPr>
-        <w:t>.</w:t>
-      </w:r>
-    </w:p>
-    <w:p>
-      <w:pPr>
-        <w:pStyle w:val="Heading2"/>
-        <w:rPr>
-          <w:lang w:val="es-AR"/>
-        </w:rPr>
-      </w:pPr>
-      <w:r>
-        <w:rPr>
-          <w:lang w:val="es-AR"/>
-        </w:rPr>
-        <w:t>Localización</w:t>
-      </w:r>
-    </w:p>
-    <w:p>
-      <w:pPr>
-        <w:pStyle w:val="TipText"/>
-        <w:rPr>
-          <w:rFonts w:ascii="Arial" w:hAnsi="Arial" w:eastAsia="Arial" w:cs="Arial"/>
-          <w:noProof w:val="0"/>
-          <w:sz w:val="18"/>
-          <w:szCs w:val="18"/>
-          <w:lang w:val="es-AR"/>
-        </w:rPr>
-      </w:pPr>
+        <w:t>Clientes y proveedores</w:t>
+      </w:r>
+      <w:commentRangeStart w:id="639607735"/>
+      <w:commentRangeStart w:id="1108689636"/>
+      <w:commentRangeEnd w:id="639607735"/>
+      <w:r>
+        <w:rPr>
+          <w:rStyle w:val="CommentReference"/>
+        </w:rPr>
+        <w:commentReference w:id="639607735"/>
+      </w:r>
+      <w:commentRangeEnd w:id="1108689636"/>
+      <w:r>
+        <w:rPr>
+          <w:rStyle w:val="CommentReference"/>
+        </w:rPr>
+        <w:commentReference w:id="1108689636"/>
+      </w:r>
     </w:p>
     <w:p>
       <w:pPr>
@@ -3970,89 +5761,178 @@
         <w:spacing w:before="0" w:beforeAutospacing="off" w:after="180" w:afterAutospacing="off" w:line="288" w:lineRule="auto"/>
         <w:ind w:left="0" w:right="0"/>
         <w:jc w:val="left"/>
-        <w:rPr>
-          <w:noProof w:val="0"/>
-          <w:lang w:val="es-AR"/>
-        </w:rPr>
-      </w:pPr>
-      <w:r>
-        <w:rPr>
-          <w:noProof w:val="0"/>
-          <w:lang w:val="es-AR"/>
-        </w:rPr>
-        <w:t>Los Cardales, Exaltación de la Cruz, Zona Norte de la provincia de Buenos Aires</w:t>
-      </w:r>
-    </w:p>
-    <w:p>
-      <w:pPr>
-        <w:rPr>
-          <w:lang w:val="es-AR"/>
-        </w:rPr>
-      </w:pPr>
-    </w:p>
-    <w:p>
-      <w:pPr>
-        <w:pStyle w:val="Heading2"/>
-        <w:rPr>
-          <w:lang w:val="es-AR"/>
-        </w:rPr>
-      </w:pPr>
-      <w:r>
-        <w:rPr>
-          <w:lang w:val="es-AR"/>
-        </w:rPr>
-        <w:t>Productos y servicios</w:t>
-      </w:r>
-    </w:p>
-    <w:p>
-      <w:pPr>
-        <w:rPr>
-          <w:lang w:val="en-US"/>
-        </w:rPr>
-      </w:pPr>
-      <w:r>
-        <w:rPr>
-          <w:lang w:val="en-US"/>
-        </w:rPr>
-        <w:t xml:space="preserve">Desarrollos </w:t>
-      </w:r>
-      <w:r>
-        <w:rPr>
-          <w:lang w:val="en-US"/>
-        </w:rPr>
-        <w:t>inmobiliarios</w:t>
-      </w:r>
-      <w:r>
-        <w:rPr>
-          <w:lang w:val="en-US"/>
-        </w:rPr>
-        <w:t xml:space="preserve"> </w:t>
-      </w:r>
-      <w:r>
-        <w:rPr>
-          <w:lang w:val="en-US"/>
-        </w:rPr>
-        <w:t>varios</w:t>
-      </w:r>
-      <w:r>
-        <w:rPr>
-          <w:lang w:val="en-US"/>
-        </w:rPr>
-        <w:t>.</w:t>
-      </w:r>
-    </w:p>
-    <w:p>
-      <w:pPr>
-        <w:pStyle w:val="Heading2"/>
-        <w:rPr>
-          <w:lang w:val="es-AR"/>
-        </w:rPr>
-      </w:pPr>
-      <w:r>
-        <w:rPr>
-          <w:lang w:val="es-AR"/>
-        </w:rPr>
-        <w:t>Clientes y proveedores</w:t>
+      </w:pPr>
+      <w:r>
+        <w:rPr>
+          <w:noProof w:val="0"/>
+          <w:lang w:val="es-AR"/>
+        </w:rPr>
+        <w:t>Proveedo</w:t>
+      </w:r>
+      <w:r>
+        <w:rPr>
+          <w:rFonts w:ascii="Arial" w:hAnsi="Arial" w:eastAsia="Arial" w:cs="Tahoma" w:asciiTheme="minorAscii" w:hAnsiTheme="minorAscii" w:eastAsiaTheme="minorAscii" w:cstheme="minorBidi"/>
+          <w:noProof w:val="0"/>
+          <w:color w:val="000000" w:themeColor="text1" w:themeTint="FF" w:themeShade="FF"/>
+          <w:sz w:val="18"/>
+          <w:szCs w:val="18"/>
+          <w:lang w:val="es-AR" w:eastAsia="ja-JP" w:bidi="ar-SA"/>
+        </w:rPr>
+        <w:t>res</w:t>
+      </w:r>
+      <w:r>
+        <w:rPr>
+          <w:rFonts w:ascii="Arial" w:hAnsi="Arial" w:eastAsia="Arial" w:cs="Tahoma" w:asciiTheme="minorAscii" w:hAnsiTheme="minorAscii" w:eastAsiaTheme="minorAscii" w:cstheme="minorBidi"/>
+          <w:noProof w:val="0"/>
+          <w:color w:val="000000" w:themeColor="text1" w:themeTint="FF" w:themeShade="FF"/>
+          <w:sz w:val="18"/>
+          <w:szCs w:val="18"/>
+          <w:lang w:val="es-AR" w:eastAsia="ja-JP" w:bidi="ar-SA"/>
+        </w:rPr>
+        <w:t xml:space="preserve">: diversos contratistas, </w:t>
+      </w:r>
+      <w:r>
+        <w:rPr>
+          <w:rFonts w:ascii="Arial" w:hAnsi="Arial" w:eastAsia="Arial" w:cs="Tahoma" w:asciiTheme="minorAscii" w:hAnsiTheme="minorAscii" w:eastAsiaTheme="minorAscii" w:cstheme="minorBidi"/>
+          <w:noProof w:val="0"/>
+          <w:color w:val="000000" w:themeColor="text1" w:themeTint="FF" w:themeShade="FF"/>
+          <w:sz w:val="18"/>
+          <w:szCs w:val="18"/>
+          <w:lang w:val="es-AR" w:eastAsia="ja-JP" w:bidi="ar-SA"/>
+        </w:rPr>
+        <w:t>corralones</w:t>
+      </w:r>
+      <w:r>
+        <w:rPr>
+          <w:rFonts w:ascii="Arial" w:hAnsi="Arial" w:eastAsia="Arial" w:cs="Tahoma" w:asciiTheme="minorAscii" w:hAnsiTheme="minorAscii" w:eastAsiaTheme="minorAscii" w:cstheme="minorBidi"/>
+          <w:noProof w:val="0"/>
+          <w:color w:val="000000" w:themeColor="text1" w:themeTint="FF" w:themeShade="FF"/>
+          <w:sz w:val="18"/>
+          <w:szCs w:val="18"/>
+          <w:lang w:val="es-AR" w:eastAsia="ja-JP" w:bidi="ar-SA"/>
+        </w:rPr>
+        <w:t xml:space="preserve"> (generalmente locales)</w:t>
+      </w:r>
+      <w:r>
+        <w:rPr>
+          <w:rFonts w:ascii="Arial" w:hAnsi="Arial" w:eastAsia="Arial" w:cs="Tahoma" w:asciiTheme="minorAscii" w:hAnsiTheme="minorAscii" w:eastAsiaTheme="minorAscii" w:cstheme="minorBidi"/>
+          <w:noProof w:val="0"/>
+          <w:color w:val="000000" w:themeColor="text1" w:themeTint="FF" w:themeShade="FF"/>
+          <w:sz w:val="18"/>
+          <w:szCs w:val="18"/>
+          <w:lang w:val="es-AR" w:eastAsia="ja-JP" w:bidi="ar-SA"/>
+        </w:rPr>
+        <w:t>, agrimens</w:t>
+      </w:r>
+      <w:r>
+        <w:rPr>
+          <w:rFonts w:ascii="Arial" w:hAnsi="Arial" w:eastAsia="Arial" w:cs="Tahoma" w:asciiTheme="minorAscii" w:hAnsiTheme="minorAscii" w:eastAsiaTheme="minorAscii" w:cstheme="minorBidi"/>
+          <w:noProof w:val="0"/>
+          <w:color w:val="000000" w:themeColor="text1" w:themeTint="FF" w:themeShade="FF"/>
+          <w:sz w:val="18"/>
+          <w:szCs w:val="18"/>
+          <w:lang w:val="es-AR" w:eastAsia="ja-JP" w:bidi="ar-SA"/>
+        </w:rPr>
+        <w:t>ores, arquitec</w:t>
+      </w:r>
+      <w:r>
+        <w:rPr>
+          <w:rFonts w:ascii="Arial" w:hAnsi="Arial" w:eastAsia="Arial" w:cs="Tahoma" w:asciiTheme="minorAscii" w:hAnsiTheme="minorAscii" w:eastAsiaTheme="minorAscii" w:cstheme="minorBidi"/>
+          <w:noProof w:val="0"/>
+          <w:color w:val="000000" w:themeColor="text1" w:themeTint="FF" w:themeShade="FF"/>
+          <w:sz w:val="18"/>
+          <w:szCs w:val="18"/>
+          <w:lang w:val="es-AR" w:eastAsia="ja-JP" w:bidi="ar-SA"/>
+        </w:rPr>
+        <w:t>tos</w:t>
+      </w:r>
+      <w:r>
+        <w:rPr>
+          <w:rFonts w:ascii="Arial" w:hAnsi="Arial" w:eastAsia="Arial" w:cs="Tahoma" w:asciiTheme="minorAscii" w:hAnsiTheme="minorAscii" w:eastAsiaTheme="minorAscii" w:cstheme="minorBidi"/>
+          <w:noProof w:val="0"/>
+          <w:color w:val="000000" w:themeColor="text1" w:themeTint="FF" w:themeShade="FF"/>
+          <w:sz w:val="18"/>
+          <w:szCs w:val="18"/>
+          <w:lang w:val="es-AR" w:eastAsia="ja-JP" w:bidi="ar-SA"/>
+        </w:rPr>
+        <w:t xml:space="preserve"> (por ejemplo: https://www.instagram.com/estudiorillo/)</w:t>
+      </w:r>
+      <w:r>
+        <w:rPr>
+          <w:rFonts w:ascii="Arial" w:hAnsi="Arial" w:eastAsia="Arial" w:cs="Tahoma" w:asciiTheme="minorAscii" w:hAnsiTheme="minorAscii" w:eastAsiaTheme="minorAscii" w:cstheme="minorBidi"/>
+          <w:noProof w:val="0"/>
+          <w:color w:val="000000" w:themeColor="text1" w:themeTint="FF" w:themeShade="FF"/>
+          <w:sz w:val="18"/>
+          <w:szCs w:val="18"/>
+          <w:lang w:val="es-AR" w:eastAsia="ja-JP" w:bidi="ar-SA"/>
+        </w:rPr>
+        <w:t>, inmobiliarias</w:t>
+      </w:r>
+      <w:r>
+        <w:rPr>
+          <w:rFonts w:ascii="Arial" w:hAnsi="Arial" w:eastAsia="Arial" w:cs="Tahoma" w:asciiTheme="minorAscii" w:hAnsiTheme="minorAscii" w:eastAsiaTheme="minorAscii" w:cstheme="minorBidi"/>
+          <w:noProof w:val="0"/>
+          <w:color w:val="000000" w:themeColor="text1" w:themeTint="FF" w:themeShade="FF"/>
+          <w:sz w:val="18"/>
+          <w:szCs w:val="18"/>
+          <w:lang w:val="es-AR" w:eastAsia="ja-JP" w:bidi="ar-SA"/>
+        </w:rPr>
+        <w:t xml:space="preserve"> (</w:t>
+      </w:r>
+      <w:r>
+        <w:rPr>
+          <w:rFonts w:ascii="Arial" w:hAnsi="Arial" w:eastAsia="Arial" w:cs="Tahoma" w:asciiTheme="minorAscii" w:hAnsiTheme="minorAscii" w:eastAsiaTheme="minorAscii" w:cstheme="minorBidi"/>
+          <w:noProof w:val="0"/>
+          <w:color w:val="000000" w:themeColor="text1" w:themeTint="FF" w:themeShade="FF"/>
+          <w:sz w:val="18"/>
+          <w:szCs w:val="18"/>
+          <w:lang w:val="es-AR" w:eastAsia="ja-JP" w:bidi="ar-SA"/>
+        </w:rPr>
+        <w:t>Ej</w:t>
+      </w:r>
+      <w:r>
+        <w:rPr>
+          <w:rFonts w:ascii="Arial" w:hAnsi="Arial" w:eastAsia="Arial" w:cs="Tahoma" w:asciiTheme="minorAscii" w:hAnsiTheme="minorAscii" w:eastAsiaTheme="minorAscii" w:cstheme="minorBidi"/>
+          <w:noProof w:val="0"/>
+          <w:color w:val="000000" w:themeColor="text1" w:themeTint="FF" w:themeShade="FF"/>
+          <w:sz w:val="18"/>
+          <w:szCs w:val="18"/>
+          <w:lang w:val="es-AR" w:eastAsia="ja-JP" w:bidi="ar-SA"/>
+        </w:rPr>
+        <w:t xml:space="preserve">: </w:t>
+      </w:r>
+      <w:r>
+        <w:rPr>
+          <w:rFonts w:ascii="Arial" w:hAnsi="Arial" w:eastAsia="Arial" w:cs="Tahoma" w:asciiTheme="minorAscii" w:hAnsiTheme="minorAscii" w:eastAsiaTheme="minorAscii" w:cstheme="minorBidi"/>
+          <w:noProof w:val="0"/>
+          <w:color w:val="000000" w:themeColor="text1" w:themeTint="FF" w:themeShade="FF"/>
+          <w:sz w:val="18"/>
+          <w:szCs w:val="18"/>
+          <w:lang w:val="es-AR" w:eastAsia="ja-JP" w:bidi="ar-SA"/>
+        </w:rPr>
+        <w:t>https://breill.com/</w:t>
+      </w:r>
+      <w:r>
+        <w:rPr>
+          <w:rFonts w:ascii="Arial" w:hAnsi="Arial" w:eastAsia="Arial" w:cs="Tahoma" w:asciiTheme="minorAscii" w:hAnsiTheme="minorAscii" w:eastAsiaTheme="minorAscii" w:cstheme="minorBidi"/>
+          <w:noProof w:val="0"/>
+          <w:color w:val="000000" w:themeColor="text1" w:themeTint="FF" w:themeShade="FF"/>
+          <w:sz w:val="18"/>
+          <w:szCs w:val="18"/>
+          <w:lang w:val="es-AR" w:eastAsia="ja-JP" w:bidi="ar-SA"/>
+        </w:rPr>
+        <w:t>)</w:t>
+      </w:r>
+      <w:r>
+        <w:rPr>
+          <w:rFonts w:ascii="Arial" w:hAnsi="Arial" w:eastAsia="Arial" w:cs="Tahoma" w:asciiTheme="minorAscii" w:hAnsiTheme="minorAscii" w:eastAsiaTheme="minorAscii" w:cstheme="minorBidi"/>
+          <w:noProof w:val="0"/>
+          <w:color w:val="000000" w:themeColor="text1" w:themeTint="FF" w:themeShade="FF"/>
+          <w:sz w:val="18"/>
+          <w:szCs w:val="18"/>
+          <w:lang w:val="es-AR" w:eastAsia="ja-JP" w:bidi="ar-SA"/>
+        </w:rPr>
+        <w:t>, estudios contables, etc.</w:t>
       </w:r>
     </w:p>
     <w:p>
@@ -4063,104 +5943,28 @@
         <w:spacing w:before="0" w:beforeAutospacing="off" w:after="180" w:afterAutospacing="off" w:line="288" w:lineRule="auto"/>
         <w:ind w:left="0" w:right="0"/>
         <w:jc w:val="left"/>
-      </w:pPr>
-      <w:r>
-        <w:rPr>
-          <w:noProof w:val="0"/>
-          <w:lang w:val="es-AR"/>
-        </w:rPr>
-        <w:t>Proveedo</w:t>
-      </w:r>
-      <w:r>
-        <w:rPr>
-          <w:rFonts w:ascii="Arial" w:hAnsi="Arial" w:eastAsia="Arial" w:cs="Tahoma" w:asciiTheme="minorAscii" w:hAnsiTheme="minorAscii" w:eastAsiaTheme="minorAscii" w:cstheme="minorBidi"/>
-          <w:noProof w:val="0"/>
-          <w:color w:val="404040" w:themeColor="text1" w:themeTint="BF" w:themeShade="FF"/>
-          <w:sz w:val="18"/>
-          <w:szCs w:val="18"/>
-          <w:lang w:val="es-AR" w:eastAsia="ja-JP" w:bidi="ar-SA"/>
-        </w:rPr>
-        <w:t>res</w:t>
-      </w:r>
-      <w:r>
-        <w:rPr>
-          <w:rFonts w:ascii="Arial" w:hAnsi="Arial" w:eastAsia="Arial" w:cs="Tahoma" w:asciiTheme="minorAscii" w:hAnsiTheme="minorAscii" w:eastAsiaTheme="minorAscii" w:cstheme="minorBidi"/>
-          <w:noProof w:val="0"/>
-          <w:color w:val="404040" w:themeColor="text1" w:themeTint="BF" w:themeShade="FF"/>
-          <w:sz w:val="18"/>
-          <w:szCs w:val="18"/>
-          <w:lang w:val="es-AR" w:eastAsia="ja-JP" w:bidi="ar-SA"/>
-        </w:rPr>
-        <w:t xml:space="preserve">: diversos contratistas, </w:t>
-      </w:r>
-      <w:r>
-        <w:rPr>
-          <w:rFonts w:ascii="Arial" w:hAnsi="Arial" w:eastAsia="Arial" w:cs="Tahoma" w:asciiTheme="minorAscii" w:hAnsiTheme="minorAscii" w:eastAsiaTheme="minorAscii" w:cstheme="minorBidi"/>
-          <w:noProof w:val="0"/>
-          <w:color w:val="404040" w:themeColor="text1" w:themeTint="BF" w:themeShade="FF"/>
-          <w:sz w:val="18"/>
-          <w:szCs w:val="18"/>
-          <w:lang w:val="es-AR" w:eastAsia="ja-JP" w:bidi="ar-SA"/>
-        </w:rPr>
-        <w:t>corralones</w:t>
-      </w:r>
-      <w:r>
-        <w:rPr>
-          <w:rFonts w:ascii="Arial" w:hAnsi="Arial" w:eastAsia="Arial" w:cs="Tahoma" w:asciiTheme="minorAscii" w:hAnsiTheme="minorAscii" w:eastAsiaTheme="minorAscii" w:cstheme="minorBidi"/>
-          <w:noProof w:val="0"/>
-          <w:color w:val="404040" w:themeColor="text1" w:themeTint="BF" w:themeShade="FF"/>
-          <w:sz w:val="18"/>
-          <w:szCs w:val="18"/>
-          <w:lang w:val="es-AR" w:eastAsia="ja-JP" w:bidi="ar-SA"/>
-        </w:rPr>
-        <w:t>, agrimens</w:t>
-      </w:r>
-      <w:r>
-        <w:rPr>
-          <w:rFonts w:ascii="Arial" w:hAnsi="Arial" w:eastAsia="Arial" w:cs="Tahoma" w:asciiTheme="minorAscii" w:hAnsiTheme="minorAscii" w:eastAsiaTheme="minorAscii" w:cstheme="minorBidi"/>
-          <w:noProof w:val="0"/>
-          <w:color w:val="404040" w:themeColor="text1" w:themeTint="BF" w:themeShade="FF"/>
-          <w:sz w:val="18"/>
-          <w:szCs w:val="18"/>
-          <w:lang w:val="es-AR" w:eastAsia="ja-JP" w:bidi="ar-SA"/>
-        </w:rPr>
-        <w:t>ores, arquitec</w:t>
-      </w:r>
-      <w:r>
-        <w:rPr>
-          <w:rFonts w:ascii="Arial" w:hAnsi="Arial" w:eastAsia="Arial" w:cs="Tahoma" w:asciiTheme="minorAscii" w:hAnsiTheme="minorAscii" w:eastAsiaTheme="minorAscii" w:cstheme="minorBidi"/>
-          <w:noProof w:val="0"/>
-          <w:color w:val="404040" w:themeColor="text1" w:themeTint="BF" w:themeShade="FF"/>
-          <w:sz w:val="18"/>
-          <w:szCs w:val="18"/>
-          <w:lang w:val="es-AR" w:eastAsia="ja-JP" w:bidi="ar-SA"/>
-        </w:rPr>
-        <w:t>tos, inmobiliarias, estudios contables, etc.</w:t>
+        <w:rPr>
+          <w:noProof w:val="0"/>
+          <w:lang w:val="es-AR"/>
+        </w:rPr>
+      </w:pPr>
+      <w:r>
+        <w:rPr>
+          <w:noProof w:val="0"/>
+          <w:lang w:val="es-AR"/>
+        </w:rPr>
+        <w:t>Clientes: personas que busquen vivir en un entorno en contacto con la naturaleza</w:t>
+      </w:r>
+      <w:r>
+        <w:rPr>
+          <w:noProof w:val="0"/>
+          <w:lang w:val="es-AR"/>
+        </w:rPr>
+        <w:t>.</w:t>
       </w:r>
     </w:p>
     <w:p>
       <w:pPr>
-        <w:pStyle w:val="Normal"/>
-        <w:suppressLineNumbers w:val="0"/>
-        <w:bidi w:val="0"/>
-        <w:spacing w:before="0" w:beforeAutospacing="off" w:after="180" w:afterAutospacing="off" w:line="288" w:lineRule="auto"/>
-        <w:ind w:left="0" w:right="0"/>
-        <w:jc w:val="left"/>
-        <w:rPr>
-          <w:noProof w:val="0"/>
-          <w:lang w:val="es-AR"/>
-        </w:rPr>
-      </w:pPr>
-      <w:r>
-        <w:rPr>
-          <w:noProof w:val="0"/>
-          <w:lang w:val="es-AR"/>
-        </w:rPr>
-        <w:t>Clientes: personas que busquen vivir en un entorno en contacto con la naturaleza</w:t>
-      </w:r>
-    </w:p>
-    <w:p>
-      <w:pPr>
         <w:pStyle w:val="Heading2"/>
         <w:rPr>
           <w:lang w:val="es-AR"/>
@@ -4171,21 +5975,586 @@
           <w:lang w:val="es-AR"/>
         </w:rPr>
         <w:t>Problemática actual</w:t>
+      </w:r>
+      <w:commentRangeStart w:id="373630442"/>
+      <w:commentRangeStart w:id="339009425"/>
+      <w:commentRangeEnd w:id="373630442"/>
+      <w:r>
+        <w:rPr>
+          <w:rStyle w:val="CommentReference"/>
+        </w:rPr>
+        <w:commentReference w:id="373630442"/>
+      </w:r>
+      <w:commentRangeEnd w:id="339009425"/>
+      <w:r>
+        <w:rPr>
+          <w:rStyle w:val="CommentReference"/>
+        </w:rPr>
+        <w:commentReference w:id="339009425"/>
       </w:r>
     </w:p>
     <w:p>
       <w:pPr>
         <w:pStyle w:val="Normal"/>
         <w:ind w:left="0"/>
-        <w:rPr>
-          <w:lang w:val="en-US"/>
-        </w:rPr>
-      </w:pPr>
-      <w:r>
-        <w:rPr>
-          <w:lang w:val="en-US"/>
-        </w:rPr>
-        <w:t xml:space="preserve">La </w:t>
+      </w:pPr>
+      <w:r>
+        <w:rPr>
+          <w:lang w:val="en-US"/>
+        </w:rPr>
+        <w:t>Inversora de Capilla S.A. es una empresa familiar en pleno crecimiento, dedicada a desarrollos inmobiliarios en la Zona Norte de Buenos Aires. Su principal conflicto radica en el descalce entre su volumen de operación/estrategia de expansión y el nivel de madurez de sus sistemas y procesos, el cual se sintetiza en los siguientes puntos:</w:t>
+      </w:r>
+    </w:p>
+    <w:p>
+      <w:pPr>
+        <w:pStyle w:val="ListParagraph"/>
+        <w:numPr>
+          <w:ilvl w:val="0"/>
+          <w:numId w:val="15"/>
+        </w:numPr>
+        <w:rPr>
+          <w:lang w:val="en-US"/>
+        </w:rPr>
+      </w:pPr>
+      <w:r>
+        <w:rPr>
+          <w:b w:val="1"/>
+          <w:bCs w:val="1"/>
+          <w:lang w:val="en-US"/>
+        </w:rPr>
+        <w:t>Falta de integración de sistemas</w:t>
+      </w:r>
+      <w:r>
+        <w:rPr>
+          <w:lang w:val="en-US"/>
+        </w:rPr>
+        <w:t>: La empresa no cuenta con sus sistemas contables y bases de datos unificados. La información operativa (ventas, facturación, stock, cobranzas) viaja en silos fragmentados.</w:t>
+      </w:r>
+    </w:p>
+    <w:p>
+      <w:pPr>
+        <w:pStyle w:val="ListParagraph"/>
+        <w:numPr>
+          <w:ilvl w:val="0"/>
+          <w:numId w:val="15"/>
+        </w:numPr>
+        <w:rPr>
+          <w:lang w:val="en-US"/>
+        </w:rPr>
+      </w:pPr>
+      <w:r>
+        <w:rPr>
+          <w:b w:val="1"/>
+          <w:bCs w:val="1"/>
+          <w:lang w:val="en-US"/>
+        </w:rPr>
+        <w:t xml:space="preserve">Alta carga manual y </w:t>
+      </w:r>
+      <w:r>
+        <w:rPr>
+          <w:b w:val="1"/>
+          <w:bCs w:val="1"/>
+          <w:lang w:val="en-US"/>
+        </w:rPr>
+        <w:t>burocracia</w:t>
+      </w:r>
+      <w:r>
+        <w:rPr>
+          <w:b w:val="1"/>
+          <w:bCs w:val="1"/>
+          <w:lang w:val="en-US"/>
+        </w:rPr>
+        <w:t xml:space="preserve"> informal</w:t>
+      </w:r>
+      <w:r>
+        <w:rPr>
+          <w:lang w:val="en-US"/>
+        </w:rPr>
+        <w:t xml:space="preserve">: Gran </w:t>
+      </w:r>
+      <w:r>
+        <w:rPr>
+          <w:lang w:val="en-US"/>
+        </w:rPr>
+        <w:t>parte</w:t>
+      </w:r>
+      <w:r>
+        <w:rPr>
+          <w:lang w:val="en-US"/>
+        </w:rPr>
+        <w:t xml:space="preserve"> de la </w:t>
+      </w:r>
+      <w:r>
+        <w:rPr>
+          <w:lang w:val="en-US"/>
+        </w:rPr>
+        <w:t>registración</w:t>
+      </w:r>
+      <w:r>
+        <w:rPr>
+          <w:lang w:val="en-US"/>
+        </w:rPr>
+        <w:t xml:space="preserve"> de </w:t>
+      </w:r>
+      <w:r>
+        <w:rPr>
+          <w:lang w:val="en-US"/>
+        </w:rPr>
+        <w:t>los</w:t>
+      </w:r>
+      <w:r>
+        <w:rPr>
+          <w:lang w:val="en-US"/>
+        </w:rPr>
+        <w:t xml:space="preserve"> </w:t>
+      </w:r>
+      <w:r>
+        <w:rPr>
+          <w:lang w:val="en-US"/>
+        </w:rPr>
+        <w:t>datos</w:t>
+      </w:r>
+      <w:r>
+        <w:rPr>
+          <w:lang w:val="en-US"/>
+        </w:rPr>
+        <w:t xml:space="preserve"> de </w:t>
+      </w:r>
+      <w:r>
+        <w:rPr>
+          <w:lang w:val="en-US"/>
+        </w:rPr>
+        <w:t>gestión</w:t>
+      </w:r>
+      <w:r>
+        <w:rPr>
+          <w:lang w:val="en-US"/>
+        </w:rPr>
+        <w:t xml:space="preserve"> se </w:t>
+      </w:r>
+      <w:r>
+        <w:rPr>
+          <w:lang w:val="en-US"/>
+        </w:rPr>
+        <w:t>hace</w:t>
+      </w:r>
+      <w:r>
+        <w:rPr>
+          <w:lang w:val="en-US"/>
+        </w:rPr>
+        <w:t xml:space="preserve"> </w:t>
+      </w:r>
+      <w:r>
+        <w:rPr>
+          <w:lang w:val="en-US"/>
+        </w:rPr>
+        <w:t>manualmente</w:t>
+      </w:r>
+      <w:r>
+        <w:rPr>
+          <w:lang w:val="en-US"/>
+        </w:rPr>
+        <w:t xml:space="preserve"> </w:t>
+      </w:r>
+      <w:r>
+        <w:rPr>
+          <w:lang w:val="en-US"/>
+        </w:rPr>
+        <w:t>mediante</w:t>
+      </w:r>
+      <w:r>
+        <w:rPr>
+          <w:lang w:val="en-US"/>
+        </w:rPr>
+        <w:t xml:space="preserve"> </w:t>
+      </w:r>
+      <w:r>
+        <w:rPr>
+          <w:lang w:val="en-US"/>
+        </w:rPr>
+        <w:t>planillas</w:t>
+      </w:r>
+      <w:r>
+        <w:rPr>
+          <w:lang w:val="en-US"/>
+        </w:rPr>
+        <w:t xml:space="preserve"> de Excel, Google Drive o </w:t>
+      </w:r>
+      <w:r>
+        <w:rPr>
+          <w:lang w:val="en-US"/>
+        </w:rPr>
+        <w:t>incluso</w:t>
+      </w:r>
+      <w:r>
+        <w:rPr>
+          <w:lang w:val="en-US"/>
+        </w:rPr>
+        <w:t xml:space="preserve"> </w:t>
+      </w:r>
+      <w:r>
+        <w:rPr>
+          <w:lang w:val="en-US"/>
+        </w:rPr>
+        <w:t>documentos</w:t>
+      </w:r>
+      <w:r>
+        <w:rPr>
+          <w:lang w:val="en-US"/>
+        </w:rPr>
+        <w:t xml:space="preserve"> </w:t>
+      </w:r>
+      <w:r>
+        <w:rPr>
+          <w:lang w:val="en-US"/>
+        </w:rPr>
+        <w:t>físicos</w:t>
+      </w:r>
+      <w:r>
+        <w:rPr>
+          <w:lang w:val="en-US"/>
+        </w:rPr>
+        <w:t xml:space="preserve">. Esto </w:t>
+      </w:r>
+      <w:r>
+        <w:rPr>
+          <w:lang w:val="en-US"/>
+        </w:rPr>
+        <w:t>ralentiza</w:t>
+      </w:r>
+      <w:r>
+        <w:rPr>
+          <w:lang w:val="en-US"/>
+        </w:rPr>
+        <w:t xml:space="preserve"> </w:t>
+      </w:r>
+      <w:r>
+        <w:rPr>
+          <w:lang w:val="en-US"/>
+        </w:rPr>
+        <w:t>los</w:t>
+      </w:r>
+      <w:r>
+        <w:rPr>
+          <w:lang w:val="en-US"/>
+        </w:rPr>
+        <w:t xml:space="preserve"> </w:t>
+      </w:r>
+      <w:r>
+        <w:rPr>
+          <w:lang w:val="en-US"/>
+        </w:rPr>
+        <w:t>procesos</w:t>
+      </w:r>
+      <w:r>
+        <w:rPr>
+          <w:lang w:val="en-US"/>
+        </w:rPr>
+        <w:t xml:space="preserve"> </w:t>
+      </w:r>
+      <w:r>
+        <w:rPr>
+          <w:lang w:val="en-US"/>
+        </w:rPr>
+        <w:t>administrativo-contables</w:t>
+      </w:r>
+      <w:r>
+        <w:rPr>
+          <w:lang w:val="en-US"/>
+        </w:rPr>
+        <w:t xml:space="preserve"> e </w:t>
+      </w:r>
+      <w:r>
+        <w:rPr>
+          <w:lang w:val="en-US"/>
+        </w:rPr>
+        <w:t>incrementa</w:t>
+      </w:r>
+      <w:r>
+        <w:rPr>
+          <w:lang w:val="en-US"/>
+        </w:rPr>
+        <w:t xml:space="preserve"> </w:t>
+      </w:r>
+      <w:r>
+        <w:rPr>
+          <w:lang w:val="en-US"/>
+        </w:rPr>
+        <w:t>el</w:t>
+      </w:r>
+      <w:r>
+        <w:rPr>
+          <w:lang w:val="en-US"/>
+        </w:rPr>
+        <w:t xml:space="preserve"> </w:t>
+      </w:r>
+      <w:r>
+        <w:rPr>
+          <w:lang w:val="en-US"/>
+        </w:rPr>
+        <w:t>riesgo</w:t>
+      </w:r>
+      <w:r>
+        <w:rPr>
+          <w:lang w:val="en-US"/>
+        </w:rPr>
+        <w:t xml:space="preserve"> de </w:t>
+      </w:r>
+      <w:r>
+        <w:rPr>
+          <w:lang w:val="en-US"/>
+        </w:rPr>
+        <w:t>errores</w:t>
+      </w:r>
+      <w:r>
+        <w:rPr>
+          <w:lang w:val="en-US"/>
+        </w:rPr>
+        <w:t xml:space="preserve"> u </w:t>
+      </w:r>
+      <w:r>
+        <w:rPr>
+          <w:lang w:val="en-US"/>
+        </w:rPr>
+        <w:t>omisiones</w:t>
+      </w:r>
+      <w:r>
+        <w:rPr>
+          <w:lang w:val="en-US"/>
+        </w:rPr>
+        <w:t>.</w:t>
+      </w:r>
+    </w:p>
+    <w:p>
+      <w:pPr>
+        <w:pStyle w:val="ListParagraph"/>
+        <w:numPr>
+          <w:ilvl w:val="0"/>
+          <w:numId w:val="15"/>
+        </w:numPr>
+        <w:rPr>
+          <w:lang w:val="en-US"/>
+        </w:rPr>
+      </w:pPr>
+      <w:r>
+        <w:rPr>
+          <w:b w:val="1"/>
+          <w:bCs w:val="1"/>
+          <w:lang w:val="en-US"/>
+        </w:rPr>
+        <w:t>Complejidad del ecosistema subcontratado</w:t>
+      </w:r>
+      <w:r>
+        <w:rPr>
+          <w:lang w:val="en-US"/>
+        </w:rPr>
+        <w:t>: A pesar de tener una estructura interna muy pequeña (pocos empleados directos y 2 gerentes), coordina de manera constante a un ecosistema de entre 40 y 70 personas externas (arquitectos, contratistas, agrimensores, inmobiliarias). Gestionar este flujo de avance de obra y contratos sin una plataforma centralizada vuelve complejas las tareas de control y auditoría.</w:t>
+      </w:r>
+    </w:p>
+    <w:p>
+      <w:pPr>
+        <w:pStyle w:val="ListParagraph"/>
+        <w:numPr>
+          <w:ilvl w:val="0"/>
+          <w:numId w:val="15"/>
+        </w:numPr>
+        <w:rPr>
+          <w:lang w:val="en-US"/>
+        </w:rPr>
+      </w:pPr>
+      <w:r>
+        <w:rPr>
+          <w:b w:val="1"/>
+          <w:bCs w:val="1"/>
+          <w:lang w:val="en-US"/>
+        </w:rPr>
+        <w:t xml:space="preserve">Conocimiento </w:t>
+      </w:r>
+      <w:r>
+        <w:rPr>
+          <w:b w:val="1"/>
+          <w:bCs w:val="1"/>
+          <w:lang w:val="en-US"/>
+        </w:rPr>
+        <w:t>tácito</w:t>
+      </w:r>
+      <w:r>
+        <w:rPr>
+          <w:b w:val="1"/>
+          <w:bCs w:val="1"/>
+          <w:lang w:val="en-US"/>
+        </w:rPr>
+        <w:t xml:space="preserve"> y </w:t>
+      </w:r>
+      <w:r>
+        <w:rPr>
+          <w:b w:val="1"/>
+          <w:bCs w:val="1"/>
+          <w:lang w:val="en-US"/>
+        </w:rPr>
+        <w:t>centralizado</w:t>
+      </w:r>
+      <w:r>
+        <w:rPr>
+          <w:lang w:val="en-US"/>
+        </w:rPr>
+        <w:t xml:space="preserve">: El "saber </w:t>
+      </w:r>
+      <w:r>
+        <w:rPr>
+          <w:lang w:val="en-US"/>
+        </w:rPr>
+        <w:t>hacer</w:t>
+      </w:r>
+      <w:r>
+        <w:rPr>
+          <w:lang w:val="en-US"/>
+        </w:rPr>
+        <w:t xml:space="preserve">" y las </w:t>
+      </w:r>
+      <w:r>
+        <w:rPr>
+          <w:lang w:val="en-US"/>
+        </w:rPr>
+        <w:t>decisiones</w:t>
+      </w:r>
+      <w:r>
+        <w:rPr>
+          <w:lang w:val="en-US"/>
+        </w:rPr>
+        <w:t xml:space="preserve"> </w:t>
+      </w:r>
+      <w:r>
+        <w:rPr>
+          <w:lang w:val="en-US"/>
+        </w:rPr>
+        <w:t>cotidianas</w:t>
+      </w:r>
+      <w:r>
+        <w:rPr>
+          <w:lang w:val="en-US"/>
+        </w:rPr>
+        <w:t xml:space="preserve"> </w:t>
+      </w:r>
+      <w:r>
+        <w:rPr>
+          <w:lang w:val="en-US"/>
+        </w:rPr>
+        <w:t>dependen</w:t>
+      </w:r>
+      <w:r>
+        <w:rPr>
+          <w:lang w:val="en-US"/>
+        </w:rPr>
+        <w:t xml:space="preserve"> </w:t>
+      </w:r>
+      <w:r>
+        <w:rPr>
+          <w:lang w:val="en-US"/>
+        </w:rPr>
+        <w:t>críticamente</w:t>
+      </w:r>
+      <w:r>
+        <w:rPr>
+          <w:lang w:val="en-US"/>
+        </w:rPr>
+        <w:t xml:space="preserve"> de personas clave y se </w:t>
+      </w:r>
+      <w:r>
+        <w:rPr>
+          <w:lang w:val="en-US"/>
+        </w:rPr>
+        <w:t>transmiten</w:t>
+      </w:r>
+      <w:r>
+        <w:rPr>
+          <w:lang w:val="en-US"/>
+        </w:rPr>
+        <w:t xml:space="preserve"> de forma informal (</w:t>
+      </w:r>
+      <w:r>
+        <w:rPr>
+          <w:lang w:val="en-US"/>
+        </w:rPr>
+        <w:t>conversaciones</w:t>
+      </w:r>
+      <w:r>
+        <w:rPr>
+          <w:lang w:val="en-US"/>
+        </w:rPr>
+        <w:t xml:space="preserve"> </w:t>
+      </w:r>
+      <w:r>
+        <w:rPr>
+          <w:lang w:val="en-US"/>
+        </w:rPr>
+        <w:t>presenciales</w:t>
+      </w:r>
+      <w:r>
+        <w:rPr>
+          <w:lang w:val="en-US"/>
+        </w:rPr>
+        <w:t xml:space="preserve">, </w:t>
+      </w:r>
+      <w:r>
+        <w:rPr>
+          <w:lang w:val="en-US"/>
+        </w:rPr>
+        <w:t>llamadas</w:t>
+      </w:r>
+      <w:r>
+        <w:rPr>
+          <w:lang w:val="en-US"/>
+        </w:rPr>
+        <w:t xml:space="preserve"> y WhatsApp). Al </w:t>
+      </w:r>
+      <w:r>
+        <w:rPr>
+          <w:lang w:val="en-US"/>
+        </w:rPr>
+        <w:t>carecer</w:t>
+      </w:r>
+      <w:r>
+        <w:rPr>
+          <w:lang w:val="en-US"/>
+        </w:rPr>
+        <w:t xml:space="preserve"> de </w:t>
+      </w:r>
+      <w:r>
+        <w:rPr>
+          <w:lang w:val="en-US"/>
+        </w:rPr>
+        <w:t>procesos</w:t>
+      </w:r>
+      <w:r>
+        <w:rPr>
+          <w:lang w:val="en-US"/>
+        </w:rPr>
+        <w:t xml:space="preserve"> </w:t>
+      </w:r>
+      <w:r>
+        <w:rPr>
+          <w:lang w:val="en-US"/>
+        </w:rPr>
+        <w:t>documentados</w:t>
+      </w:r>
+      <w:r>
+        <w:rPr>
+          <w:lang w:val="en-US"/>
+        </w:rPr>
+        <w:t xml:space="preserve"> o </w:t>
+      </w:r>
+      <w:r>
+        <w:rPr>
+          <w:lang w:val="en-US"/>
+        </w:rPr>
+        <w:t>estandarizados</w:t>
+      </w:r>
+      <w:r>
+        <w:rPr>
+          <w:lang w:val="en-US"/>
+        </w:rPr>
+        <w:t xml:space="preserve">, la </w:t>
       </w:r>
       <w:r>
         <w:rPr>
@@ -4197,25 +6566,25 @@
         <w:rPr>
           <w:lang w:val="en-US"/>
         </w:rPr>
-        <w:t xml:space="preserve"> no </w:t>
-      </w:r>
-      <w:r>
-        <w:rPr>
-          <w:lang w:val="en-US"/>
-        </w:rPr>
-        <w:t>tiene</w:t>
-      </w:r>
-      <w:r>
-        <w:rPr>
-          <w:lang w:val="en-US"/>
-        </w:rPr>
-        <w:t xml:space="preserve"> sus </w:t>
-      </w:r>
-      <w:r>
-        <w:rPr>
-          <w:lang w:val="en-US"/>
-        </w:rPr>
-        <w:t>sistemas</w:t>
+        <w:t xml:space="preserve"> es vulnerable ante la </w:t>
+      </w:r>
+      <w:r>
+        <w:rPr>
+          <w:lang w:val="en-US"/>
+        </w:rPr>
+        <w:t>ausencia</w:t>
+      </w:r>
+      <w:r>
+        <w:rPr>
+          <w:lang w:val="en-US"/>
+        </w:rPr>
+        <w:t xml:space="preserve"> de </w:t>
+      </w:r>
+      <w:r>
+        <w:rPr>
+          <w:lang w:val="en-US"/>
+        </w:rPr>
+        <w:t>estos</w:t>
       </w:r>
       <w:r>
         <w:rPr>
@@ -4227,55 +6596,39 @@
         <w:rPr>
           <w:lang w:val="en-US"/>
         </w:rPr>
-        <w:t>contables</w:t>
-      </w:r>
-      <w:r>
-        <w:rPr>
-          <w:lang w:val="en-US"/>
-        </w:rPr>
-        <w:t xml:space="preserve"> y bases de </w:t>
-      </w:r>
-      <w:r>
-        <w:rPr>
-          <w:lang w:val="en-US"/>
-        </w:rPr>
-        <w:t>datos</w:t>
-      </w:r>
-      <w:r>
-        <w:rPr>
-          <w:lang w:val="en-US"/>
-        </w:rPr>
-        <w:t xml:space="preserve"> </w:t>
-      </w:r>
-      <w:r>
-        <w:rPr>
-          <w:lang w:val="en-US"/>
-        </w:rPr>
-        <w:t>integrados</w:t>
-      </w:r>
-      <w:r>
-        <w:rPr>
-          <w:lang w:val="en-US"/>
-        </w:rPr>
-        <w:t xml:space="preserve">, y </w:t>
-      </w:r>
-      <w:r>
-        <w:rPr>
-          <w:lang w:val="en-US"/>
-        </w:rPr>
-        <w:t xml:space="preserve">la carga de </w:t>
-      </w:r>
-      <w:r>
-        <w:rPr>
-          <w:lang w:val="en-US"/>
-        </w:rPr>
-        <w:t>estos</w:t>
-      </w:r>
-      <w:r>
-        <w:rPr>
-          <w:lang w:val="en-US"/>
-        </w:rPr>
-        <w:t xml:space="preserve"> es manual.</w:t>
+        <w:t>actores</w:t>
+      </w:r>
+      <w:r>
+        <w:rPr>
+          <w:lang w:val="en-US"/>
+        </w:rPr>
+        <w:t xml:space="preserve"> clave.</w:t>
+      </w:r>
+    </w:p>
+    <w:p>
+      <w:pPr>
+        <w:pStyle w:val="ListParagraph"/>
+        <w:numPr>
+          <w:ilvl w:val="0"/>
+          <w:numId w:val="15"/>
+        </w:numPr>
+        <w:rPr>
+          <w:lang w:val="en-US"/>
+        </w:rPr>
+      </w:pPr>
+      <w:r>
+        <w:rPr>
+          <w:b w:val="1"/>
+          <w:bCs w:val="1"/>
+          <w:lang w:val="en-US"/>
+        </w:rPr>
+        <w:t>Freno a los objetivos de expansión:</w:t>
+      </w:r>
+      <w:r>
+        <w:rPr>
+          <w:lang w:val="en-US"/>
+        </w:rPr>
+        <w:t xml:space="preserve"> La falta de una base de información sólida y confiable en tiempo real (como el flujo de caja o el estado real del stock/obras) actúa como un cuello de botella para su visión estratégica a 10 años, la cual aspira a proyectar múltiples desarrollos simultáneos a nivel nacional e internacional.</w:t>
       </w:r>
     </w:p>
     <w:p>
@@ -4864,6 +7217,281 @@
     </w:sectPr>
   </w:body>
 </w:document>
+</file>
+
+<file path=word/comments.xml><?xml version="1.0" encoding="utf-8"?>
+<w:comments xmlns:w14="http://schemas.microsoft.com/office/word/2010/wordml" xmlns:w="http://schemas.openxmlformats.org/wordprocessingml/2006/main">
+  <w:comment xmlns:w="http://schemas.openxmlformats.org/wordprocessingml/2006/main" w:initials="CL" w:author="CORREA MARIA LAURA" w:date="2026-05-14T21:31:51" w:id="119438160">
+    <w:p xmlns:w14="http://schemas.microsoft.com/office/word/2010/wordml" xmlns:w="http://schemas.openxmlformats.org/wordprocessingml/2006/main">
+      <w:pPr>
+        <w:pStyle w:val="CommentText"/>
+      </w:pPr>
+      <w:r>
+        <w:rPr>
+          <w:rStyle w:val="CommentReference"/>
+        </w:rPr>
+        <w:annotationRef/>
+      </w:r>
+      <w:r>
+        <w:t>Completen la info del perfil del cliente y presentacion del caso.</w:t>
+      </w:r>
+    </w:p>
+  </w:comment>
+  <w:comment xmlns:w="http://schemas.openxmlformats.org/wordprocessingml/2006/main" w:initials="CL" w:author="CORREA MARIA LAURA" w:date="2026-05-14T21:35:01" w:id="1190154360">
+    <w:p xmlns:w14="http://schemas.microsoft.com/office/word/2010/wordml" xmlns:w="http://schemas.openxmlformats.org/wordprocessingml/2006/main">
+      <w:pPr>
+        <w:pStyle w:val="CommentText"/>
+      </w:pPr>
+      <w:r>
+        <w:rPr>
+          <w:rStyle w:val="CommentReference"/>
+        </w:rPr>
+        <w:annotationRef/>
+      </w:r>
+      <w:r>
+        <w:t>Realizar el diagrama de la organizacion que muestre responsables, dependencias, etc</w:t>
+      </w:r>
+    </w:p>
+  </w:comment>
+  <w:comment xmlns:w="http://schemas.openxmlformats.org/wordprocessingml/2006/main" w:initials="CL" w:author="CORREA MARIA LAURA" w:date="2026-05-14T21:36:54" w:id="1257269186">
+    <w:p xmlns:w14="http://schemas.microsoft.com/office/word/2010/wordml" xmlns:w="http://schemas.openxmlformats.org/wordprocessingml/2006/main">
+      <w:pPr>
+        <w:pStyle w:val="CommentText"/>
+      </w:pPr>
+      <w:r>
+        <w:rPr>
+          <w:rStyle w:val="CommentReference"/>
+        </w:rPr>
+        <w:annotationRef/>
+      </w:r>
+      <w:r>
+        <w:t>Aqui podrian listar los productos finales como casas, locales, barrios, etc mas si ofrecen servicios concretos por ejemplo de financiacion, etc</w:t>
+      </w:r>
+    </w:p>
+  </w:comment>
+  <w:comment xmlns:w="http://schemas.openxmlformats.org/wordprocessingml/2006/main" w:initials="CL" w:author="CORREA MARIA LAURA" w:date="2026-05-14T21:37:34" w:id="639607735">
+    <w:p xmlns:w14="http://schemas.microsoft.com/office/word/2010/wordml" xmlns:w="http://schemas.openxmlformats.org/wordprocessingml/2006/main">
+      <w:pPr>
+        <w:pStyle w:val="CommentText"/>
+      </w:pPr>
+      <w:r>
+        <w:rPr>
+          <w:rStyle w:val="CommentReference"/>
+        </w:rPr>
+        <w:annotationRef/>
+      </w:r>
+      <w:r>
+        <w:t>Hay clientes o proveedores de publico conocimiento? poodrian agregar algunos para ejemplo.</w:t>
+      </w:r>
+    </w:p>
+  </w:comment>
+  <w:comment xmlns:w="http://schemas.openxmlformats.org/wordprocessingml/2006/main" w:initials="CL" w:author="CORREA MARIA LAURA" w:date="2026-05-14T21:38:36" w:id="373630442">
+    <w:p xmlns:w14="http://schemas.microsoft.com/office/word/2010/wordml" xmlns:w="http://schemas.openxmlformats.org/wordprocessingml/2006/main">
+      <w:pPr>
+        <w:pStyle w:val="CommentText"/>
+      </w:pPr>
+      <w:r>
+        <w:rPr>
+          <w:rStyle w:val="CommentReference"/>
+        </w:rPr>
+        <w:annotationRef/>
+      </w:r>
+      <w:r>
+        <w:t>Conociendo mucho mejor la organizacion a esta altura del cuatrimestre, completen este apartado de problematicas identificadas.</w:t>
+      </w:r>
+    </w:p>
+    <w:p xmlns:w14="http://schemas.microsoft.com/office/word/2010/wordml" xmlns:w="http://schemas.openxmlformats.org/wordprocessingml/2006/main">
+      <w:pPr>
+        <w:pStyle w:val="CommentText"/>
+      </w:pPr>
+    </w:p>
+  </w:comment>
+  <w:comment xmlns:w="http://schemas.openxmlformats.org/wordprocessingml/2006/main" w:initials="CC" w:author="Ciro Fidel Caratozzolo" w:date="2026-05-19T14:12:14" w:id="1851663849">
+    <w:p xmlns:w14="http://schemas.microsoft.com/office/word/2010/wordml" xmlns:w="http://schemas.openxmlformats.org/wordprocessingml/2006/main">
+      <w:pPr>
+        <w:pStyle w:val="CommentText"/>
+      </w:pPr>
+      <w:r>
+        <w:rPr>
+          <w:rStyle w:val="CommentReference"/>
+        </w:rPr>
+        <w:annotationRef/>
+      </w:r>
+      <w:r>
+        <w:t>listo!</w:t>
+      </w:r>
+    </w:p>
+  </w:comment>
+  <w:comment xmlns:w="http://schemas.openxmlformats.org/wordprocessingml/2006/main" w:initials="CC" w:author="Ciro Fidel Caratozzolo" w:date="2026-05-19T14:06:14" w:id="269955522">
+    <w:p xmlns:w14="http://schemas.microsoft.com/office/word/2010/wordml" xmlns:w="http://schemas.openxmlformats.org/wordprocessingml/2006/main">
+      <w:pPr>
+        <w:pStyle w:val="CommentText"/>
+      </w:pPr>
+      <w:r>
+        <w:rPr>
+          <w:rStyle w:val="CommentReference"/>
+        </w:rPr>
+        <w:annotationRef/>
+      </w:r>
+      <w:r>
+        <w:t>Listo!</w:t>
+      </w:r>
+    </w:p>
+  </w:comment>
+  <w:comment xmlns:w="http://schemas.openxmlformats.org/wordprocessingml/2006/main" w:initials="CC" w:author="Ciro Fidel Caratozzolo" w:date="2026-05-19T14:06:06" w:id="1486599728">
+    <w:p xmlns:w14="http://schemas.microsoft.com/office/word/2010/wordml" xmlns:w="http://schemas.openxmlformats.org/wordprocessingml/2006/main">
+      <w:pPr>
+        <w:pStyle w:val="CommentText"/>
+      </w:pPr>
+      <w:r>
+        <w:rPr>
+          <w:rStyle w:val="CommentReference"/>
+        </w:rPr>
+        <w:annotationRef/>
+      </w:r>
+      <w:r>
+        <w:t>Listo!</w:t>
+      </w:r>
+    </w:p>
+  </w:comment>
+  <w:comment xmlns:w="http://schemas.openxmlformats.org/wordprocessingml/2006/main" w:initials="CC" w:author="Ciro Fidel Caratozzolo" w:date="2026-05-19T14:05:49" w:id="1108689636">
+    <w:p xmlns:w14="http://schemas.microsoft.com/office/word/2010/wordml" xmlns:w="http://schemas.openxmlformats.org/wordprocessingml/2006/main">
+      <w:pPr>
+        <w:pStyle w:val="CommentText"/>
+      </w:pPr>
+      <w:r>
+        <w:rPr>
+          <w:rStyle w:val="CommentReference"/>
+        </w:rPr>
+        <w:annotationRef/>
+      </w:r>
+      <w:r>
+        <w:t>Listo!</w:t>
+      </w:r>
+    </w:p>
+  </w:comment>
+  <w:comment xmlns:w="http://schemas.openxmlformats.org/wordprocessingml/2006/main" w:initials="CC" w:author="Ciro Fidel Caratozzolo" w:date="2026-05-19T14:02:59" w:id="339009425">
+    <w:p xmlns:w14="http://schemas.microsoft.com/office/word/2010/wordml" xmlns:w="http://schemas.openxmlformats.org/wordprocessingml/2006/main">
+      <w:pPr>
+        <w:pStyle w:val="CommentText"/>
+      </w:pPr>
+      <w:r>
+        <w:rPr>
+          <w:rStyle w:val="CommentReference"/>
+        </w:rPr>
+        <w:annotationRef/>
+      </w:r>
+      <w:r>
+        <w:t>Listo!</w:t>
+      </w:r>
+    </w:p>
+  </w:comment>
+</w:comments>
+</file>
+
+<file path=word/commentsExtended.xml><?xml version="1.0" encoding="utf-8"?>
+<w15:commentsEx xmlns:mc="http://schemas.openxmlformats.org/markup-compatibility/2006" xmlns:w15="http://schemas.microsoft.com/office/word/2012/wordml" mc:Ignorable="w15">
+  <w15:commentEx w15:done="0" w15:paraId="3E8F2238"/>
+  <w15:commentEx w15:done="0" w15:paraId="31B099E9"/>
+  <w15:commentEx w15:done="0" w15:paraId="56690451"/>
+  <w15:commentEx w15:done="0" w15:paraId="467E4C51"/>
+  <w15:commentEx w15:done="0" w15:paraId="073E8DFB"/>
+  <w15:commentEx w15:done="0" w15:paraId="2CD38B65" w15:paraIdParent="3E8F2238"/>
+  <w15:commentEx w15:done="0" w15:paraId="46DD3936" w15:paraIdParent="31B099E9"/>
+  <w15:commentEx w15:done="0" w15:paraId="355B77DF" w15:paraIdParent="56690451"/>
+  <w15:commentEx w15:done="0" w15:paraId="4857F9E7" w15:paraIdParent="467E4C51"/>
+  <w15:commentEx w15:done="0" w15:paraId="5DCA050A" w15:paraIdParent="073E8DFB"/>
+</w15:commentsEx>
+</file>
+
+<file path=word/commentsExtensible.xml><?xml version="1.0" encoding="utf-8"?>
+<w16cex:commentsExtensible xmlns:w16="http://schemas.microsoft.com/office/word/2018/wordml" xmlns:w16cex="http://schemas.microsoft.com/office/word/2018/wordml/cex" xmlns:mc="http://schemas.openxmlformats.org/markup-compatibility/2006" mc:Ignorable="w16 w16cex">
+  <w16cex:commentExtensible w16cex:durableId="218A8218" w16cex:dateUtc="2026-05-15T00:31:51.189Z">
+    <w16cex:extLst>
+      <w16:ext w16:uri="{CE6994B0-6A32-4C9F-8C6B-6E91EDA988CE}">
+        <cr:reactions xmlns:cr="http://schemas.microsoft.com/office/comments/2020/reactions">
+          <cr:reaction reactionType="1">
+            <cr:reactionInfo dateUtc="2026-06-22T20:11:23.207Z">
+              <cr:user userId="S::84mc33837407@campus.economicas.uba.ar::479c2a0b-106a-4d66-9615-042568217a54" userProvider="AD" userName="CORREA MARIA LAURA"/>
+            </cr:reactionInfo>
+          </cr:reaction>
+        </cr:reactions>
+      </w16:ext>
+    </w16cex:extLst>
+  </w16cex:commentExtensible>
+  <w16cex:commentExtensible w16cex:durableId="531CAFE7" w16cex:dateUtc="2026-05-15T00:35:01.617Z">
+    <w16cex:extLst>
+      <w16:ext w16:uri="{CE6994B0-6A32-4C9F-8C6B-6E91EDA988CE}">
+        <cr:reactions xmlns:cr="http://schemas.microsoft.com/office/comments/2020/reactions">
+          <cr:reaction reactionType="1">
+            <cr:reactionInfo dateUtc="2026-06-22T20:11:19.461Z">
+              <cr:user userId="S::84mc33837407@campus.economicas.uba.ar::479c2a0b-106a-4d66-9615-042568217a54" userProvider="AD" userName="CORREA MARIA LAURA"/>
+            </cr:reactionInfo>
+          </cr:reaction>
+        </cr:reactions>
+      </w16:ext>
+    </w16cex:extLst>
+  </w16cex:commentExtensible>
+  <w16cex:commentExtensible w16cex:durableId="51DD3848" w16cex:dateUtc="2026-05-15T00:36:54.489Z">
+    <w16cex:extLst>
+      <w16:ext w16:uri="{CE6994B0-6A32-4C9F-8C6B-6E91EDA988CE}">
+        <cr:reactions xmlns:cr="http://schemas.microsoft.com/office/comments/2020/reactions">
+          <cr:reaction reactionType="1">
+            <cr:reactionInfo dateUtc="2026-06-22T20:11:14.414Z">
+              <cr:user userId="S::84mc33837407@campus.economicas.uba.ar::479c2a0b-106a-4d66-9615-042568217a54" userProvider="AD" userName="CORREA MARIA LAURA"/>
+            </cr:reactionInfo>
+          </cr:reaction>
+        </cr:reactions>
+      </w16:ext>
+    </w16cex:extLst>
+  </w16cex:commentExtensible>
+  <w16cex:commentExtensible w16cex:durableId="052D4CFC" w16cex:dateUtc="2026-05-15T00:37:34.148Z">
+    <w16cex:extLst>
+      <w16:ext w16:uri="{CE6994B0-6A32-4C9F-8C6B-6E91EDA988CE}">
+        <cr:reactions xmlns:cr="http://schemas.microsoft.com/office/comments/2020/reactions">
+          <cr:reaction reactionType="1">
+            <cr:reactionInfo dateUtc="2026-06-22T20:11:07.827Z">
+              <cr:user userId="S::84mc33837407@campus.economicas.uba.ar::479c2a0b-106a-4d66-9615-042568217a54" userProvider="AD" userName="CORREA MARIA LAURA"/>
+            </cr:reactionInfo>
+          </cr:reaction>
+        </cr:reactions>
+      </w16:ext>
+    </w16cex:extLst>
+  </w16cex:commentExtensible>
+  <w16cex:commentExtensible w16cex:durableId="1E1362A8" w16cex:dateUtc="2026-05-15T00:38:36.005Z"/>
+  <w16cex:commentExtensible w16cex:durableId="6CAE196A" w16cex:dateUtc="2026-05-19T17:12:14.521Z"/>
+  <w16cex:commentExtensible w16cex:durableId="320A890D" w16cex:dateUtc="2026-05-19T17:06:14.728Z"/>
+  <w16cex:commentExtensible w16cex:durableId="7D6333FC" w16cex:dateUtc="2026-05-19T17:06:06.042Z"/>
+  <w16cex:commentExtensible w16cex:durableId="7DC49072" w16cex:dateUtc="2026-05-19T17:05:49.321Z"/>
+  <w16cex:commentExtensible w16cex:durableId="66B65B00" w16cex:dateUtc="2026-05-19T17:02:59.913Z">
+    <w16cex:extLst>
+      <w16:ext w16:uri="{CE6994B0-6A32-4C9F-8C6B-6E91EDA988CE}">
+        <cr:reactions xmlns:cr="http://schemas.microsoft.com/office/comments/2020/reactions">
+          <cr:reaction reactionType="1">
+            <cr:reactionInfo dateUtc="2026-06-22T20:11:02.318Z">
+              <cr:user userId="S::84mc33837407@campus.economicas.uba.ar::479c2a0b-106a-4d66-9615-042568217a54" userProvider="AD" userName="CORREA MARIA LAURA"/>
+            </cr:reactionInfo>
+          </cr:reaction>
+        </cr:reactions>
+      </w16:ext>
+    </w16cex:extLst>
+  </w16cex:commentExtensible>
+</w16cex:commentsExtensible>
+</file>
+
+<file path=word/commentsIds.xml><?xml version="1.0" encoding="utf-8"?>
+<w16cid:commentsIds xmlns:mc="http://schemas.openxmlformats.org/markup-compatibility/2006" xmlns:w16cid="http://schemas.microsoft.com/office/word/2016/wordml/cid" mc:Ignorable="w16cid">
+  <w16cid:commentId w16cid:paraId="3E8F2238" w16cid:durableId="218A8218"/>
+  <w16cid:commentId w16cid:paraId="31B099E9" w16cid:durableId="531CAFE7"/>
+  <w16cid:commentId w16cid:paraId="56690451" w16cid:durableId="51DD3848"/>
+  <w16cid:commentId w16cid:paraId="467E4C51" w16cid:durableId="052D4CFC"/>
+  <w16cid:commentId w16cid:paraId="073E8DFB" w16cid:durableId="1E1362A8"/>
+  <w16cid:commentId w16cid:paraId="2CD38B65" w16cid:durableId="6CAE196A"/>
+  <w16cid:commentId w16cid:paraId="46DD3936" w16cid:durableId="320A890D"/>
+  <w16cid:commentId w16cid:paraId="355B77DF" w16cid:durableId="7D6333FC"/>
+  <w16cid:commentId w16cid:paraId="4857F9E7" w16cid:durableId="7DC49072"/>
+  <w16cid:commentId w16cid:paraId="5DCA050A" w16cid:durableId="66B65B00"/>
+</w16cid:commentsIds>
 </file>
 
 <file path=word/endnotes.xml><?xml version="1.0" encoding="utf-8"?>
@@ -5353,8 +7981,664 @@
 </w:hdr>
 </file>
 
+<file path=word/intelligence2.xml><?xml version="1.0" encoding="utf-8"?>
+<int2:intelligence xmlns:int2="http://schemas.microsoft.com/office/intelligence/2020/intelligence">
+  <int2:observations>
+    <int2:textHash int2:hashCode="7DL+k8mHdX7a5B" int2:id="yOtC4Ysh">
+      <int2:state int2:type="spell" int2:value="Rejected"/>
+    </int2:textHash>
+  </int2:observations>
+  <int2:intelligenceSettings/>
+</int2:intelligence>
+</file>
+
 <file path=word/numbering.xml><?xml version="1.0" encoding="utf-8"?>
 <w:numbering xmlns:wpc="http://schemas.microsoft.com/office/word/2010/wordprocessingCanvas" xmlns:cx="http://schemas.microsoft.com/office/drawing/2014/chartex" xmlns:cx1="http://schemas.microsoft.com/office/drawing/2015/9/8/chartex" xmlns:cx2="http://schemas.microsoft.com/office/drawing/2015/10/21/chartex" xmlns:cx3="http://schemas.microsoft.com/office/drawing/2016/5/9/chartex" xmlns:cx4="http://schemas.microsoft.com/office/drawing/2016/5/10/chartex" xmlns:cx5="http://schemas.microsoft.com/office/drawing/2016/5/11/chartex" xmlns:cx6="http://schemas.microsoft.com/office/drawing/2016/5/12/chartex" xmlns:cx7="http://schemas.microsoft.com/office/drawing/2016/5/13/chartex" xmlns:cx8="http://schemas.microsoft.com/office/drawing/2016/5/14/chartex" xmlns:mc="http://schemas.openxmlformats.org/markup-compatibility/2006" xmlns:aink="http://schemas.microsoft.com/office/drawing/2016/ink" xmlns:am3d="http://schemas.microsoft.com/office/drawing/2017/model3d" xmlns:o="urn:schemas-microsoft-com:office:office" xmlns:oel="http://schemas.microsoft.com/office/2019/extlst" xmlns:r="http://schemas.openxmlformats.org/officeDocument/2006/relationships" xmlns:m="http://schemas.openxmlformats.org/officeDocument/2006/math" xmlns:v="urn:schemas-microsoft-com:vml" xmlns:wp14="http://schemas.microsoft.com/office/word/2010/wordprocessingDrawing" xmlns:wp="http://schemas.openxmlformats.org/drawingml/2006/wordprocessingDrawing" xmlns:w10="urn:schemas-microsoft-com:office:word" xmlns:w="http://schemas.openxmlformats.org/wordprocessingml/2006/main" xmlns:w14="http://schemas.microsoft.com/office/word/2010/wordml" xmlns:w15="http://schemas.microsoft.com/office/word/2012/wordml" xmlns:w16cex="http://schemas.microsoft.com/office/word/2018/wordml/cex" xmlns:w16cid="http://schemas.microsoft.com/office/word/2016/wordml/cid" xmlns:w16="http://schemas.microsoft.com/office/word/2018/wordml" xmlns:w16du="http://schemas.microsoft.com/office/word/2023/wordml/word16du" xmlns:w16sdtdh="http://schemas.microsoft.com/office/word/2020/wordml/sdtdatahash" xmlns:w16se="http://schemas.microsoft.com/office/word/2015/wordml/symex" xmlns:wpg="http://schemas.microsoft.com/office/word/2010/wordprocessingGroup" xmlns:wpi="http://schemas.microsoft.com/office/word/2010/wordprocessingInk" xmlns:wne="http://schemas.microsoft.com/office/word/2006/wordml" xmlns:wps="http://schemas.microsoft.com/office/word/2010/wordprocessingShape" mc:Ignorable="w14 w15 w16se w16cid w16 w16cex w16sdtdh w16du wp14">
+  <w:abstractNum xmlns:w="http://schemas.openxmlformats.org/wordprocessingml/2006/main" w:abstractNumId="16">
+    <w:nsid w:val="77098ec6"/>
+    <w:multiLevelType xmlns:w="http://schemas.openxmlformats.org/wordprocessingml/2006/main" w:val="hybridMultilevel"/>
+    <w:lvl xmlns:w="http://schemas.openxmlformats.org/wordprocessingml/2006/main" w:ilvl="0">
+      <w:start w:val="1"/>
+      <w:numFmt w:val="bullet"/>
+      <w:lvlText w:val=""/>
+      <w:lvlJc w:val="left"/>
+      <w:pPr>
+        <w:ind w:left="720" w:hanging="360"/>
+      </w:pPr>
+      <w:rPr>
+        <w:rFonts w:hint="default" w:ascii="Symbol" w:hAnsi="Symbol"/>
+      </w:rPr>
+    </w:lvl>
+    <w:lvl xmlns:w="http://schemas.openxmlformats.org/wordprocessingml/2006/main" w:ilvl="1">
+      <w:start w:val="1"/>
+      <w:numFmt w:val="bullet"/>
+      <w:lvlText w:val="o"/>
+      <w:lvlJc w:val="left"/>
+      <w:pPr>
+        <w:ind w:left="1440" w:hanging="360"/>
+      </w:pPr>
+      <w:rPr>
+        <w:rFonts w:hint="default" w:ascii="Courier New" w:hAnsi="Courier New"/>
+      </w:rPr>
+    </w:lvl>
+    <w:lvl xmlns:w="http://schemas.openxmlformats.org/wordprocessingml/2006/main" w:ilvl="2">
+      <w:start w:val="1"/>
+      <w:numFmt w:val="bullet"/>
+      <w:lvlText w:val=""/>
+      <w:lvlJc w:val="left"/>
+      <w:pPr>
+        <w:ind w:left="2160" w:hanging="360"/>
+      </w:pPr>
+      <w:rPr>
+        <w:rFonts w:hint="default" w:ascii="Wingdings" w:hAnsi="Wingdings"/>
+      </w:rPr>
+    </w:lvl>
+    <w:lvl xmlns:w="http://schemas.openxmlformats.org/wordprocessingml/2006/main" w:ilvl="3">
+      <w:start w:val="1"/>
+      <w:numFmt w:val="bullet"/>
+      <w:lvlText w:val=""/>
+      <w:lvlJc w:val="left"/>
+      <w:pPr>
+        <w:ind w:left="2880" w:hanging="360"/>
+      </w:pPr>
+      <w:rPr>
+        <w:rFonts w:hint="default" w:ascii="Symbol" w:hAnsi="Symbol"/>
+      </w:rPr>
+    </w:lvl>
+    <w:lvl xmlns:w="http://schemas.openxmlformats.org/wordprocessingml/2006/main" w:ilvl="4">
+      <w:start w:val="1"/>
+      <w:numFmt w:val="bullet"/>
+      <w:lvlText w:val="o"/>
+      <w:lvlJc w:val="left"/>
+      <w:pPr>
+        <w:ind w:left="3600" w:hanging="360"/>
+      </w:pPr>
+      <w:rPr>
+        <w:rFonts w:hint="default" w:ascii="Courier New" w:hAnsi="Courier New"/>
+      </w:rPr>
+    </w:lvl>
+    <w:lvl xmlns:w="http://schemas.openxmlformats.org/wordprocessingml/2006/main" w:ilvl="5">
+      <w:start w:val="1"/>
+      <w:numFmt w:val="bullet"/>
+      <w:lvlText w:val=""/>
+      <w:lvlJc w:val="left"/>
+      <w:pPr>
+        <w:ind w:left="4320" w:hanging="360"/>
+      </w:pPr>
+      <w:rPr>
+        <w:rFonts w:hint="default" w:ascii="Wingdings" w:hAnsi="Wingdings"/>
+      </w:rPr>
+    </w:lvl>
+    <w:lvl xmlns:w="http://schemas.openxmlformats.org/wordprocessingml/2006/main" w:ilvl="6">
+      <w:start w:val="1"/>
+      <w:numFmt w:val="bullet"/>
+      <w:lvlText w:val=""/>
+      <w:lvlJc w:val="left"/>
+      <w:pPr>
+        <w:ind w:left="5040" w:hanging="360"/>
+      </w:pPr>
+      <w:rPr>
+        <w:rFonts w:hint="default" w:ascii="Symbol" w:hAnsi="Symbol"/>
+      </w:rPr>
+    </w:lvl>
+    <w:lvl xmlns:w="http://schemas.openxmlformats.org/wordprocessingml/2006/main" w:ilvl="7">
+      <w:start w:val="1"/>
+      <w:numFmt w:val="bullet"/>
+      <w:lvlText w:val="o"/>
+      <w:lvlJc w:val="left"/>
+      <w:pPr>
+        <w:ind w:left="5760" w:hanging="360"/>
+      </w:pPr>
+      <w:rPr>
+        <w:rFonts w:hint="default" w:ascii="Courier New" w:hAnsi="Courier New"/>
+      </w:rPr>
+    </w:lvl>
+    <w:lvl xmlns:w="http://schemas.openxmlformats.org/wordprocessingml/2006/main" w:ilvl="8">
+      <w:start w:val="1"/>
+      <w:numFmt w:val="bullet"/>
+      <w:lvlText w:val=""/>
+      <w:lvlJc w:val="left"/>
+      <w:pPr>
+        <w:ind w:left="6480" w:hanging="360"/>
+      </w:pPr>
+      <w:rPr>
+        <w:rFonts w:hint="default" w:ascii="Wingdings" w:hAnsi="Wingdings"/>
+      </w:rPr>
+    </w:lvl>
+  </w:abstractNum>
+  <w:abstractNum xmlns:w="http://schemas.openxmlformats.org/wordprocessingml/2006/main" w:abstractNumId="15">
+    <w:nsid w:val="242e4e58"/>
+    <w:multiLevelType xmlns:w="http://schemas.openxmlformats.org/wordprocessingml/2006/main" w:val="hybridMultilevel"/>
+    <w:lvl xmlns:w="http://schemas.openxmlformats.org/wordprocessingml/2006/main" w:ilvl="0">
+      <w:start w:val="1"/>
+      <w:numFmt w:val="bullet"/>
+      <w:lvlText w:val=""/>
+      <w:lvlJc w:val="left"/>
+      <w:pPr>
+        <w:ind w:left="720" w:hanging="360"/>
+      </w:pPr>
+      <w:rPr>
+        <w:rFonts w:hint="default" w:ascii="Symbol" w:hAnsi="Symbol"/>
+      </w:rPr>
+    </w:lvl>
+    <w:lvl xmlns:w="http://schemas.openxmlformats.org/wordprocessingml/2006/main" w:ilvl="1">
+      <w:start w:val="1"/>
+      <w:numFmt w:val="bullet"/>
+      <w:lvlText w:val="o"/>
+      <w:lvlJc w:val="left"/>
+      <w:pPr>
+        <w:ind w:left="1440" w:hanging="360"/>
+      </w:pPr>
+      <w:rPr>
+        <w:rFonts w:hint="default" w:ascii="Courier New" w:hAnsi="Courier New"/>
+      </w:rPr>
+    </w:lvl>
+    <w:lvl xmlns:w="http://schemas.openxmlformats.org/wordprocessingml/2006/main" w:ilvl="2">
+      <w:start w:val="1"/>
+      <w:numFmt w:val="bullet"/>
+      <w:lvlText w:val=""/>
+      <w:lvlJc w:val="left"/>
+      <w:pPr>
+        <w:ind w:left="2160" w:hanging="360"/>
+      </w:pPr>
+      <w:rPr>
+        <w:rFonts w:hint="default" w:ascii="Wingdings" w:hAnsi="Wingdings"/>
+      </w:rPr>
+    </w:lvl>
+    <w:lvl xmlns:w="http://schemas.openxmlformats.org/wordprocessingml/2006/main" w:ilvl="3">
+      <w:start w:val="1"/>
+      <w:numFmt w:val="bullet"/>
+      <w:lvlText w:val=""/>
+      <w:lvlJc w:val="left"/>
+      <w:pPr>
+        <w:ind w:left="2880" w:hanging="360"/>
+      </w:pPr>
+      <w:rPr>
+        <w:rFonts w:hint="default" w:ascii="Symbol" w:hAnsi="Symbol"/>
+      </w:rPr>
+    </w:lvl>
+    <w:lvl xmlns:w="http://schemas.openxmlformats.org/wordprocessingml/2006/main" w:ilvl="4">
+      <w:start w:val="1"/>
+      <w:numFmt w:val="bullet"/>
+      <w:lvlText w:val="o"/>
+      <w:lvlJc w:val="left"/>
+      <w:pPr>
+        <w:ind w:left="3600" w:hanging="360"/>
+      </w:pPr>
+      <w:rPr>
+        <w:rFonts w:hint="default" w:ascii="Courier New" w:hAnsi="Courier New"/>
+      </w:rPr>
+    </w:lvl>
+    <w:lvl xmlns:w="http://schemas.openxmlformats.org/wordprocessingml/2006/main" w:ilvl="5">
+      <w:start w:val="1"/>
+      <w:numFmt w:val="bullet"/>
+      <w:lvlText w:val=""/>
+      <w:lvlJc w:val="left"/>
+      <w:pPr>
+        <w:ind w:left="4320" w:hanging="360"/>
+      </w:pPr>
+      <w:rPr>
+        <w:rFonts w:hint="default" w:ascii="Wingdings" w:hAnsi="Wingdings"/>
+      </w:rPr>
+    </w:lvl>
+    <w:lvl xmlns:w="http://schemas.openxmlformats.org/wordprocessingml/2006/main" w:ilvl="6">
+      <w:start w:val="1"/>
+      <w:numFmt w:val="bullet"/>
+      <w:lvlText w:val=""/>
+      <w:lvlJc w:val="left"/>
+      <w:pPr>
+        <w:ind w:left="5040" w:hanging="360"/>
+      </w:pPr>
+      <w:rPr>
+        <w:rFonts w:hint="default" w:ascii="Symbol" w:hAnsi="Symbol"/>
+      </w:rPr>
+    </w:lvl>
+    <w:lvl xmlns:w="http://schemas.openxmlformats.org/wordprocessingml/2006/main" w:ilvl="7">
+      <w:start w:val="1"/>
+      <w:numFmt w:val="bullet"/>
+      <w:lvlText w:val="o"/>
+      <w:lvlJc w:val="left"/>
+      <w:pPr>
+        <w:ind w:left="5760" w:hanging="360"/>
+      </w:pPr>
+      <w:rPr>
+        <w:rFonts w:hint="default" w:ascii="Courier New" w:hAnsi="Courier New"/>
+      </w:rPr>
+    </w:lvl>
+    <w:lvl xmlns:w="http://schemas.openxmlformats.org/wordprocessingml/2006/main" w:ilvl="8">
+      <w:start w:val="1"/>
+      <w:numFmt w:val="bullet"/>
+      <w:lvlText w:val=""/>
+      <w:lvlJc w:val="left"/>
+      <w:pPr>
+        <w:ind w:left="6480" w:hanging="360"/>
+      </w:pPr>
+      <w:rPr>
+        <w:rFonts w:hint="default" w:ascii="Wingdings" w:hAnsi="Wingdings"/>
+      </w:rPr>
+    </w:lvl>
+  </w:abstractNum>
+  <w:abstractNum xmlns:w="http://schemas.openxmlformats.org/wordprocessingml/2006/main" w:abstractNumId="14">
+    <w:nsid w:val="76f6d1ee"/>
+    <w:multiLevelType xmlns:w="http://schemas.openxmlformats.org/wordprocessingml/2006/main" w:val="hybridMultilevel"/>
+    <w:lvl xmlns:w="http://schemas.openxmlformats.org/wordprocessingml/2006/main" w:ilvl="0">
+      <w:start w:val="1"/>
+      <w:numFmt w:val="bullet"/>
+      <w:lvlText w:val=""/>
+      <w:lvlJc w:val="left"/>
+      <w:pPr>
+        <w:ind w:left="720" w:hanging="360"/>
+      </w:pPr>
+      <w:rPr>
+        <w:rFonts w:hint="default" w:ascii="Symbol" w:hAnsi="Symbol"/>
+      </w:rPr>
+    </w:lvl>
+    <w:lvl xmlns:w="http://schemas.openxmlformats.org/wordprocessingml/2006/main" w:ilvl="1">
+      <w:start w:val="1"/>
+      <w:numFmt w:val="bullet"/>
+      <w:lvlText w:val="o"/>
+      <w:lvlJc w:val="left"/>
+      <w:pPr>
+        <w:ind w:left="1440" w:hanging="360"/>
+      </w:pPr>
+      <w:rPr>
+        <w:rFonts w:hint="default" w:ascii="Courier New" w:hAnsi="Courier New"/>
+      </w:rPr>
+    </w:lvl>
+    <w:lvl xmlns:w="http://schemas.openxmlformats.org/wordprocessingml/2006/main" w:ilvl="2">
+      <w:start w:val="1"/>
+      <w:numFmt w:val="bullet"/>
+      <w:lvlText w:val=""/>
+      <w:lvlJc w:val="left"/>
+      <w:pPr>
+        <w:ind w:left="2160" w:hanging="360"/>
+      </w:pPr>
+      <w:rPr>
+        <w:rFonts w:hint="default" w:ascii="Wingdings" w:hAnsi="Wingdings"/>
+      </w:rPr>
+    </w:lvl>
+    <w:lvl xmlns:w="http://schemas.openxmlformats.org/wordprocessingml/2006/main" w:ilvl="3">
+      <w:start w:val="1"/>
+      <w:numFmt w:val="bullet"/>
+      <w:lvlText w:val=""/>
+      <w:lvlJc w:val="left"/>
+      <w:pPr>
+        <w:ind w:left="2880" w:hanging="360"/>
+      </w:pPr>
+      <w:rPr>
+        <w:rFonts w:hint="default" w:ascii="Symbol" w:hAnsi="Symbol"/>
+      </w:rPr>
+    </w:lvl>
+    <w:lvl xmlns:w="http://schemas.openxmlformats.org/wordprocessingml/2006/main" w:ilvl="4">
+      <w:start w:val="1"/>
+      <w:numFmt w:val="bullet"/>
+      <w:lvlText w:val="o"/>
+      <w:lvlJc w:val="left"/>
+      <w:pPr>
+        <w:ind w:left="3600" w:hanging="360"/>
+      </w:pPr>
+      <w:rPr>
+        <w:rFonts w:hint="default" w:ascii="Courier New" w:hAnsi="Courier New"/>
+      </w:rPr>
+    </w:lvl>
+    <w:lvl xmlns:w="http://schemas.openxmlformats.org/wordprocessingml/2006/main" w:ilvl="5">
+      <w:start w:val="1"/>
+      <w:numFmt w:val="bullet"/>
+      <w:lvlText w:val=""/>
+      <w:lvlJc w:val="left"/>
+      <w:pPr>
+        <w:ind w:left="4320" w:hanging="360"/>
+      </w:pPr>
+      <w:rPr>
+        <w:rFonts w:hint="default" w:ascii="Wingdings" w:hAnsi="Wingdings"/>
+      </w:rPr>
+    </w:lvl>
+    <w:lvl xmlns:w="http://schemas.openxmlformats.org/wordprocessingml/2006/main" w:ilvl="6">
+      <w:start w:val="1"/>
+      <w:numFmt w:val="bullet"/>
+      <w:lvlText w:val=""/>
+      <w:lvlJc w:val="left"/>
+      <w:pPr>
+        <w:ind w:left="5040" w:hanging="360"/>
+      </w:pPr>
+      <w:rPr>
+        <w:rFonts w:hint="default" w:ascii="Symbol" w:hAnsi="Symbol"/>
+      </w:rPr>
+    </w:lvl>
+    <w:lvl xmlns:w="http://schemas.openxmlformats.org/wordprocessingml/2006/main" w:ilvl="7">
+      <w:start w:val="1"/>
+      <w:numFmt w:val="bullet"/>
+      <w:lvlText w:val="o"/>
+      <w:lvlJc w:val="left"/>
+      <w:pPr>
+        <w:ind w:left="5760" w:hanging="360"/>
+      </w:pPr>
+      <w:rPr>
+        <w:rFonts w:hint="default" w:ascii="Courier New" w:hAnsi="Courier New"/>
+      </w:rPr>
+    </w:lvl>
+    <w:lvl xmlns:w="http://schemas.openxmlformats.org/wordprocessingml/2006/main" w:ilvl="8">
+      <w:start w:val="1"/>
+      <w:numFmt w:val="bullet"/>
+      <w:lvlText w:val=""/>
+      <w:lvlJc w:val="left"/>
+      <w:pPr>
+        <w:ind w:left="6480" w:hanging="360"/>
+      </w:pPr>
+      <w:rPr>
+        <w:rFonts w:hint="default" w:ascii="Wingdings" w:hAnsi="Wingdings"/>
+      </w:rPr>
+    </w:lvl>
+  </w:abstractNum>
+  <w:abstractNum xmlns:w="http://schemas.openxmlformats.org/wordprocessingml/2006/main" w:abstractNumId="13">
+    <w:nsid w:val="56ce1ee4"/>
+    <w:multiLevelType xmlns:w="http://schemas.openxmlformats.org/wordprocessingml/2006/main" w:val="hybridMultilevel"/>
+    <w:lvl xmlns:w="http://schemas.openxmlformats.org/wordprocessingml/2006/main" w:ilvl="0">
+      <w:start w:val="1"/>
+      <w:numFmt w:val="upperLetter"/>
+      <w:lvlText w:val="%1)"/>
+      <w:lvlJc w:val="left"/>
+      <w:pPr>
+        <w:ind w:left="720" w:hanging="360"/>
+      </w:pPr>
+    </w:lvl>
+    <w:lvl xmlns:w="http://schemas.openxmlformats.org/wordprocessingml/2006/main" w:ilvl="1">
+      <w:start w:val="1"/>
+      <w:numFmt w:val="lowerLetter"/>
+      <w:lvlText w:val="%2."/>
+      <w:lvlJc w:val="left"/>
+      <w:pPr>
+        <w:ind w:left="1440" w:hanging="360"/>
+      </w:pPr>
+    </w:lvl>
+    <w:lvl xmlns:w="http://schemas.openxmlformats.org/wordprocessingml/2006/main" w:ilvl="2">
+      <w:start w:val="1"/>
+      <w:numFmt w:val="lowerRoman"/>
+      <w:lvlText w:val="%3."/>
+      <w:lvlJc w:val="right"/>
+      <w:pPr>
+        <w:ind w:left="2160" w:hanging="180"/>
+      </w:pPr>
+    </w:lvl>
+    <w:lvl xmlns:w="http://schemas.openxmlformats.org/wordprocessingml/2006/main" w:ilvl="3">
+      <w:start w:val="1"/>
+      <w:numFmt w:val="decimal"/>
+      <w:lvlText w:val="%4."/>
+      <w:lvlJc w:val="left"/>
+      <w:pPr>
+        <w:ind w:left="2880" w:hanging="360"/>
+      </w:pPr>
+    </w:lvl>
+    <w:lvl xmlns:w="http://schemas.openxmlformats.org/wordprocessingml/2006/main" w:ilvl="4">
+      <w:start w:val="1"/>
+      <w:numFmt w:val="lowerLetter"/>
+      <w:lvlText w:val="%5."/>
+      <w:lvlJc w:val="left"/>
+      <w:pPr>
+        <w:ind w:left="3600" w:hanging="360"/>
+      </w:pPr>
+    </w:lvl>
+    <w:lvl xmlns:w="http://schemas.openxmlformats.org/wordprocessingml/2006/main" w:ilvl="5">
+      <w:start w:val="1"/>
+      <w:numFmt w:val="lowerRoman"/>
+      <w:lvlText w:val="%6."/>
+      <w:lvlJc w:val="right"/>
+      <w:pPr>
+        <w:ind w:left="4320" w:hanging="180"/>
+      </w:pPr>
+    </w:lvl>
+    <w:lvl xmlns:w="http://schemas.openxmlformats.org/wordprocessingml/2006/main" w:ilvl="6">
+      <w:start w:val="1"/>
+      <w:numFmt w:val="decimal"/>
+      <w:lvlText w:val="%7."/>
+      <w:lvlJc w:val="left"/>
+      <w:pPr>
+        <w:ind w:left="5040" w:hanging="360"/>
+      </w:pPr>
+    </w:lvl>
+    <w:lvl xmlns:w="http://schemas.openxmlformats.org/wordprocessingml/2006/main" w:ilvl="7">
+      <w:start w:val="1"/>
+      <w:numFmt w:val="lowerLetter"/>
+      <w:lvlText w:val="%8."/>
+      <w:lvlJc w:val="left"/>
+      <w:pPr>
+        <w:ind w:left="5760" w:hanging="360"/>
+      </w:pPr>
+    </w:lvl>
+    <w:lvl xmlns:w="http://schemas.openxmlformats.org/wordprocessingml/2006/main" w:ilvl="8">
+      <w:start w:val="1"/>
+      <w:numFmt w:val="lowerRoman"/>
+      <w:lvlText w:val="%9."/>
+      <w:lvlJc w:val="right"/>
+      <w:pPr>
+        <w:ind w:left="6480" w:hanging="180"/>
+      </w:pPr>
+    </w:lvl>
+  </w:abstractNum>
+  <w:abstractNum xmlns:w="http://schemas.openxmlformats.org/wordprocessingml/2006/main" w:abstractNumId="12">
+    <w:nsid w:val="1673b2ae"/>
+    <w:multiLevelType xmlns:w="http://schemas.openxmlformats.org/wordprocessingml/2006/main" w:val="hybridMultilevel"/>
+    <w:lvl xmlns:w="http://schemas.openxmlformats.org/wordprocessingml/2006/main" w:ilvl="0">
+      <w:start w:val="1"/>
+      <w:numFmt w:val="bullet"/>
+      <w:lvlText w:val="-"/>
+      <w:lvlJc w:val="left"/>
+      <w:pPr>
+        <w:ind w:left="720" w:hanging="360"/>
+      </w:pPr>
+      <w:rPr>
+        <w:rFonts w:hint="default" w:ascii="Aptos" w:hAnsi="Aptos"/>
+      </w:rPr>
+    </w:lvl>
+    <w:lvl xmlns:w="http://schemas.openxmlformats.org/wordprocessingml/2006/main" w:ilvl="1">
+      <w:start w:val="1"/>
+      <w:numFmt w:val="bullet"/>
+      <w:lvlText w:val="o"/>
+      <w:lvlJc w:val="left"/>
+      <w:pPr>
+        <w:ind w:left="1440" w:hanging="360"/>
+      </w:pPr>
+      <w:rPr>
+        <w:rFonts w:hint="default" w:ascii="Courier New" w:hAnsi="Courier New"/>
+      </w:rPr>
+    </w:lvl>
+    <w:lvl xmlns:w="http://schemas.openxmlformats.org/wordprocessingml/2006/main" w:ilvl="2">
+      <w:start w:val="1"/>
+      <w:numFmt w:val="bullet"/>
+      <w:lvlText w:val=""/>
+      <w:lvlJc w:val="left"/>
+      <w:pPr>
+        <w:ind w:left="2160" w:hanging="360"/>
+      </w:pPr>
+      <w:rPr>
+        <w:rFonts w:hint="default" w:ascii="Wingdings" w:hAnsi="Wingdings"/>
+      </w:rPr>
+    </w:lvl>
+    <w:lvl xmlns:w="http://schemas.openxmlformats.org/wordprocessingml/2006/main" w:ilvl="3">
+      <w:start w:val="1"/>
+      <w:numFmt w:val="bullet"/>
+      <w:lvlText w:val=""/>
+      <w:lvlJc w:val="left"/>
+      <w:pPr>
+        <w:ind w:left="2880" w:hanging="360"/>
+      </w:pPr>
+      <w:rPr>
+        <w:rFonts w:hint="default" w:ascii="Symbol" w:hAnsi="Symbol"/>
+      </w:rPr>
+    </w:lvl>
+    <w:lvl xmlns:w="http://schemas.openxmlformats.org/wordprocessingml/2006/main" w:ilvl="4">
+      <w:start w:val="1"/>
+      <w:numFmt w:val="bullet"/>
+      <w:lvlText w:val="o"/>
+      <w:lvlJc w:val="left"/>
+      <w:pPr>
+        <w:ind w:left="3600" w:hanging="360"/>
+      </w:pPr>
+      <w:rPr>
+        <w:rFonts w:hint="default" w:ascii="Courier New" w:hAnsi="Courier New"/>
+      </w:rPr>
+    </w:lvl>
+    <w:lvl xmlns:w="http://schemas.openxmlformats.org/wordprocessingml/2006/main" w:ilvl="5">
+      <w:start w:val="1"/>
+      <w:numFmt w:val="bullet"/>
+      <w:lvlText w:val=""/>
+      <w:lvlJc w:val="left"/>
+      <w:pPr>
+        <w:ind w:left="4320" w:hanging="360"/>
+      </w:pPr>
+      <w:rPr>
+        <w:rFonts w:hint="default" w:ascii="Wingdings" w:hAnsi="Wingdings"/>
+      </w:rPr>
+    </w:lvl>
+    <w:lvl xmlns:w="http://schemas.openxmlformats.org/wordprocessingml/2006/main" w:ilvl="6">
+      <w:start w:val="1"/>
+      <w:numFmt w:val="bullet"/>
+      <w:lvlText w:val=""/>
+      <w:lvlJc w:val="left"/>
+      <w:pPr>
+        <w:ind w:left="5040" w:hanging="360"/>
+      </w:pPr>
+      <w:rPr>
+        <w:rFonts w:hint="default" w:ascii="Symbol" w:hAnsi="Symbol"/>
+      </w:rPr>
+    </w:lvl>
+    <w:lvl xmlns:w="http://schemas.openxmlformats.org/wordprocessingml/2006/main" w:ilvl="7">
+      <w:start w:val="1"/>
+      <w:numFmt w:val="bullet"/>
+      <w:lvlText w:val="o"/>
+      <w:lvlJc w:val="left"/>
+      <w:pPr>
+        <w:ind w:left="5760" w:hanging="360"/>
+      </w:pPr>
+      <w:rPr>
+        <w:rFonts w:hint="default" w:ascii="Courier New" w:hAnsi="Courier New"/>
+      </w:rPr>
+    </w:lvl>
+    <w:lvl xmlns:w="http://schemas.openxmlformats.org/wordprocessingml/2006/main" w:ilvl="8">
+      <w:start w:val="1"/>
+      <w:numFmt w:val="bullet"/>
+      <w:lvlText w:val=""/>
+      <w:lvlJc w:val="left"/>
+      <w:pPr>
+        <w:ind w:left="6480" w:hanging="360"/>
+      </w:pPr>
+      <w:rPr>
+        <w:rFonts w:hint="default" w:ascii="Wingdings" w:hAnsi="Wingdings"/>
+      </w:rPr>
+    </w:lvl>
+  </w:abstractNum>
+  <w:abstractNum xmlns:w="http://schemas.openxmlformats.org/wordprocessingml/2006/main" w:abstractNumId="11">
+    <w:nsid w:val="1a80286c"/>
+    <w:multiLevelType xmlns:w="http://schemas.openxmlformats.org/wordprocessingml/2006/main" w:val="hybridMultilevel"/>
+    <w:lvl xmlns:w="http://schemas.openxmlformats.org/wordprocessingml/2006/main" w:ilvl="0">
+      <w:start w:val="1"/>
+      <w:numFmt w:val="bullet"/>
+      <w:lvlText w:val="-"/>
+      <w:lvlJc w:val="left"/>
+      <w:pPr>
+        <w:ind w:left="720" w:hanging="360"/>
+      </w:pPr>
+      <w:rPr>
+        <w:rFonts w:hint="default" w:ascii="Aptos" w:hAnsi="Aptos"/>
+      </w:rPr>
+    </w:lvl>
+    <w:lvl xmlns:w="http://schemas.openxmlformats.org/wordprocessingml/2006/main" w:ilvl="1">
+      <w:start w:val="1"/>
+      <w:numFmt w:val="bullet"/>
+      <w:lvlText w:val="o"/>
+      <w:lvlJc w:val="left"/>
+      <w:pPr>
+        <w:ind w:left="1440" w:hanging="360"/>
+      </w:pPr>
+      <w:rPr>
+        <w:rFonts w:hint="default" w:ascii="Courier New" w:hAnsi="Courier New"/>
+      </w:rPr>
+    </w:lvl>
+    <w:lvl xmlns:w="http://schemas.openxmlformats.org/wordprocessingml/2006/main" w:ilvl="2">
+      <w:start w:val="1"/>
+      <w:numFmt w:val="bullet"/>
+      <w:lvlText w:val=""/>
+      <w:lvlJc w:val="left"/>
+      <w:pPr>
+        <w:ind w:left="2160" w:hanging="360"/>
+      </w:pPr>
+      <w:rPr>
+        <w:rFonts w:hint="default" w:ascii="Wingdings" w:hAnsi="Wingdings"/>
+      </w:rPr>
+    </w:lvl>
+    <w:lvl xmlns:w="http://schemas.openxmlformats.org/wordprocessingml/2006/main" w:ilvl="3">
+      <w:start w:val="1"/>
+      <w:numFmt w:val="bullet"/>
+      <w:lvlText w:val=""/>
+      <w:lvlJc w:val="left"/>
+      <w:pPr>
+        <w:ind w:left="2880" w:hanging="360"/>
+      </w:pPr>
+      <w:rPr>
+        <w:rFonts w:hint="default" w:ascii="Symbol" w:hAnsi="Symbol"/>
+      </w:rPr>
+    </w:lvl>
+    <w:lvl xmlns:w="http://schemas.openxmlformats.org/wordprocessingml/2006/main" w:ilvl="4">
+      <w:start w:val="1"/>
+      <w:numFmt w:val="bullet"/>
+      <w:lvlText w:val="o"/>
+      <w:lvlJc w:val="left"/>
+      <w:pPr>
+        <w:ind w:left="3600" w:hanging="360"/>
+      </w:pPr>
+      <w:rPr>
+        <w:rFonts w:hint="default" w:ascii="Courier New" w:hAnsi="Courier New"/>
+      </w:rPr>
+    </w:lvl>
+    <w:lvl xmlns:w="http://schemas.openxmlformats.org/wordprocessingml/2006/main" w:ilvl="5">
+      <w:start w:val="1"/>
+      <w:numFmt w:val="bullet"/>
+      <w:lvlText w:val=""/>
+      <w:lvlJc w:val="left"/>
+      <w:pPr>
+        <w:ind w:left="4320" w:hanging="360"/>
+      </w:pPr>
+      <w:rPr>
+        <w:rFonts w:hint="default" w:ascii="Wingdings" w:hAnsi="Wingdings"/>
+      </w:rPr>
+    </w:lvl>
+    <w:lvl xmlns:w="http://schemas.openxmlformats.org/wordprocessingml/2006/main" w:ilvl="6">
+      <w:start w:val="1"/>
+      <w:numFmt w:val="bullet"/>
+      <w:lvlText w:val=""/>
+      <w:lvlJc w:val="left"/>
+      <w:pPr>
+        <w:ind w:left="5040" w:hanging="360"/>
+      </w:pPr>
+      <w:rPr>
+        <w:rFonts w:hint="default" w:ascii="Symbol" w:hAnsi="Symbol"/>
+      </w:rPr>
+    </w:lvl>
+    <w:lvl xmlns:w="http://schemas.openxmlformats.org/wordprocessingml/2006/main" w:ilvl="7">
+      <w:start w:val="1"/>
+      <w:numFmt w:val="bullet"/>
+      <w:lvlText w:val="o"/>
+      <w:lvlJc w:val="left"/>
+      <w:pPr>
+        <w:ind w:left="5760" w:hanging="360"/>
+      </w:pPr>
+      <w:rPr>
+        <w:rFonts w:hint="default" w:ascii="Courier New" w:hAnsi="Courier New"/>
+      </w:rPr>
+    </w:lvl>
+    <w:lvl xmlns:w="http://schemas.openxmlformats.org/wordprocessingml/2006/main" w:ilvl="8">
+      <w:start w:val="1"/>
+      <w:numFmt w:val="bullet"/>
+      <w:lvlText w:val=""/>
+      <w:lvlJc w:val="left"/>
+      <w:pPr>
+        <w:ind w:left="6480" w:hanging="360"/>
+      </w:pPr>
+      <w:rPr>
+        <w:rFonts w:hint="default" w:ascii="Wingdings" w:hAnsi="Wingdings"/>
+      </w:rPr>
+    </w:lvl>
+  </w:abstractNum>
   <w:abstractNum xmlns:w="http://schemas.openxmlformats.org/wordprocessingml/2006/main" w:abstractNumId="10">
     <w:nsid w:val="d94ec19"/>
     <w:multiLevelType xmlns:w="http://schemas.openxmlformats.org/wordprocessingml/2006/main" w:val="hybridMultilevel"/>
@@ -6438,6 +9722,24 @@
       </w:pPr>
     </w:lvl>
   </w:abstractNum>
+  <w:num w:numId="18">
+    <w:abstractNumId w:val="16"/>
+  </w:num>
+  <w:num w:numId="17">
+    <w:abstractNumId w:val="15"/>
+  </w:num>
+  <w:num w:numId="16">
+    <w:abstractNumId w:val="14"/>
+  </w:num>
+  <w:num w:numId="15">
+    <w:abstractNumId w:val="13"/>
+  </w:num>
+  <w:num w:numId="14">
+    <w:abstractNumId w:val="12"/>
+  </w:num>
+  <w:num w:numId="13">
+    <w:abstractNumId w:val="11"/>
+  </w:num>
   <w:num w:numId="12">
     <w:abstractNumId w:val="10"/>
   </w:num>
@@ -6478,6 +9780,20 @@
     <w:abstractNumId w:val="5"/>
   </w:num>
 </w:numbering>
+</file>
+
+<file path=word/people.xml><?xml version="1.0" encoding="utf-8"?>
+<w15:people xmlns:mc="http://schemas.openxmlformats.org/markup-compatibility/2006" xmlns:w15="http://schemas.microsoft.com/office/word/2012/wordml" mc:Ignorable="w15">
+  <w15:person w15:author="CORREA MARIA LAURA">
+    <w15:presenceInfo w15:providerId="AD" w15:userId="S::84mc33837407@campus.economicas.uba.ar::479c2a0b-106a-4d66-9615-042568217a54"/>
+  </w15:person>
+  <w15:person w15:author="Ciro Fidel Caratozzolo">
+    <w15:presenceInfo w15:providerId="AD" w15:userId="S::50ca42818427@campus.economicas.uba.ar::3fc74569-16da-4363-9366-3ba4519995a3"/>
+  </w15:person>
+  <w15:person w15:author="Ciro Fidel Caratozzolo">
+    <w15:presenceInfo w15:providerId="AD" w15:userId="S::50ca42818427@campus.economicas.uba.ar::3fc74569-16da-4363-9366-3ba4519995a3"/>
+  </w15:person>
+</w15:people>
 </file>
 
 <file path=word/styles.xml><?xml version="1.0" encoding="utf-8"?>
